--- a/DRIVE/1. Direção/0. Associativo/Assembleia Geral/word bakcup/RELATORIO_DE_ESTAGIO_SISINT.docx
+++ b/DRIVE/1. Direção/0. Associativo/Assembleia Geral/word bakcup/RELATORIO_DE_ESTAGIO_SISINT.docx
@@ -386,6 +386,12 @@
           <w:rFonts w:ascii="Times New Roman" w:hAnsi="Times New Roman" w:cs="Times New Roman"/>
         </w:rPr>
       </w:pPr>
+      <w:r>
+        <w:rPr>
+          <w:rFonts w:ascii="Times New Roman" w:hAnsi="Times New Roman" w:cs="Times New Roman"/>
+        </w:rPr>
+        <w:t>Unidade Curricular de Projeto/Estágio de Sistemas Elétricos de Energia</w:t>
+      </w:r>
     </w:p>
     <w:p>
       <w:pPr>
@@ -399,7 +405,37 @@
         <w:rPr>
           <w:rFonts w:ascii="Times New Roman" w:hAnsi="Times New Roman" w:cs="Times New Roman"/>
         </w:rPr>
-        <w:t>Unidade Curricular de Projeto/Estágio de Sistemas Elétricos de Energia</w:t>
+        <w:t>Ano letivo 20</w:t>
+      </w:r>
+      <w:r>
+        <w:rPr>
+          <w:rFonts w:ascii="Times New Roman" w:hAnsi="Times New Roman" w:cs="Times New Roman"/>
+        </w:rPr>
+        <w:t>2</w:t>
+      </w:r>
+      <w:r>
+        <w:rPr>
+          <w:rFonts w:ascii="Times New Roman" w:hAnsi="Times New Roman" w:cs="Times New Roman"/>
+        </w:rPr>
+        <w:t>5</w:t>
+      </w:r>
+      <w:r>
+        <w:rPr>
+          <w:rFonts w:ascii="Times New Roman" w:hAnsi="Times New Roman" w:cs="Times New Roman"/>
+        </w:rPr>
+        <w:t>/20</w:t>
+      </w:r>
+      <w:r>
+        <w:rPr>
+          <w:rFonts w:ascii="Times New Roman" w:hAnsi="Times New Roman" w:cs="Times New Roman"/>
+        </w:rPr>
+        <w:t>2</w:t>
+      </w:r>
+      <w:r>
+        <w:rPr>
+          <w:rFonts w:ascii="Times New Roman" w:hAnsi="Times New Roman" w:cs="Times New Roman"/>
+        </w:rPr>
+        <w:t>6</w:t>
       </w:r>
     </w:p>
     <w:p>
@@ -410,48 +446,11 @@
           <w:rFonts w:ascii="Times New Roman" w:hAnsi="Times New Roman" w:cs="Times New Roman"/>
         </w:rPr>
       </w:pPr>
-      <w:r>
-        <w:rPr>
-          <w:rFonts w:ascii="Times New Roman" w:hAnsi="Times New Roman" w:cs="Times New Roman"/>
-        </w:rPr>
-        <w:lastRenderedPageBreak/>
-        <w:t>Ano letivo 20</w:t>
-      </w:r>
-      <w:r>
-        <w:rPr>
-          <w:rFonts w:ascii="Times New Roman" w:hAnsi="Times New Roman" w:cs="Times New Roman"/>
-        </w:rPr>
-        <w:t>2</w:t>
-      </w:r>
-      <w:r>
-        <w:rPr>
-          <w:rFonts w:ascii="Times New Roman" w:hAnsi="Times New Roman" w:cs="Times New Roman"/>
-        </w:rPr>
-        <w:t>5</w:t>
-      </w:r>
-      <w:r>
-        <w:rPr>
-          <w:rFonts w:ascii="Times New Roman" w:hAnsi="Times New Roman" w:cs="Times New Roman"/>
-        </w:rPr>
-        <w:t>/20</w:t>
-      </w:r>
-      <w:r>
-        <w:rPr>
-          <w:rFonts w:ascii="Times New Roman" w:hAnsi="Times New Roman" w:cs="Times New Roman"/>
-        </w:rPr>
-        <w:t>2</w:t>
-      </w:r>
-      <w:r>
-        <w:rPr>
-          <w:rFonts w:ascii="Times New Roman" w:hAnsi="Times New Roman" w:cs="Times New Roman"/>
-        </w:rPr>
-        <w:t>6</w:t>
-      </w:r>
     </w:p>
     <w:p>
       <w:pPr>
         <w:spacing w:line="360" w:lineRule="auto"/>
-        <w:jc w:val="right"/>
+        <w:jc w:val="center"/>
         <w:rPr>
           <w:rFonts w:ascii="Times New Roman" w:hAnsi="Times New Roman" w:cs="Times New Roman"/>
         </w:rPr>
@@ -460,7 +459,7 @@
     <w:p>
       <w:pPr>
         <w:spacing w:line="360" w:lineRule="auto"/>
-        <w:jc w:val="both"/>
+        <w:jc w:val="center"/>
         <w:rPr>
           <w:rFonts w:ascii="Times New Roman" w:hAnsi="Times New Roman" w:cs="Times New Roman"/>
         </w:rPr>
@@ -469,16 +468,7 @@
     <w:p>
       <w:pPr>
         <w:spacing w:line="360" w:lineRule="auto"/>
-        <w:jc w:val="both"/>
-        <w:rPr>
-          <w:rFonts w:ascii="Times New Roman" w:hAnsi="Times New Roman" w:cs="Times New Roman"/>
-        </w:rPr>
-      </w:pPr>
-    </w:p>
-    <w:p>
-      <w:pPr>
-        <w:spacing w:line="360" w:lineRule="auto"/>
-        <w:jc w:val="both"/>
+        <w:jc w:val="center"/>
         <w:rPr>
           <w:rFonts w:ascii="Times New Roman" w:hAnsi="Times New Roman" w:cs="Times New Roman"/>
         </w:rPr>
@@ -823,7 +813,7 @@
     <w:p>
       <w:pPr>
         <w:spacing w:line="360" w:lineRule="auto"/>
-        <w:jc w:val="both"/>
+        <w:jc w:val="center"/>
         <w:rPr>
           <w:rFonts w:ascii="Times New Roman" w:hAnsi="Times New Roman" w:cs="Times New Roman"/>
         </w:rPr>
@@ -855,6 +845,12 @@
           <w:rFonts w:ascii="Times New Roman" w:hAnsi="Times New Roman" w:cs="Times New Roman"/>
         </w:rPr>
       </w:pPr>
+      <w:r>
+        <w:rPr>
+          <w:rFonts w:ascii="Times New Roman" w:hAnsi="Times New Roman" w:cs="Times New Roman"/>
+        </w:rPr>
+        <w:t>Instituto Superior de Engenharia do Porto</w:t>
+      </w:r>
     </w:p>
     <w:p>
       <w:pPr>
@@ -868,7 +864,7 @@
         <w:rPr>
           <w:rFonts w:ascii="Times New Roman" w:hAnsi="Times New Roman" w:cs="Times New Roman"/>
         </w:rPr>
-        <w:t>Instituto Superior de Engenharia do Porto</w:t>
+        <w:t>Departamento de Engenharia Eletrotécnica</w:t>
       </w:r>
     </w:p>
     <w:p>
@@ -877,13 +873,17 @@
         <w:jc w:val="center"/>
         <w:rPr>
           <w:rFonts w:ascii="Times New Roman" w:hAnsi="Times New Roman" w:cs="Times New Roman"/>
-        </w:rPr>
-      </w:pPr>
-      <w:r>
-        <w:rPr>
-          <w:rFonts w:ascii="Times New Roman" w:hAnsi="Times New Roman" w:cs="Times New Roman"/>
-        </w:rPr>
-        <w:t>Departamento de Engenharia Eletrotécnica</w:t>
+          <w:iCs/>
+          <w:lang w:eastAsia="pt-PT"/>
+        </w:rPr>
+      </w:pPr>
+      <w:r>
+        <w:rPr>
+          <w:rFonts w:ascii="Times New Roman" w:hAnsi="Times New Roman" w:cs="Times New Roman"/>
+          <w:iCs/>
+          <w:lang w:eastAsia="pt-PT"/>
+        </w:rPr>
+        <w:t>Projeto/Estágio de Sistemas Elétricos de Energia</w:t>
       </w:r>
     </w:p>
     <w:p>
@@ -892,67 +892,49 @@
         <w:jc w:val="center"/>
         <w:rPr>
           <w:rFonts w:ascii="Times New Roman" w:hAnsi="Times New Roman" w:cs="Times New Roman"/>
-          <w:iCs/>
-          <w:lang w:eastAsia="pt-PT"/>
-        </w:rPr>
-      </w:pPr>
-      <w:r>
-        <w:rPr>
-          <w:rFonts w:ascii="Times New Roman" w:hAnsi="Times New Roman" w:cs="Times New Roman"/>
-          <w:iCs/>
-          <w:lang w:eastAsia="pt-PT"/>
-        </w:rPr>
-        <w:t>Projeto/Estágio de Sistemas Elétricos de Energia</w:t>
+        </w:rPr>
+      </w:pPr>
+      <w:r>
+        <w:rPr>
+          <w:rFonts w:ascii="Times New Roman" w:hAnsi="Times New Roman" w:cs="Times New Roman"/>
+        </w:rPr>
+        <w:t>20</w:t>
+      </w:r>
+      <w:r>
+        <w:rPr>
+          <w:rFonts w:ascii="Times New Roman" w:hAnsi="Times New Roman" w:cs="Times New Roman"/>
+        </w:rPr>
+        <w:t>2</w:t>
+      </w:r>
+      <w:r>
+        <w:rPr>
+          <w:rFonts w:ascii="Times New Roman" w:hAnsi="Times New Roman" w:cs="Times New Roman"/>
+        </w:rPr>
+        <w:t>5</w:t>
+      </w:r>
+      <w:r>
+        <w:rPr>
+          <w:rFonts w:ascii="Times New Roman" w:hAnsi="Times New Roman" w:cs="Times New Roman"/>
+        </w:rPr>
+        <w:t>/20</w:t>
+      </w:r>
+      <w:r>
+        <w:rPr>
+          <w:rFonts w:ascii="Times New Roman" w:hAnsi="Times New Roman" w:cs="Times New Roman"/>
+        </w:rPr>
+        <w:t>2</w:t>
+      </w:r>
+      <w:r>
+        <w:rPr>
+          <w:rFonts w:ascii="Times New Roman" w:hAnsi="Times New Roman" w:cs="Times New Roman"/>
+        </w:rPr>
+        <w:t>6</w:t>
       </w:r>
     </w:p>
     <w:p>
       <w:pPr>
         <w:spacing w:line="360" w:lineRule="auto"/>
         <w:jc w:val="center"/>
-        <w:rPr>
-          <w:rFonts w:ascii="Times New Roman" w:hAnsi="Times New Roman" w:cs="Times New Roman"/>
-        </w:rPr>
-      </w:pPr>
-      <w:r>
-        <w:rPr>
-          <w:rFonts w:ascii="Times New Roman" w:hAnsi="Times New Roman" w:cs="Times New Roman"/>
-        </w:rPr>
-        <w:lastRenderedPageBreak/>
-        <w:t>20</w:t>
-      </w:r>
-      <w:r>
-        <w:rPr>
-          <w:rFonts w:ascii="Times New Roman" w:hAnsi="Times New Roman" w:cs="Times New Roman"/>
-        </w:rPr>
-        <w:t>2</w:t>
-      </w:r>
-      <w:r>
-        <w:rPr>
-          <w:rFonts w:ascii="Times New Roman" w:hAnsi="Times New Roman" w:cs="Times New Roman"/>
-        </w:rPr>
-        <w:t>5</w:t>
-      </w:r>
-      <w:r>
-        <w:rPr>
-          <w:rFonts w:ascii="Times New Roman" w:hAnsi="Times New Roman" w:cs="Times New Roman"/>
-        </w:rPr>
-        <w:t>/20</w:t>
-      </w:r>
-      <w:r>
-        <w:rPr>
-          <w:rFonts w:ascii="Times New Roman" w:hAnsi="Times New Roman" w:cs="Times New Roman"/>
-        </w:rPr>
-        <w:t>2</w:t>
-      </w:r>
-      <w:r>
-        <w:rPr>
-          <w:rFonts w:ascii="Times New Roman" w:hAnsi="Times New Roman" w:cs="Times New Roman"/>
-        </w:rPr>
-        <w:t>6</w:t>
-      </w:r>
-    </w:p>
-    <w:p>
-      <w:pPr>
         <w:rPr>
           <w:rFonts w:ascii="Times New Roman" w:hAnsi="Times New Roman" w:cs="Times New Roman"/>
         </w:rPr>
@@ -1247,6 +1229,7 @@
         </w:rPr>
         <w:t xml:space="preserve">Subestações de Alta Tensão, Projeto Primário, Modelação 3D, </w:t>
       </w:r>
+      <w:proofErr w:type="spellStart"/>
       <w:r>
         <w:rPr>
           <w:rFonts w:ascii="Times New Roman" w:eastAsia="Times New Roman" w:hAnsi="Times New Roman" w:cs="Times New Roman"/>
@@ -1256,6 +1239,7 @@
         </w:rPr>
         <w:t>Revit</w:t>
       </w:r>
+      <w:proofErr w:type="spellEnd"/>
       <w:r>
         <w:rPr>
           <w:rFonts w:ascii="Times New Roman" w:eastAsia="Times New Roman" w:hAnsi="Times New Roman" w:cs="Times New Roman"/>
@@ -1333,7 +1317,7 @@
           <w:r>
             <w:fldChar w:fldCharType="separate"/>
           </w:r>
-          <w:hyperlink w:anchor="_Toc232125118" w:history="1">
+          <w:hyperlink w:anchor="_Toc232130718" w:history="1">
             <w:r>
               <w:rPr>
                 <w:rStyle w:val="Hiperligao"/>
@@ -1377,7 +1361,7 @@
                 <w:noProof/>
                 <w:webHidden/>
               </w:rPr>
-              <w:instrText xml:space="preserve"> PAGEREF _Toc232125118 \h </w:instrText>
+              <w:instrText xml:space="preserve"> PAGEREF _Toc232130718 \h </w:instrText>
             </w:r>
             <w:r>
               <w:rPr>
@@ -1423,7 +1407,7 @@
               <w14:ligatures w14:val="standardContextual"/>
             </w:rPr>
           </w:pPr>
-          <w:hyperlink w:anchor="_Toc232125119" w:history="1">
+          <w:hyperlink w:anchor="_Toc232130719" w:history="1">
             <w:r>
               <w:rPr>
                 <w:rStyle w:val="Hiperligao"/>
@@ -1469,7 +1453,7 @@
                 <w:noProof/>
                 <w:webHidden/>
               </w:rPr>
-              <w:instrText xml:space="preserve"> PAGEREF _Toc232125119 \h </w:instrText>
+              <w:instrText xml:space="preserve"> PAGEREF _Toc232130719 \h </w:instrText>
             </w:r>
             <w:r>
               <w:rPr>
@@ -1515,7 +1499,7 @@
               <w14:ligatures w14:val="standardContextual"/>
             </w:rPr>
           </w:pPr>
-          <w:hyperlink w:anchor="_Toc232125120" w:history="1">
+          <w:hyperlink w:anchor="_Toc232130720" w:history="1">
             <w:r>
               <w:rPr>
                 <w:rStyle w:val="Hiperligao"/>
@@ -1561,7 +1545,7 @@
                 <w:noProof/>
                 <w:webHidden/>
               </w:rPr>
-              <w:instrText xml:space="preserve"> PAGEREF _Toc232125120 \h </w:instrText>
+              <w:instrText xml:space="preserve"> PAGEREF _Toc232130720 \h </w:instrText>
             </w:r>
             <w:r>
               <w:rPr>
@@ -1607,7 +1591,7 @@
               <w14:ligatures w14:val="standardContextual"/>
             </w:rPr>
           </w:pPr>
-          <w:hyperlink w:anchor="_Toc232125121" w:history="1">
+          <w:hyperlink w:anchor="_Toc232130721" w:history="1">
             <w:r>
               <w:rPr>
                 <w:rStyle w:val="Hiperligao"/>
@@ -1653,7 +1637,7 @@
                 <w:noProof/>
                 <w:webHidden/>
               </w:rPr>
-              <w:instrText xml:space="preserve"> PAGEREF _Toc232125121 \h </w:instrText>
+              <w:instrText xml:space="preserve"> PAGEREF _Toc232130721 \h </w:instrText>
             </w:r>
             <w:r>
               <w:rPr>
@@ -1699,7 +1683,7 @@
               <w14:ligatures w14:val="standardContextual"/>
             </w:rPr>
           </w:pPr>
-          <w:hyperlink w:anchor="_Toc232125122" w:history="1">
+          <w:hyperlink w:anchor="_Toc232130722" w:history="1">
             <w:r>
               <w:rPr>
                 <w:rStyle w:val="Hiperligao"/>
@@ -1745,7 +1729,7 @@
                 <w:noProof/>
                 <w:webHidden/>
               </w:rPr>
-              <w:instrText xml:space="preserve"> PAGEREF _Toc232125122 \h </w:instrText>
+              <w:instrText xml:space="preserve"> PAGEREF _Toc232130722 \h </w:instrText>
             </w:r>
             <w:r>
               <w:rPr>
@@ -1791,7 +1775,7 @@
               <w14:ligatures w14:val="standardContextual"/>
             </w:rPr>
           </w:pPr>
-          <w:hyperlink w:anchor="_Toc232125123" w:history="1">
+          <w:hyperlink w:anchor="_Toc232130723" w:history="1">
             <w:r>
               <w:rPr>
                 <w:rStyle w:val="Hiperligao"/>
@@ -1837,7 +1821,7 @@
                 <w:noProof/>
                 <w:webHidden/>
               </w:rPr>
-              <w:instrText xml:space="preserve"> PAGEREF _Toc232125123 \h </w:instrText>
+              <w:instrText xml:space="preserve"> PAGEREF _Toc232130723 \h </w:instrText>
             </w:r>
             <w:r>
               <w:rPr>
@@ -1883,7 +1867,7 @@
               <w14:ligatures w14:val="standardContextual"/>
             </w:rPr>
           </w:pPr>
-          <w:hyperlink w:anchor="_Toc232125124" w:history="1">
+          <w:hyperlink w:anchor="_Toc232130724" w:history="1">
             <w:r>
               <w:rPr>
                 <w:rStyle w:val="Hiperligao"/>
@@ -1929,7 +1913,7 @@
                 <w:noProof/>
                 <w:webHidden/>
               </w:rPr>
-              <w:instrText xml:space="preserve"> PAGEREF _Toc232125124 \h </w:instrText>
+              <w:instrText xml:space="preserve"> PAGEREF _Toc232130724 \h </w:instrText>
             </w:r>
             <w:r>
               <w:rPr>
@@ -1975,7 +1959,7 @@
               <w14:ligatures w14:val="standardContextual"/>
             </w:rPr>
           </w:pPr>
-          <w:hyperlink w:anchor="_Toc232125125" w:history="1">
+          <w:hyperlink w:anchor="_Toc232130725" w:history="1">
             <w:r>
               <w:rPr>
                 <w:rStyle w:val="Hiperligao"/>
@@ -2029,7 +2013,7 @@
                 <w:noProof/>
                 <w:webHidden/>
               </w:rPr>
-              <w:instrText xml:space="preserve"> PAGEREF _Toc232125125 \h </w:instrText>
+              <w:instrText xml:space="preserve"> PAGEREF _Toc232130725 \h </w:instrText>
             </w:r>
             <w:r>
               <w:rPr>
@@ -2075,7 +2059,7 @@
               <w14:ligatures w14:val="standardContextual"/>
             </w:rPr>
           </w:pPr>
-          <w:hyperlink w:anchor="_Toc232125126" w:history="1">
+          <w:hyperlink w:anchor="_Toc232130726" w:history="1">
             <w:r>
               <w:rPr>
                 <w:rStyle w:val="Hiperligao"/>
@@ -2121,7 +2105,7 @@
                 <w:noProof/>
                 <w:webHidden/>
               </w:rPr>
-              <w:instrText xml:space="preserve"> PAGEREF _Toc232125126 \h </w:instrText>
+              <w:instrText xml:space="preserve"> PAGEREF _Toc232130726 \h </w:instrText>
             </w:r>
             <w:r>
               <w:rPr>
@@ -2167,7 +2151,7 @@
               <w14:ligatures w14:val="standardContextual"/>
             </w:rPr>
           </w:pPr>
-          <w:hyperlink w:anchor="_Toc232125127" w:history="1">
+          <w:hyperlink w:anchor="_Toc232130727" w:history="1">
             <w:r>
               <w:rPr>
                 <w:rStyle w:val="Hiperligao"/>
@@ -2213,7 +2197,7 @@
                 <w:noProof/>
                 <w:webHidden/>
               </w:rPr>
-              <w:instrText xml:space="preserve"> PAGEREF _Toc232125127 \h </w:instrText>
+              <w:instrText xml:space="preserve"> PAGEREF _Toc232130727 \h </w:instrText>
             </w:r>
             <w:r>
               <w:rPr>
@@ -2259,7 +2243,7 @@
               <w14:ligatures w14:val="standardContextual"/>
             </w:rPr>
           </w:pPr>
-          <w:hyperlink w:anchor="_Toc232125128" w:history="1">
+          <w:hyperlink w:anchor="_Toc232130728" w:history="1">
             <w:r>
               <w:rPr>
                 <w:rStyle w:val="Hiperligao"/>
@@ -2305,7 +2289,7 @@
                 <w:noProof/>
                 <w:webHidden/>
               </w:rPr>
-              <w:instrText xml:space="preserve"> PAGEREF _Toc232125128 \h </w:instrText>
+              <w:instrText xml:space="preserve"> PAGEREF _Toc232130728 \h </w:instrText>
             </w:r>
             <w:r>
               <w:rPr>
@@ -2351,7 +2335,7 @@
               <w14:ligatures w14:val="standardContextual"/>
             </w:rPr>
           </w:pPr>
-          <w:hyperlink w:anchor="_Toc232125129" w:history="1">
+          <w:hyperlink w:anchor="_Toc232130729" w:history="1">
             <w:r>
               <w:rPr>
                 <w:rStyle w:val="Hiperligao"/>
@@ -2397,7 +2381,7 @@
                 <w:noProof/>
                 <w:webHidden/>
               </w:rPr>
-              <w:instrText xml:space="preserve"> PAGEREF _Toc232125129 \h </w:instrText>
+              <w:instrText xml:space="preserve"> PAGEREF _Toc232130729 \h </w:instrText>
             </w:r>
             <w:r>
               <w:rPr>
@@ -2417,7 +2401,191 @@
                 <w:noProof/>
                 <w:webHidden/>
               </w:rPr>
-              <w:t>14</w:t>
+              <w:t>13</w:t>
+            </w:r>
+            <w:r>
+              <w:rPr>
+                <w:noProof/>
+                <w:webHidden/>
+              </w:rPr>
+              <w:fldChar w:fldCharType="end"/>
+            </w:r>
+          </w:hyperlink>
+        </w:p>
+        <w:p>
+          <w:pPr>
+            <w:pStyle w:val="ndice3"/>
+            <w:tabs>
+              <w:tab w:val="left" w:pos="1440"/>
+              <w:tab w:val="right" w:leader="dot" w:pos="9344"/>
+            </w:tabs>
+            <w:rPr>
+              <w:rFonts w:eastAsiaTheme="minorEastAsia"/>
+              <w:noProof/>
+              <w:kern w:val="2"/>
+              <w:lang w:eastAsia="pt-PT"/>
+              <w14:ligatures w14:val="standardContextual"/>
+            </w:rPr>
+          </w:pPr>
+          <w:hyperlink w:anchor="_Toc232130730" w:history="1">
+            <w:r>
+              <w:rPr>
+                <w:rStyle w:val="Hiperligao"/>
+                <w:rFonts w:ascii="Times New Roman" w:hAnsi="Times New Roman" w:cs="Times New Roman"/>
+                <w:noProof/>
+              </w:rPr>
+              <w:t>2.1.4.</w:t>
+            </w:r>
+            <w:r>
+              <w:rPr>
+                <w:rFonts w:eastAsiaTheme="minorEastAsia"/>
+                <w:noProof/>
+                <w:kern w:val="2"/>
+                <w:lang w:eastAsia="pt-PT"/>
+                <w14:ligatures w14:val="standardContextual"/>
+              </w:rPr>
+              <w:tab/>
+            </w:r>
+            <w:r>
+              <w:rPr>
+                <w:rStyle w:val="Hiperligao"/>
+                <w:rFonts w:ascii="Times New Roman" w:hAnsi="Times New Roman" w:cs="Times New Roman"/>
+                <w:noProof/>
+              </w:rPr>
+              <w:t>Aplicação de BIM em subestações elétricas</w:t>
+            </w:r>
+            <w:r>
+              <w:rPr>
+                <w:noProof/>
+                <w:webHidden/>
+              </w:rPr>
+              <w:tab/>
+            </w:r>
+            <w:r>
+              <w:rPr>
+                <w:noProof/>
+                <w:webHidden/>
+              </w:rPr>
+              <w:fldChar w:fldCharType="begin"/>
+            </w:r>
+            <w:r>
+              <w:rPr>
+                <w:noProof/>
+                <w:webHidden/>
+              </w:rPr>
+              <w:instrText xml:space="preserve"> PAGEREF _Toc232130730 \h </w:instrText>
+            </w:r>
+            <w:r>
+              <w:rPr>
+                <w:noProof/>
+                <w:webHidden/>
+              </w:rPr>
+            </w:r>
+            <w:r>
+              <w:rPr>
+                <w:noProof/>
+                <w:webHidden/>
+              </w:rPr>
+              <w:fldChar w:fldCharType="separate"/>
+            </w:r>
+            <w:r>
+              <w:rPr>
+                <w:noProof/>
+                <w:webHidden/>
+              </w:rPr>
+              <w:t>15</w:t>
+            </w:r>
+            <w:r>
+              <w:rPr>
+                <w:noProof/>
+                <w:webHidden/>
+              </w:rPr>
+              <w:fldChar w:fldCharType="end"/>
+            </w:r>
+          </w:hyperlink>
+        </w:p>
+        <w:p>
+          <w:pPr>
+            <w:pStyle w:val="ndice3"/>
+            <w:tabs>
+              <w:tab w:val="left" w:pos="1440"/>
+              <w:tab w:val="right" w:leader="dot" w:pos="9344"/>
+            </w:tabs>
+            <w:rPr>
+              <w:rFonts w:eastAsiaTheme="minorEastAsia"/>
+              <w:noProof/>
+              <w:kern w:val="2"/>
+              <w:lang w:eastAsia="pt-PT"/>
+              <w14:ligatures w14:val="standardContextual"/>
+            </w:rPr>
+          </w:pPr>
+          <w:hyperlink w:anchor="_Toc232130731" w:history="1">
+            <w:r>
+              <w:rPr>
+                <w:rStyle w:val="Hiperligao"/>
+                <w:rFonts w:ascii="Times New Roman" w:hAnsi="Times New Roman" w:cs="Times New Roman"/>
+                <w:noProof/>
+              </w:rPr>
+              <w:t>2.1.5.</w:t>
+            </w:r>
+            <w:r>
+              <w:rPr>
+                <w:rFonts w:eastAsiaTheme="minorEastAsia"/>
+                <w:noProof/>
+                <w:kern w:val="2"/>
+                <w:lang w:eastAsia="pt-PT"/>
+                <w14:ligatures w14:val="standardContextual"/>
+              </w:rPr>
+              <w:tab/>
+            </w:r>
+            <w:r>
+              <w:rPr>
+                <w:rStyle w:val="Hiperligao"/>
+                <w:rFonts w:ascii="Times New Roman" w:hAnsi="Times New Roman" w:cs="Times New Roman"/>
+                <w:noProof/>
+              </w:rPr>
+              <w:t>Normas e regulamentação aplicável</w:t>
+            </w:r>
+            <w:r>
+              <w:rPr>
+                <w:noProof/>
+                <w:webHidden/>
+              </w:rPr>
+              <w:tab/>
+            </w:r>
+            <w:r>
+              <w:rPr>
+                <w:noProof/>
+                <w:webHidden/>
+              </w:rPr>
+              <w:fldChar w:fldCharType="begin"/>
+            </w:r>
+            <w:r>
+              <w:rPr>
+                <w:noProof/>
+                <w:webHidden/>
+              </w:rPr>
+              <w:instrText xml:space="preserve"> PAGEREF _Toc232130731 \h </w:instrText>
+            </w:r>
+            <w:r>
+              <w:rPr>
+                <w:noProof/>
+                <w:webHidden/>
+              </w:rPr>
+            </w:r>
+            <w:r>
+              <w:rPr>
+                <w:noProof/>
+                <w:webHidden/>
+              </w:rPr>
+              <w:fldChar w:fldCharType="separate"/>
+            </w:r>
+            <w:r>
+              <w:rPr>
+                <w:noProof/>
+                <w:webHidden/>
+              </w:rPr>
+              <w:t>17</w:t>
             </w:r>
             <w:r>
               <w:rPr>
@@ -2443,7 +2611,7 @@
               <w14:ligatures w14:val="standardContextual"/>
             </w:rPr>
           </w:pPr>
-          <w:hyperlink w:anchor="_Toc232125130" w:history="1">
+          <w:hyperlink w:anchor="_Toc232130732" w:history="1">
             <w:r>
               <w:rPr>
                 <w:rStyle w:val="Hiperligao"/>
@@ -2497,7 +2665,7 @@
                 <w:noProof/>
                 <w:webHidden/>
               </w:rPr>
-              <w:instrText xml:space="preserve"> PAGEREF _Toc232125130 \h </w:instrText>
+              <w:instrText xml:space="preserve"> PAGEREF _Toc232130732 \h </w:instrText>
             </w:r>
             <w:r>
               <w:rPr>
@@ -2543,7 +2711,7 @@
               <w14:ligatures w14:val="standardContextual"/>
             </w:rPr>
           </w:pPr>
-          <w:hyperlink w:anchor="_Toc232125131" w:history="1">
+          <w:hyperlink w:anchor="_Toc232130733" w:history="1">
             <w:r>
               <w:rPr>
                 <w:rStyle w:val="Hiperligao"/>
@@ -2589,7 +2757,7 @@
                 <w:noProof/>
                 <w:webHidden/>
               </w:rPr>
-              <w:instrText xml:space="preserve"> PAGEREF _Toc232125131 \h </w:instrText>
+              <w:instrText xml:space="preserve"> PAGEREF _Toc232130733 \h </w:instrText>
             </w:r>
             <w:r>
               <w:rPr>
@@ -2635,7 +2803,7 @@
               <w14:ligatures w14:val="standardContextual"/>
             </w:rPr>
           </w:pPr>
-          <w:hyperlink w:anchor="_Toc232125132" w:history="1">
+          <w:hyperlink w:anchor="_Toc232130734" w:history="1">
             <w:r>
               <w:rPr>
                 <w:rStyle w:val="Hiperligao"/>
@@ -2681,7 +2849,7 @@
                 <w:noProof/>
                 <w:webHidden/>
               </w:rPr>
-              <w:instrText xml:space="preserve"> PAGEREF _Toc232125132 \h </w:instrText>
+              <w:instrText xml:space="preserve"> PAGEREF _Toc232130734 \h </w:instrText>
             </w:r>
             <w:r>
               <w:rPr>
@@ -2727,7 +2895,7 @@
               <w14:ligatures w14:val="standardContextual"/>
             </w:rPr>
           </w:pPr>
-          <w:hyperlink w:anchor="_Toc232125133" w:history="1">
+          <w:hyperlink w:anchor="_Toc232130735" w:history="1">
             <w:r>
               <w:rPr>
                 <w:rStyle w:val="Hiperligao"/>
@@ -2773,7 +2941,7 @@
                 <w:noProof/>
                 <w:webHidden/>
               </w:rPr>
-              <w:instrText xml:space="preserve"> PAGEREF _Toc232125133 \h </w:instrText>
+              <w:instrText xml:space="preserve"> PAGEREF _Toc232130735 \h </w:instrText>
             </w:r>
             <w:r>
               <w:rPr>
@@ -2793,7 +2961,7 @@
                 <w:noProof/>
                 <w:webHidden/>
               </w:rPr>
-              <w:t>20</w:t>
+              <w:t>19</w:t>
             </w:r>
             <w:r>
               <w:rPr>
@@ -2819,7 +2987,7 @@
               <w14:ligatures w14:val="standardContextual"/>
             </w:rPr>
           </w:pPr>
-          <w:hyperlink w:anchor="_Toc232125134" w:history="1">
+          <w:hyperlink w:anchor="_Toc232130736" w:history="1">
             <w:r>
               <w:rPr>
                 <w:rStyle w:val="Hiperligao"/>
@@ -2865,7 +3033,7 @@
                 <w:noProof/>
                 <w:webHidden/>
               </w:rPr>
-              <w:instrText xml:space="preserve"> PAGEREF _Toc232125134 \h </w:instrText>
+              <w:instrText xml:space="preserve"> PAGEREF _Toc232130736 \h </w:instrText>
             </w:r>
             <w:r>
               <w:rPr>
@@ -2885,7 +3053,7 @@
                 <w:noProof/>
                 <w:webHidden/>
               </w:rPr>
-              <w:t>20</w:t>
+              <w:t>19</w:t>
             </w:r>
             <w:r>
               <w:rPr>
@@ -2911,7 +3079,7 @@
               <w14:ligatures w14:val="standardContextual"/>
             </w:rPr>
           </w:pPr>
-          <w:hyperlink w:anchor="_Toc232125135" w:history="1">
+          <w:hyperlink w:anchor="_Toc232130737" w:history="1">
             <w:r>
               <w:rPr>
                 <w:rStyle w:val="Hiperligao"/>
@@ -2957,7 +3125,7 @@
                 <w:noProof/>
                 <w:webHidden/>
               </w:rPr>
-              <w:instrText xml:space="preserve"> PAGEREF _Toc232125135 \h </w:instrText>
+              <w:instrText xml:space="preserve"> PAGEREF _Toc232130737 \h </w:instrText>
             </w:r>
             <w:r>
               <w:rPr>
@@ -3003,7 +3171,7 @@
               <w14:ligatures w14:val="standardContextual"/>
             </w:rPr>
           </w:pPr>
-          <w:hyperlink w:anchor="_Toc232125136" w:history="1">
+          <w:hyperlink w:anchor="_Toc232130738" w:history="1">
             <w:r>
               <w:rPr>
                 <w:rStyle w:val="Hiperligao"/>
@@ -3049,7 +3217,7 @@
                 <w:noProof/>
                 <w:webHidden/>
               </w:rPr>
-              <w:instrText xml:space="preserve"> PAGEREF _Toc232125136 \h </w:instrText>
+              <w:instrText xml:space="preserve"> PAGEREF _Toc232130738 \h </w:instrText>
             </w:r>
             <w:r>
               <w:rPr>
@@ -3095,7 +3263,7 @@
               <w14:ligatures w14:val="standardContextual"/>
             </w:rPr>
           </w:pPr>
-          <w:hyperlink w:anchor="_Toc232125137" w:history="1">
+          <w:hyperlink w:anchor="_Toc232130739" w:history="1">
             <w:r>
               <w:rPr>
                 <w:rStyle w:val="Hiperligao"/>
@@ -3141,7 +3309,7 @@
                 <w:noProof/>
                 <w:webHidden/>
               </w:rPr>
-              <w:instrText xml:space="preserve"> PAGEREF _Toc232125137 \h </w:instrText>
+              <w:instrText xml:space="preserve"> PAGEREF _Toc232130739 \h </w:instrText>
             </w:r>
             <w:r>
               <w:rPr>
@@ -3187,7 +3355,7 @@
               <w14:ligatures w14:val="standardContextual"/>
             </w:rPr>
           </w:pPr>
-          <w:hyperlink w:anchor="_Toc232125138" w:history="1">
+          <w:hyperlink w:anchor="_Toc232130740" w:history="1">
             <w:r>
               <w:rPr>
                 <w:rStyle w:val="Hiperligao"/>
@@ -3231,7 +3399,7 @@
                 <w:noProof/>
                 <w:webHidden/>
               </w:rPr>
-              <w:instrText xml:space="preserve"> PAGEREF _Toc232125138 \h </w:instrText>
+              <w:instrText xml:space="preserve"> PAGEREF _Toc232130740 \h </w:instrText>
             </w:r>
             <w:r>
               <w:rPr>
@@ -3277,7 +3445,7 @@
               <w14:ligatures w14:val="standardContextual"/>
             </w:rPr>
           </w:pPr>
-          <w:hyperlink w:anchor="_Toc232125139" w:history="1">
+          <w:hyperlink w:anchor="_Toc232130741" w:history="1">
             <w:r>
               <w:rPr>
                 <w:rStyle w:val="Hiperligao"/>
@@ -3323,7 +3491,7 @@
                 <w:noProof/>
                 <w:webHidden/>
               </w:rPr>
-              <w:instrText xml:space="preserve"> PAGEREF _Toc232125139 \h </w:instrText>
+              <w:instrText xml:space="preserve"> PAGEREF _Toc232130741 \h </w:instrText>
             </w:r>
             <w:r>
               <w:rPr>
@@ -3369,7 +3537,7 @@
               <w14:ligatures w14:val="standardContextual"/>
             </w:rPr>
           </w:pPr>
-          <w:hyperlink w:anchor="_Toc232125140" w:history="1">
+          <w:hyperlink w:anchor="_Toc232130742" w:history="1">
             <w:r>
               <w:rPr>
                 <w:rStyle w:val="Hiperligao"/>
@@ -3415,7 +3583,7 @@
                 <w:noProof/>
                 <w:webHidden/>
               </w:rPr>
-              <w:instrText xml:space="preserve"> PAGEREF _Toc232125140 \h </w:instrText>
+              <w:instrText xml:space="preserve"> PAGEREF _Toc232130742 \h </w:instrText>
             </w:r>
             <w:r>
               <w:rPr>
@@ -3461,7 +3629,7 @@
               <w14:ligatures w14:val="standardContextual"/>
             </w:rPr>
           </w:pPr>
-          <w:hyperlink w:anchor="_Toc232125141" w:history="1">
+          <w:hyperlink w:anchor="_Toc232130743" w:history="1">
             <w:r>
               <w:rPr>
                 <w:rStyle w:val="Hiperligao"/>
@@ -3507,7 +3675,7 @@
                 <w:noProof/>
                 <w:webHidden/>
               </w:rPr>
-              <w:instrText xml:space="preserve"> PAGEREF _Toc232125141 \h </w:instrText>
+              <w:instrText xml:space="preserve"> PAGEREF _Toc232130743 \h </w:instrText>
             </w:r>
             <w:r>
               <w:rPr>
@@ -3527,7 +3695,7 @@
                 <w:noProof/>
                 <w:webHidden/>
               </w:rPr>
-              <w:t>21</w:t>
+              <w:t>20</w:t>
             </w:r>
             <w:r>
               <w:rPr>
@@ -3553,7 +3721,7 @@
               <w14:ligatures w14:val="standardContextual"/>
             </w:rPr>
           </w:pPr>
-          <w:hyperlink w:anchor="_Toc232125142" w:history="1">
+          <w:hyperlink w:anchor="_Toc232130744" w:history="1">
             <w:r>
               <w:rPr>
                 <w:rStyle w:val="Hiperligao"/>
@@ -3597,7 +3765,7 @@
                 <w:noProof/>
                 <w:webHidden/>
               </w:rPr>
-              <w:instrText xml:space="preserve"> PAGEREF _Toc232125142 \h </w:instrText>
+              <w:instrText xml:space="preserve"> PAGEREF _Toc232130744 \h </w:instrText>
             </w:r>
             <w:r>
               <w:rPr>
@@ -3642,7 +3810,7 @@
               <w14:ligatures w14:val="standardContextual"/>
             </w:rPr>
           </w:pPr>
-          <w:hyperlink w:anchor="_Toc232125143" w:history="1">
+          <w:hyperlink w:anchor="_Toc232130745" w:history="1">
             <w:r>
               <w:rPr>
                 <w:rStyle w:val="Hiperligao"/>
@@ -3669,7 +3837,7 @@
                 <w:noProof/>
                 <w:webHidden/>
               </w:rPr>
-              <w:instrText xml:space="preserve"> PAGEREF _Toc232125143 \h </w:instrText>
+              <w:instrText xml:space="preserve"> PAGEREF _Toc232130745 \h </w:instrText>
             </w:r>
             <w:r>
               <w:rPr>
@@ -3689,7 +3857,7 @@
                 <w:noProof/>
                 <w:webHidden/>
               </w:rPr>
-              <w:t>22</w:t>
+              <w:t>21</w:t>
             </w:r>
             <w:r>
               <w:rPr>
@@ -3714,7 +3882,7 @@
               <w14:ligatures w14:val="standardContextual"/>
             </w:rPr>
           </w:pPr>
-          <w:hyperlink w:anchor="_Toc232125144" w:history="1">
+          <w:hyperlink w:anchor="_Toc232130746" w:history="1">
             <w:r>
               <w:rPr>
                 <w:rStyle w:val="Hiperligao"/>
@@ -3741,7 +3909,7 @@
                 <w:noProof/>
                 <w:webHidden/>
               </w:rPr>
-              <w:instrText xml:space="preserve"> PAGEREF _Toc232125144 \h </w:instrText>
+              <w:instrText xml:space="preserve"> PAGEREF _Toc232130746 \h </w:instrText>
             </w:r>
             <w:r>
               <w:rPr>
@@ -3786,7 +3954,7 @@
               <w14:ligatures w14:val="standardContextual"/>
             </w:rPr>
           </w:pPr>
-          <w:hyperlink w:anchor="_Toc232125145" w:history="1">
+          <w:hyperlink w:anchor="_Toc232130747" w:history="1">
             <w:r>
               <w:rPr>
                 <w:rStyle w:val="Hiperligao"/>
@@ -3813,7 +3981,7 @@
                 <w:noProof/>
                 <w:webHidden/>
               </w:rPr>
-              <w:instrText xml:space="preserve"> PAGEREF _Toc232125145 \h </w:instrText>
+              <w:instrText xml:space="preserve"> PAGEREF _Toc232130747 \h </w:instrText>
             </w:r>
             <w:r>
               <w:rPr>
@@ -3991,8 +4159,17 @@
           <w:rFonts w:ascii="Times New Roman" w:hAnsi="Times New Roman" w:cs="Times New Roman"/>
           <w:highlight w:val="yellow"/>
         </w:rPr>
-        <w:t>Atualizar a cada subcapitulo</w:t>
-      </w:r>
+        <w:t xml:space="preserve">Atualizar a cada </w:t>
+      </w:r>
+      <w:proofErr w:type="spellStart"/>
+      <w:r>
+        <w:rPr>
+          <w:rFonts w:ascii="Times New Roman" w:hAnsi="Times New Roman" w:cs="Times New Roman"/>
+          <w:highlight w:val="yellow"/>
+        </w:rPr>
+        <w:t>subcapitulo</w:t>
+      </w:r>
+      <w:proofErr w:type="spellEnd"/>
     </w:p>
     <w:tbl>
       <w:tblPr>
@@ -4118,14 +4295,52 @@
             <w:vAlign w:val="center"/>
           </w:tcPr>
           <w:p>
+            <w:proofErr w:type="spellStart"/>
             <w:r>
               <w:rPr>
                 <w:rFonts w:ascii="Times New Roman" w:eastAsia="Times New Roman" w:hAnsi="Times New Roman" w:cs="Times New Roman"/>
                 <w:i/>
                 <w:iCs/>
               </w:rPr>
-              <w:t>Air Insulated Substation</w:t>
-            </w:r>
+              <w:t>Air</w:t>
+            </w:r>
+            <w:proofErr w:type="spellEnd"/>
+            <w:r>
+              <w:rPr>
+                <w:rFonts w:ascii="Times New Roman" w:eastAsia="Times New Roman" w:hAnsi="Times New Roman" w:cs="Times New Roman"/>
+                <w:i/>
+                <w:iCs/>
+              </w:rPr>
+              <w:t xml:space="preserve"> </w:t>
+            </w:r>
+            <w:proofErr w:type="spellStart"/>
+            <w:r>
+              <w:rPr>
+                <w:rFonts w:ascii="Times New Roman" w:eastAsia="Times New Roman" w:hAnsi="Times New Roman" w:cs="Times New Roman"/>
+                <w:i/>
+                <w:iCs/>
+              </w:rPr>
+              <w:t>Insulated</w:t>
+            </w:r>
+            <w:proofErr w:type="spellEnd"/>
+            <w:r>
+              <w:rPr>
+                <w:rFonts w:ascii="Times New Roman" w:eastAsia="Times New Roman" w:hAnsi="Times New Roman" w:cs="Times New Roman"/>
+                <w:i/>
+                <w:iCs/>
+              </w:rPr>
+              <w:t xml:space="preserve"> </w:t>
+            </w:r>
+            <w:proofErr w:type="spellStart"/>
+            <w:r>
+              <w:rPr>
+                <w:rFonts w:ascii="Times New Roman" w:eastAsia="Times New Roman" w:hAnsi="Times New Roman" w:cs="Times New Roman"/>
+                <w:i/>
+                <w:iCs/>
+              </w:rPr>
+              <w:t>Substation</w:t>
+            </w:r>
+            <w:proofErr w:type="spellEnd"/>
             <w:r>
               <w:rPr>
                 <w:rFonts w:ascii="Times New Roman" w:eastAsia="Times New Roman" w:hAnsi="Times New Roman" w:cs="Times New Roman"/>
@@ -4238,13 +4453,23 @@
             <w:vAlign w:val="center"/>
           </w:tcPr>
           <w:p>
+            <w:proofErr w:type="spellStart"/>
             <w:r>
               <w:rPr>
                 <w:rFonts w:ascii="Times New Roman" w:eastAsia="Times New Roman" w:hAnsi="Times New Roman" w:cs="Times New Roman"/>
                 <w:i/>
                 <w:iCs/>
               </w:rPr>
-              <w:t>Computer-Aided Design</w:t>
+              <w:t>Computer-Aided</w:t>
+            </w:r>
+            <w:proofErr w:type="spellEnd"/>
+            <w:r>
+              <w:rPr>
+                <w:rFonts w:ascii="Times New Roman" w:eastAsia="Times New Roman" w:hAnsi="Times New Roman" w:cs="Times New Roman"/>
+                <w:i/>
+                <w:iCs/>
+              </w:rPr>
+              <w:t xml:space="preserve"> Design</w:t>
             </w:r>
           </w:p>
         </w:tc>
@@ -4296,14 +4521,52 @@
             <w:vAlign w:val="center"/>
           </w:tcPr>
           <w:p>
+            <w:proofErr w:type="spellStart"/>
             <w:r>
               <w:rPr>
                 <w:rFonts w:ascii="Times New Roman" w:eastAsia="Times New Roman" w:hAnsi="Times New Roman" w:cs="Times New Roman"/>
                 <w:i/>
                 <w:iCs/>
               </w:rPr>
-              <w:t>Gas Insulated Substation</w:t>
-            </w:r>
+              <w:t>Gas</w:t>
+            </w:r>
+            <w:proofErr w:type="spellEnd"/>
+            <w:r>
+              <w:rPr>
+                <w:rFonts w:ascii="Times New Roman" w:eastAsia="Times New Roman" w:hAnsi="Times New Roman" w:cs="Times New Roman"/>
+                <w:i/>
+                <w:iCs/>
+              </w:rPr>
+              <w:t xml:space="preserve"> </w:t>
+            </w:r>
+            <w:proofErr w:type="spellStart"/>
+            <w:r>
+              <w:rPr>
+                <w:rFonts w:ascii="Times New Roman" w:eastAsia="Times New Roman" w:hAnsi="Times New Roman" w:cs="Times New Roman"/>
+                <w:i/>
+                <w:iCs/>
+              </w:rPr>
+              <w:t>Insulated</w:t>
+            </w:r>
+            <w:proofErr w:type="spellEnd"/>
+            <w:r>
+              <w:rPr>
+                <w:rFonts w:ascii="Times New Roman" w:eastAsia="Times New Roman" w:hAnsi="Times New Roman" w:cs="Times New Roman"/>
+                <w:i/>
+                <w:iCs/>
+              </w:rPr>
+              <w:t xml:space="preserve"> </w:t>
+            </w:r>
+            <w:proofErr w:type="spellStart"/>
+            <w:r>
+              <w:rPr>
+                <w:rFonts w:ascii="Times New Roman" w:eastAsia="Times New Roman" w:hAnsi="Times New Roman" w:cs="Times New Roman"/>
+                <w:i/>
+                <w:iCs/>
+              </w:rPr>
+              <w:t>Substation</w:t>
+            </w:r>
+            <w:proofErr w:type="spellEnd"/>
             <w:r>
               <w:rPr>
                 <w:rFonts w:ascii="Times New Roman" w:eastAsia="Times New Roman" w:hAnsi="Times New Roman" w:cs="Times New Roman"/>
@@ -4360,14 +4623,52 @@
             <w:vAlign w:val="center"/>
           </w:tcPr>
           <w:p>
+            <w:proofErr w:type="spellStart"/>
             <w:r>
               <w:rPr>
                 <w:rFonts w:ascii="Times New Roman" w:eastAsia="Times New Roman" w:hAnsi="Times New Roman" w:cs="Times New Roman"/>
                 <w:i/>
                 <w:iCs/>
               </w:rPr>
-              <w:t>International Electrotechnical Commission</w:t>
-            </w:r>
+              <w:t>International</w:t>
+            </w:r>
+            <w:proofErr w:type="spellEnd"/>
+            <w:r>
+              <w:rPr>
+                <w:rFonts w:ascii="Times New Roman" w:eastAsia="Times New Roman" w:hAnsi="Times New Roman" w:cs="Times New Roman"/>
+                <w:i/>
+                <w:iCs/>
+              </w:rPr>
+              <w:t xml:space="preserve"> </w:t>
+            </w:r>
+            <w:proofErr w:type="spellStart"/>
+            <w:r>
+              <w:rPr>
+                <w:rFonts w:ascii="Times New Roman" w:eastAsia="Times New Roman" w:hAnsi="Times New Roman" w:cs="Times New Roman"/>
+                <w:i/>
+                <w:iCs/>
+              </w:rPr>
+              <w:t>Electrotechnical</w:t>
+            </w:r>
+            <w:proofErr w:type="spellEnd"/>
+            <w:r>
+              <w:rPr>
+                <w:rFonts w:ascii="Times New Roman" w:eastAsia="Times New Roman" w:hAnsi="Times New Roman" w:cs="Times New Roman"/>
+                <w:i/>
+                <w:iCs/>
+              </w:rPr>
+              <w:t xml:space="preserve"> </w:t>
+            </w:r>
+            <w:proofErr w:type="spellStart"/>
+            <w:r>
+              <w:rPr>
+                <w:rFonts w:ascii="Times New Roman" w:eastAsia="Times New Roman" w:hAnsi="Times New Roman" w:cs="Times New Roman"/>
+                <w:i/>
+                <w:iCs/>
+              </w:rPr>
+              <w:t>Commission</w:t>
+            </w:r>
+            <w:proofErr w:type="spellEnd"/>
             <w:r>
               <w:rPr>
                 <w:rFonts w:ascii="Times New Roman" w:eastAsia="Times New Roman" w:hAnsi="Times New Roman" w:cs="Times New Roman"/>
@@ -4824,14 +5125,52 @@
             <w:vAlign w:val="center"/>
           </w:tcPr>
           <w:p>
+            <w:proofErr w:type="spellStart"/>
             <w:r>
               <w:rPr>
                 <w:rFonts w:ascii="Times New Roman" w:eastAsia="Times New Roman" w:hAnsi="Times New Roman" w:cs="Times New Roman"/>
                 <w:i/>
                 <w:iCs/>
               </w:rPr>
-              <w:t>Transmission System Operator</w:t>
-            </w:r>
+              <w:t>Transmission</w:t>
+            </w:r>
+            <w:proofErr w:type="spellEnd"/>
+            <w:r>
+              <w:rPr>
+                <w:rFonts w:ascii="Times New Roman" w:eastAsia="Times New Roman" w:hAnsi="Times New Roman" w:cs="Times New Roman"/>
+                <w:i/>
+                <w:iCs/>
+              </w:rPr>
+              <w:t xml:space="preserve"> </w:t>
+            </w:r>
+            <w:proofErr w:type="spellStart"/>
+            <w:r>
+              <w:rPr>
+                <w:rFonts w:ascii="Times New Roman" w:eastAsia="Times New Roman" w:hAnsi="Times New Roman" w:cs="Times New Roman"/>
+                <w:i/>
+                <w:iCs/>
+              </w:rPr>
+              <w:t>System</w:t>
+            </w:r>
+            <w:proofErr w:type="spellEnd"/>
+            <w:r>
+              <w:rPr>
+                <w:rFonts w:ascii="Times New Roman" w:eastAsia="Times New Roman" w:hAnsi="Times New Roman" w:cs="Times New Roman"/>
+                <w:i/>
+                <w:iCs/>
+              </w:rPr>
+              <w:t xml:space="preserve"> </w:t>
+            </w:r>
+            <w:proofErr w:type="spellStart"/>
+            <w:r>
+              <w:rPr>
+                <w:rFonts w:ascii="Times New Roman" w:eastAsia="Times New Roman" w:hAnsi="Times New Roman" w:cs="Times New Roman"/>
+                <w:i/>
+                <w:iCs/>
+              </w:rPr>
+              <w:t>Operator</w:t>
+            </w:r>
+            <w:proofErr w:type="spellEnd"/>
             <w:r>
               <w:rPr>
                 <w:rFonts w:ascii="Times New Roman" w:eastAsia="Times New Roman" w:hAnsi="Times New Roman" w:cs="Times New Roman"/>
@@ -4947,7 +5286,7 @@
       <w:bookmarkStart w:id="0" w:name="_Toc76320096"/>
       <w:bookmarkStart w:id="1" w:name="_Toc76320123"/>
       <w:bookmarkStart w:id="2" w:name="_Toc76320164"/>
-      <w:bookmarkStart w:id="3" w:name="_Toc232125118"/>
+      <w:bookmarkStart w:id="3" w:name="_Toc232130718"/>
       <w:r>
         <w:rPr>
           <w:sz w:val="28"/>
@@ -4979,7 +5318,7 @@
       <w:bookmarkStart w:id="4" w:name="_Toc76320097"/>
       <w:bookmarkStart w:id="5" w:name="_Toc76320124"/>
       <w:bookmarkStart w:id="6" w:name="_Toc76320165"/>
-      <w:bookmarkStart w:id="7" w:name="_Toc232125119"/>
+      <w:bookmarkStart w:id="7" w:name="_Toc232130719"/>
       <w:r>
         <w:rPr>
           <w:rFonts w:ascii="Times New Roman" w:hAnsi="Times New Roman" w:cs="Times New Roman"/>
@@ -5052,7 +5391,7 @@
       <w:bookmarkStart w:id="8" w:name="_Toc76320098"/>
       <w:bookmarkStart w:id="9" w:name="_Toc76320125"/>
       <w:bookmarkStart w:id="10" w:name="_Toc76320166"/>
-      <w:bookmarkStart w:id="11" w:name="_Toc232125120"/>
+      <w:bookmarkStart w:id="11" w:name="_Toc232130720"/>
       <w:r>
         <w:rPr>
           <w:rFonts w:ascii="Times New Roman" w:hAnsi="Times New Roman" w:cs="Times New Roman"/>
@@ -5204,7 +5543,7 @@
           <w:color w:val="auto"/>
         </w:rPr>
       </w:pPr>
-      <w:bookmarkStart w:id="12" w:name="_Toc232125121"/>
+      <w:bookmarkStart w:id="12" w:name="_Toc232130721"/>
       <w:r>
         <w:rPr>
           <w:rFonts w:ascii="Times New Roman" w:hAnsi="Times New Roman" w:cs="Times New Roman"/>
@@ -5309,6 +5648,7 @@
           <w:i/>
           <w:iCs/>
           <w:color w:val="7F7F7F"/>
+          <w:highlight w:val="green"/>
         </w:rPr>
         <w:t>[Figura sugerida: logótipo ou fotografia das instalações da SISINT — disponível em www.sisint.pt]</w:t>
       </w:r>
@@ -5331,7 +5671,7 @@
       <w:bookmarkStart w:id="13" w:name="_Toc76320099"/>
       <w:bookmarkStart w:id="14" w:name="_Toc76320126"/>
       <w:bookmarkStart w:id="15" w:name="_Toc76320167"/>
-      <w:bookmarkStart w:id="16" w:name="_Toc232125122"/>
+      <w:bookmarkStart w:id="16" w:name="_Toc232130722"/>
       <w:r>
         <w:rPr>
           <w:rFonts w:ascii="Times New Roman" w:hAnsi="Times New Roman" w:cs="Times New Roman"/>
@@ -5379,7 +5719,35 @@
         <w:rPr>
           <w:rFonts w:ascii="Times New Roman" w:hAnsi="Times New Roman" w:cs="Times New Roman"/>
         </w:rPr>
-        <w:t>A atividade de projeto primário de subestações envolve a coordenação multidisciplinar de componentes eletromecânicos, sistemas de controlo e automação, sendo essencial para garantir que as soluções propostas cumpram requisitos técnicos, de segurança e conformidade normativa. Estes processos, desenvolvidos em ferramentas como AutoCAD, Revit e folhas de cálculo especializadas, asseguram que os projetos são executados corretamente, rastreáveis e sujeitos a revisão contínua mediante retroalimentação do cliente.</w:t>
+        <w:t xml:space="preserve">A atividade de projeto primário de subestações envolve a coordenação multidisciplinar de componentes eletromecânicos, sistemas de controlo e automação, sendo essencial para garantir que as soluções propostas cumpram requisitos técnicos, de segurança e conformidade normativa. Estes processos, desenvolvidos em ferramentas como </w:t>
+      </w:r>
+      <w:proofErr w:type="spellStart"/>
+      <w:r>
+        <w:rPr>
+          <w:rFonts w:ascii="Times New Roman" w:hAnsi="Times New Roman" w:cs="Times New Roman"/>
+        </w:rPr>
+        <w:t>AutoCAD</w:t>
+      </w:r>
+      <w:proofErr w:type="spellEnd"/>
+      <w:r>
+        <w:rPr>
+          <w:rFonts w:ascii="Times New Roman" w:hAnsi="Times New Roman" w:cs="Times New Roman"/>
+        </w:rPr>
+        <w:t xml:space="preserve">, </w:t>
+      </w:r>
+      <w:proofErr w:type="spellStart"/>
+      <w:r>
+        <w:rPr>
+          <w:rFonts w:ascii="Times New Roman" w:hAnsi="Times New Roman" w:cs="Times New Roman"/>
+        </w:rPr>
+        <w:t>Revit</w:t>
+      </w:r>
+      <w:proofErr w:type="spellEnd"/>
+      <w:r>
+        <w:rPr>
+          <w:rFonts w:ascii="Times New Roman" w:hAnsi="Times New Roman" w:cs="Times New Roman"/>
+        </w:rPr>
+        <w:t xml:space="preserve"> e folhas de cálculo especializadas, asseguram que os projetos são executados corretamente, rastreáveis e sujeitos a revisão contínua mediante retroalimentação do cliente.</w:t>
       </w:r>
     </w:p>
     <w:p>
@@ -5431,7 +5799,35 @@
           <w:rFonts w:ascii="Times New Roman" w:hAnsi="Times New Roman" w:cs="Times New Roman"/>
         </w:rPr>
         <w:tab/>
-        <w:t>Formação prática em ferramentas de projeto (AutoCAD, Revit);</w:t>
+        <w:t>Formação prática em ferramentas de projeto (</w:t>
+      </w:r>
+      <w:proofErr w:type="spellStart"/>
+      <w:r>
+        <w:rPr>
+          <w:rFonts w:ascii="Times New Roman" w:hAnsi="Times New Roman" w:cs="Times New Roman"/>
+        </w:rPr>
+        <w:t>AutoCAD</w:t>
+      </w:r>
+      <w:proofErr w:type="spellEnd"/>
+      <w:r>
+        <w:rPr>
+          <w:rFonts w:ascii="Times New Roman" w:hAnsi="Times New Roman" w:cs="Times New Roman"/>
+        </w:rPr>
+        <w:t xml:space="preserve">, </w:t>
+      </w:r>
+      <w:proofErr w:type="spellStart"/>
+      <w:r>
+        <w:rPr>
+          <w:rFonts w:ascii="Times New Roman" w:hAnsi="Times New Roman" w:cs="Times New Roman"/>
+        </w:rPr>
+        <w:t>Revit</w:t>
+      </w:r>
+      <w:proofErr w:type="spellEnd"/>
+      <w:r>
+        <w:rPr>
+          <w:rFonts w:ascii="Times New Roman" w:hAnsi="Times New Roman" w:cs="Times New Roman"/>
+        </w:rPr>
+        <w:t>);</w:t>
       </w:r>
     </w:p>
     <w:p>
@@ -5572,7 +5968,7 @@
       <w:bookmarkStart w:id="17" w:name="_Toc76320100"/>
       <w:bookmarkStart w:id="18" w:name="_Toc76320127"/>
       <w:bookmarkStart w:id="19" w:name="_Toc76320168"/>
-      <w:bookmarkStart w:id="20" w:name="_Toc232125123"/>
+      <w:bookmarkStart w:id="20" w:name="_Toc232130723"/>
       <w:r>
         <w:rPr>
           <w:rFonts w:ascii="Times New Roman" w:hAnsi="Times New Roman" w:cs="Times New Roman"/>
@@ -5615,7 +6011,21 @@
         <w:rPr>
           <w:rFonts w:ascii="Times New Roman" w:hAnsi="Times New Roman" w:cs="Times New Roman"/>
         </w:rPr>
-        <w:t>O presente estágio teve como objetivo geral desenvolver competências técnicas nas áreas de projeto e modelação tridimensional de subestações de alta tensão (AT), com particular enfoque na utilização da ferramenta Revit como instrumento de trabalho integrado, consolidando conhecimentos teóricos e práticos através de aplicação direta em projetos reais. O estágio decorreu entre 01/04/2026 e 31/07/2026, perfazendo um período de 15 semanas.</w:t>
+        <w:t xml:space="preserve">O presente estágio teve como objetivo geral desenvolver competências técnicas nas áreas de projeto e modelação tridimensional de subestações de alta tensão (AT), com particular enfoque na utilização da ferramenta </w:t>
+      </w:r>
+      <w:proofErr w:type="spellStart"/>
+      <w:r>
+        <w:rPr>
+          <w:rFonts w:ascii="Times New Roman" w:hAnsi="Times New Roman" w:cs="Times New Roman"/>
+        </w:rPr>
+        <w:t>Revit</w:t>
+      </w:r>
+      <w:proofErr w:type="spellEnd"/>
+      <w:r>
+        <w:rPr>
+          <w:rFonts w:ascii="Times New Roman" w:hAnsi="Times New Roman" w:cs="Times New Roman"/>
+        </w:rPr>
+        <w:t xml:space="preserve"> como instrumento de trabalho integrado, consolidando conhecimentos teóricos e práticos através de aplicação direta em projetos reais. O estágio decorreu entre 01/04/2026 e 31/07/2026, perfazendo um período de 15 semanas.</w:t>
       </w:r>
       <w:r>
         <w:rPr>
@@ -5642,7 +6052,21 @@
         <w:rPr>
           <w:rFonts w:ascii="Times New Roman" w:hAnsi="Times New Roman" w:cs="Times New Roman"/>
         </w:rPr>
-        <w:t>Aquisição e consolidação de competências técnicas na ferramenta Revit, nomeadamente na modelação tridimensional de componentes eletromecânicos, criação de layouts de subestações, geração de plantas e esquemas técnicos, bem como exportação de documentação associada;</w:t>
+        <w:t xml:space="preserve">Aquisição e consolidação de competências técnicas na ferramenta </w:t>
+      </w:r>
+      <w:proofErr w:type="spellStart"/>
+      <w:r>
+        <w:rPr>
+          <w:rFonts w:ascii="Times New Roman" w:hAnsi="Times New Roman" w:cs="Times New Roman"/>
+        </w:rPr>
+        <w:t>Revit</w:t>
+      </w:r>
+      <w:proofErr w:type="spellEnd"/>
+      <w:r>
+        <w:rPr>
+          <w:rFonts w:ascii="Times New Roman" w:hAnsi="Times New Roman" w:cs="Times New Roman"/>
+        </w:rPr>
+        <w:t>, nomeadamente na modelação tridimensional de componentes eletromecânicos, criação de layouts de subestações, geração de plantas e esquemas técnicos, bem como exportação de documentação associada;</w:t>
       </w:r>
     </w:p>
     <w:p>
@@ -5672,7 +6096,13 @@
         <w:rPr>
           <w:rFonts w:ascii="Times New Roman" w:hAnsi="Times New Roman" w:cs="Times New Roman"/>
         </w:rPr>
-        <w:t>Desenvolvimento de capacidade de trabalho integrado em equipa multidisciplinar, através da interpretação de requisitos técnicos do cliente, participação em revisões iterativas de projetos e incorporação de retroalimentação de engenheiros seniores;</w:t>
+        <w:t>Desenvolvimento de capacidade de trabalho integrado em equipa multidisciplinar, através da interpretação de requisitos técnicos do cliente, participação em revisões iterativas de projetos e incorporação de retroali</w:t>
+      </w:r>
+      <w:r>
+        <w:rPr>
+          <w:rFonts w:ascii="Times New Roman" w:hAnsi="Times New Roman" w:cs="Times New Roman"/>
+        </w:rPr>
+        <w:t>mentação de engenheiros seniores;</w:t>
       </w:r>
     </w:p>
     <w:p>
@@ -5711,20 +6141,25 @@
         <w:rPr>
           <w:rFonts w:ascii="Times New Roman" w:hAnsi="Times New Roman" w:cs="Times New Roman"/>
         </w:rPr>
-        <w:t xml:space="preserve"> kV, </w:t>
-      </w:r>
-      <w:r>
-        <w:rPr>
-          <w:rFonts w:ascii="Times New Roman" w:hAnsi="Times New Roman" w:cs="Times New Roman"/>
-          <w:highlight w:val="red"/>
-        </w:rPr>
-        <w:t xml:space="preserve">245 </w:t>
-      </w:r>
-      <w:r>
-        <w:rPr>
-          <w:rFonts w:ascii="Times New Roman" w:hAnsi="Times New Roman" w:cs="Times New Roman"/>
-        </w:rPr>
-        <w:t>kV, 400 kV), com diferentes dimensões e complexidades, assegurando rastreabilidade e qualidade da documentação técnica produzida;</w:t>
+        <w:t xml:space="preserve"> kV, 2</w:t>
+      </w:r>
+      <w:r>
+        <w:rPr>
+          <w:rFonts w:ascii="Times New Roman" w:hAnsi="Times New Roman" w:cs="Times New Roman"/>
+        </w:rPr>
+        <w:t>75</w:t>
+      </w:r>
+      <w:r>
+        <w:rPr>
+          <w:rFonts w:ascii="Times New Roman" w:hAnsi="Times New Roman" w:cs="Times New Roman"/>
+        </w:rPr>
+        <w:t xml:space="preserve"> kV</w:t>
+      </w:r>
+      <w:r>
+        <w:rPr>
+          <w:rFonts w:ascii="Times New Roman" w:hAnsi="Times New Roman" w:cs="Times New Roman"/>
+        </w:rPr>
+        <w:t>, 400 kV), com diferentes dimensões e complexidades, assegurando rastreabilidade e qualidade da documentação técnica produzida;</w:t>
       </w:r>
     </w:p>
     <w:p>
@@ -5761,7 +6196,7 @@
       <w:bookmarkStart w:id="24" w:name="_Toc76320102"/>
       <w:bookmarkStart w:id="25" w:name="_Toc76320129"/>
       <w:bookmarkStart w:id="26" w:name="_Toc76320170"/>
-      <w:bookmarkStart w:id="27" w:name="_Toc232125124"/>
+      <w:bookmarkStart w:id="27" w:name="_Toc232130724"/>
       <w:bookmarkEnd w:id="21"/>
       <w:bookmarkEnd w:id="22"/>
       <w:bookmarkEnd w:id="23"/>
@@ -5850,11 +6285,33 @@
         </w:rPr>
         <w:t xml:space="preserve"> </w:t>
       </w:r>
-      <w:r>
-        <w:rPr>
-          <w:rFonts w:ascii="Times New Roman" w:hAnsi="Times New Roman" w:cs="Times New Roman"/>
-        </w:rPr>
-        <w:t>Revit – descreve o processo de aprendizagem e progressão na ferramenta Revit, desde os primeiros desafios até à modelação de subestações</w:t>
+      <w:proofErr w:type="spellStart"/>
+      <w:r>
+        <w:rPr>
+          <w:rFonts w:ascii="Times New Roman" w:hAnsi="Times New Roman" w:cs="Times New Roman"/>
+        </w:rPr>
+        <w:t>Revit</w:t>
+      </w:r>
+      <w:proofErr w:type="spellEnd"/>
+      <w:r>
+        <w:rPr>
+          <w:rFonts w:ascii="Times New Roman" w:hAnsi="Times New Roman" w:cs="Times New Roman"/>
+        </w:rPr>
+        <w:t xml:space="preserve"> – descreve o processo de aprendizagem e progressão na ferramenta </w:t>
+      </w:r>
+      <w:proofErr w:type="spellStart"/>
+      <w:r>
+        <w:rPr>
+          <w:rFonts w:ascii="Times New Roman" w:hAnsi="Times New Roman" w:cs="Times New Roman"/>
+        </w:rPr>
+        <w:t>Revit</w:t>
+      </w:r>
+      <w:proofErr w:type="spellEnd"/>
+      <w:r>
+        <w:rPr>
+          <w:rFonts w:ascii="Times New Roman" w:hAnsi="Times New Roman" w:cs="Times New Roman"/>
+        </w:rPr>
+        <w:t>, desde os primeiros desafios até à modelação de subestações</w:t>
       </w:r>
       <w:r>
         <w:rPr>
@@ -5955,7 +6412,7 @@
         </w:rPr>
       </w:pPr>
       <w:bookmarkStart w:id="28" w:name="_Toc232098053"/>
-      <w:bookmarkStart w:id="29" w:name="_Toc232125125"/>
+      <w:bookmarkStart w:id="29" w:name="_Toc232130725"/>
       <w:r>
         <w:rPr>
           <w:rFonts w:ascii="Times New Roman" w:eastAsia="Times New Roman" w:hAnsi="Times New Roman" w:cs="Times New Roman"/>
@@ -5993,7 +6450,7 @@
         </w:rPr>
         <w:tab/>
       </w:r>
-      <w:bookmarkStart w:id="30" w:name="_Toc232125126"/>
+      <w:bookmarkStart w:id="30" w:name="_Toc232130726"/>
       <w:r>
         <w:rPr>
           <w:rFonts w:ascii="Times New Roman" w:hAnsi="Times New Roman" w:cs="Times New Roman"/>
@@ -6019,6 +6476,7 @@
         </w:rPr>
         <w:t xml:space="preserve">No contexto específico de subestações de média tensão (MT) e alta tensão (AT), a complexidade técnica e a necessidade de coordenação multidisciplinar tornam o projeto de execução particularmente exigente. A elaboração desta documentação tem vindo a beneficiar da adoção de metodologias de modelação tridimensional integrada, como o </w:t>
       </w:r>
+      <w:proofErr w:type="spellStart"/>
       <w:r>
         <w:rPr>
           <w:rFonts w:ascii="Times New Roman" w:eastAsia="Times New Roman" w:hAnsi="Times New Roman" w:cs="Times New Roman"/>
@@ -6026,22 +6484,79 @@
           <w:iCs/>
           <w:lang w:eastAsia="pt-PT"/>
         </w:rPr>
-        <w:t>Building Information Modelling</w:t>
-      </w:r>
-      <w:r>
-        <w:rPr>
-          <w:rFonts w:ascii="Times New Roman" w:eastAsia="Times New Roman" w:hAnsi="Times New Roman" w:cs="Times New Roman"/>
+        <w:t>Building</w:t>
+      </w:r>
+      <w:proofErr w:type="spellEnd"/>
+      <w:r>
+        <w:rPr>
+          <w:rFonts w:ascii="Times New Roman" w:eastAsia="Times New Roman" w:hAnsi="Times New Roman" w:cs="Times New Roman"/>
+          <w:i/>
+          <w:iCs/>
           <w:lang w:eastAsia="pt-PT"/>
         </w:rPr>
         <w:t xml:space="preserve"> </w:t>
       </w:r>
+      <w:proofErr w:type="spellStart"/>
+      <w:r>
+        <w:rPr>
+          <w:rFonts w:ascii="Times New Roman" w:eastAsia="Times New Roman" w:hAnsi="Times New Roman" w:cs="Times New Roman"/>
+          <w:i/>
+          <w:iCs/>
+          <w:lang w:eastAsia="pt-PT"/>
+        </w:rPr>
+        <w:t>Information</w:t>
+      </w:r>
+      <w:proofErr w:type="spellEnd"/>
+      <w:r>
+        <w:rPr>
+          <w:rFonts w:ascii="Times New Roman" w:eastAsia="Times New Roman" w:hAnsi="Times New Roman" w:cs="Times New Roman"/>
+          <w:i/>
+          <w:iCs/>
+          <w:lang w:eastAsia="pt-PT"/>
+        </w:rPr>
+        <w:t xml:space="preserve"> </w:t>
+      </w:r>
+      <w:proofErr w:type="spellStart"/>
+      <w:r>
+        <w:rPr>
+          <w:rFonts w:ascii="Times New Roman" w:eastAsia="Times New Roman" w:hAnsi="Times New Roman" w:cs="Times New Roman"/>
+          <w:i/>
+          <w:iCs/>
+          <w:lang w:eastAsia="pt-PT"/>
+        </w:rPr>
+        <w:t>Modelling</w:t>
+      </w:r>
+      <w:proofErr w:type="spellEnd"/>
+      <w:r>
+        <w:rPr>
+          <w:rFonts w:ascii="Times New Roman" w:eastAsia="Times New Roman" w:hAnsi="Times New Roman" w:cs="Times New Roman"/>
+          <w:lang w:eastAsia="pt-PT"/>
+        </w:rPr>
+        <w:t xml:space="preserve"> </w:t>
+      </w:r>
       <w:r>
         <w:rPr>
           <w:rFonts w:ascii="Times New Roman" w:eastAsia="Times New Roman" w:hAnsi="Times New Roman" w:cs="Times New Roman"/>
           <w:lang w:eastAsia="pt-PT"/>
         </w:rPr>
         <w:lastRenderedPageBreak/>
-        <w:t>(BIM), e de ferramentas como o Revit, cuja utilização no projeto de execução permite uma representação detalhada e rigorosa dos componentes civis, eletrotécnicos e eletromecânicos, facilitando assim a deteção precoce de conflitos como sobreposição de engenharias. Estas metodologias serão abordadas nos subcapítulos seguintes.</w:t>
+        <w:t xml:space="preserve">(BIM), e de ferramentas como o </w:t>
+      </w:r>
+      <w:proofErr w:type="spellStart"/>
+      <w:r>
+        <w:rPr>
+          <w:rFonts w:ascii="Times New Roman" w:eastAsia="Times New Roman" w:hAnsi="Times New Roman" w:cs="Times New Roman"/>
+          <w:lang w:eastAsia="pt-PT"/>
+        </w:rPr>
+        <w:t>Revit</w:t>
+      </w:r>
+      <w:proofErr w:type="spellEnd"/>
+      <w:r>
+        <w:rPr>
+          <w:rFonts w:ascii="Times New Roman" w:eastAsia="Times New Roman" w:hAnsi="Times New Roman" w:cs="Times New Roman"/>
+          <w:lang w:eastAsia="pt-PT"/>
+        </w:rPr>
+        <w:t>, cuja utilização no projeto de execução permite uma representação detalhada e rigorosa dos componentes civis, eletrotécnicos e eletromecânicos, facilitando assim a deteção precoce de conflitos como sobreposição de engenharias. Estas metodologias serão abordadas nos subcapítulos seguintes.</w:t>
       </w:r>
     </w:p>
     <w:p>
@@ -6059,7 +6574,7 @@
           <w:color w:val="auto"/>
         </w:rPr>
       </w:pPr>
-      <w:bookmarkStart w:id="31" w:name="_Toc232125127"/>
+      <w:bookmarkStart w:id="31" w:name="_Toc232130727"/>
       <w:r>
         <w:rPr>
           <w:rFonts w:ascii="Times New Roman" w:hAnsi="Times New Roman" w:cs="Times New Roman"/>
@@ -6224,7 +6739,7 @@
           <w:color w:val="auto"/>
         </w:rPr>
       </w:pPr>
-      <w:bookmarkStart w:id="32" w:name="_Toc232125128"/>
+      <w:bookmarkStart w:id="32" w:name="_Toc232130728"/>
       <w:r>
         <w:rPr>
           <w:rFonts w:ascii="Times New Roman" w:hAnsi="Times New Roman" w:cs="Times New Roman"/>
@@ -6271,6 +6786,7 @@
           <w:i/>
           <w:iCs/>
           <w:color w:val="7F7F7F"/>
+          <w:highlight w:val="green"/>
           <w:lang w:eastAsia="pt-PT"/>
         </w:rPr>
       </w:pPr>
@@ -6280,119 +6796,208 @@
           <w:i/>
           <w:iCs/>
           <w:color w:val="7F7F7F"/>
-          <w:lang w:eastAsia="pt-PT"/>
-        </w:rPr>
-        <w:t>[Figura sugerida: esquema simplificado da rede elétrica com posição da SE AT/MT na cadeia produção→transporte→distribuição]</w:t>
-      </w:r>
-    </w:p>
-    <w:p>
-      <w:pPr>
-        <w:spacing w:before="60" w:after="60" w:line="360" w:lineRule="auto"/>
-        <w:jc w:val="both"/>
-        <w:rPr>
-          <w:rFonts w:ascii="Times New Roman" w:eastAsia="Times New Roman" w:hAnsi="Times New Roman" w:cs="Times New Roman"/>
-          <w:lang w:eastAsia="pt-PT"/>
-        </w:rPr>
-      </w:pPr>
-    </w:p>
-    <w:p>
-      <w:pPr>
-        <w:spacing w:after="120" w:line="360" w:lineRule="auto"/>
-        <w:jc w:val="both"/>
-        <w:rPr>
-          <w:rFonts w:ascii="Times New Roman" w:eastAsia="Times New Roman" w:hAnsi="Times New Roman" w:cs="Times New Roman"/>
-          <w:lang w:eastAsia="pt-PT"/>
-        </w:rPr>
-      </w:pPr>
-      <w:r>
-        <w:rPr>
-          <w:rFonts w:ascii="Times New Roman" w:eastAsia="Times New Roman" w:hAnsi="Times New Roman" w:cs="Times New Roman"/>
-          <w:lang w:eastAsia="pt-PT"/>
-        </w:rPr>
-        <w:t xml:space="preserve">No que respeita aos tipos construtivos, as subestações classificam-se fundamentalmente em dois tipos: as subestações isoladas a ar, designadas </w:t>
-      </w:r>
-      <w:r>
-        <w:rPr>
-          <w:rFonts w:ascii="Times New Roman" w:eastAsia="Times New Roman" w:hAnsi="Times New Roman" w:cs="Times New Roman"/>
-          <w:i/>
-          <w:iCs/>
-          <w:lang w:eastAsia="pt-PT"/>
-        </w:rPr>
-        <w:t>Air Insulated Substations</w:t>
-      </w:r>
-      <w:r>
-        <w:rPr>
-          <w:rFonts w:ascii="Times New Roman" w:eastAsia="Times New Roman" w:hAnsi="Times New Roman" w:cs="Times New Roman"/>
-          <w:lang w:eastAsia="pt-PT"/>
-        </w:rPr>
-        <w:t xml:space="preserve"> (AIS), nas quais os equipamentos se encontram dispostos ao ar livre com isolamento garantido pelo próprio ar atmosférico, e as subestações de isolamento a gás, designadas </w:t>
-      </w:r>
-      <w:r>
-        <w:rPr>
-          <w:rFonts w:ascii="Times New Roman" w:eastAsia="Times New Roman" w:hAnsi="Times New Roman" w:cs="Times New Roman"/>
-          <w:i/>
-          <w:iCs/>
-          <w:lang w:eastAsia="pt-PT"/>
-        </w:rPr>
-        <w:t>Gas Insulated Substations</w:t>
-      </w:r>
-      <w:r>
-        <w:rPr>
-          <w:rFonts w:ascii="Times New Roman" w:eastAsia="Times New Roman" w:hAnsi="Times New Roman" w:cs="Times New Roman"/>
-          <w:lang w:eastAsia="pt-PT"/>
-        </w:rPr>
-        <w:t xml:space="preserve"> (GIS), nas quais todos os componentes se encontram encapsulados num invólucro metálico preenchido com hexafluoreto de enxofre (SF6), em conformidade com o estipulado na norma IEC 62271-203. Refira-se, contudo, que a utilização do SF6 se encontra atualmente sujeita a restrições regulamentares de natureza ambiental, assunto desenvolvido no subcapítulo 2.1.5. As subestações do tipo AIS são a solução mais comum em contextos onde o espaço disponível é amplo e as condições ambientais são favoráveis, ao passo que as GIS se impõem em situações de espaço reduzido ou de ambiente particularmente agressivo, apresentando como vantagem principal uma pegada física significativamente menor </w:t>
-      </w:r>
-      <w:r>
-        <w:rPr>
-          <w:rFonts w:ascii="Times New Roman" w:eastAsia="Times New Roman" w:hAnsi="Times New Roman" w:cs="Times New Roman"/>
-          <w:highlight w:val="yellow"/>
-          <w:lang w:eastAsia="pt-PT"/>
-        </w:rPr>
-        <w:t>[Bolotinha, 2019a]</w:t>
-      </w:r>
-      <w:r>
-        <w:rPr>
-          <w:rFonts w:ascii="Times New Roman" w:eastAsia="Times New Roman" w:hAnsi="Times New Roman" w:cs="Times New Roman"/>
-          <w:lang w:eastAsia="pt-PT"/>
-        </w:rPr>
-        <w:t>.</w:t>
-      </w:r>
-    </w:p>
-    <w:p>
-      <w:pPr>
-        <w:spacing w:after="120" w:line="360" w:lineRule="auto"/>
-        <w:jc w:val="both"/>
-        <w:rPr>
-          <w:rFonts w:ascii="Times New Roman" w:eastAsia="Times New Roman" w:hAnsi="Times New Roman" w:cs="Times New Roman"/>
-          <w:lang w:eastAsia="pt-PT"/>
-        </w:rPr>
-      </w:pPr>
-    </w:p>
-    <w:p>
-      <w:pPr>
-        <w:spacing w:before="60" w:after="60" w:line="360" w:lineRule="auto"/>
-        <w:jc w:val="both"/>
+          <w:highlight w:val="green"/>
+          <w:lang w:eastAsia="pt-PT"/>
+        </w:rPr>
+        <w:t xml:space="preserve">rede elétrica com posição da SE AT/MT na cadeia </w:t>
+      </w:r>
+      <w:proofErr w:type="spellStart"/>
+      <w:r>
         <w:rPr>
           <w:rFonts w:ascii="Times New Roman" w:eastAsia="Times New Roman" w:hAnsi="Times New Roman" w:cs="Times New Roman"/>
           <w:i/>
           <w:iCs/>
           <w:color w:val="7F7F7F"/>
-          <w:lang w:eastAsia="pt-PT"/>
-        </w:rPr>
-      </w:pPr>
+          <w:highlight w:val="green"/>
+          <w:lang w:eastAsia="pt-PT"/>
+        </w:rPr>
+        <w:t>produção→transporte→distribuição→CF</w:t>
+      </w:r>
+      <w:proofErr w:type="spellEnd"/>
       <w:r>
         <w:rPr>
           <w:rFonts w:ascii="Times New Roman" w:eastAsia="Times New Roman" w:hAnsi="Times New Roman" w:cs="Times New Roman"/>
           <w:i/>
           <w:iCs/>
           <w:color w:val="7F7F7F"/>
-          <w:lang w:eastAsia="pt-PT"/>
-        </w:rPr>
-        <w:t xml:space="preserve">[Figura sugerida: fotografia ou esquema comparativo entre </w:t>
-      </w:r>
-      <w:proofErr w:type="gramStart"/>
-      <w:r>
+          <w:highlight w:val="green"/>
+          <w:lang w:eastAsia="pt-PT"/>
+        </w:rPr>
+        <w:t>]</w:t>
+      </w:r>
+    </w:p>
+    <w:p>
+      <w:pPr>
+        <w:spacing w:before="60" w:after="60" w:line="360" w:lineRule="auto"/>
+        <w:jc w:val="both"/>
+        <w:rPr>
+          <w:rFonts w:ascii="Times New Roman" w:eastAsia="Times New Roman" w:hAnsi="Times New Roman" w:cs="Times New Roman"/>
+          <w:lang w:eastAsia="pt-PT"/>
+        </w:rPr>
+      </w:pPr>
+    </w:p>
+    <w:p>
+      <w:pPr>
+        <w:spacing w:after="120" w:line="360" w:lineRule="auto"/>
+        <w:jc w:val="both"/>
+        <w:rPr>
+          <w:rFonts w:ascii="Times New Roman" w:eastAsia="Times New Roman" w:hAnsi="Times New Roman" w:cs="Times New Roman"/>
+          <w:lang w:eastAsia="pt-PT"/>
+        </w:rPr>
+      </w:pPr>
+      <w:r>
+        <w:rPr>
+          <w:rFonts w:ascii="Times New Roman" w:eastAsia="Times New Roman" w:hAnsi="Times New Roman" w:cs="Times New Roman"/>
+          <w:lang w:eastAsia="pt-PT"/>
+        </w:rPr>
+        <w:t xml:space="preserve">No que respeita aos tipos construtivos, as subestações classificam-se fundamentalmente em dois tipos: as subestações isoladas a ar, designadas </w:t>
+      </w:r>
+      <w:proofErr w:type="spellStart"/>
+      <w:r>
+        <w:rPr>
+          <w:rFonts w:ascii="Times New Roman" w:eastAsia="Times New Roman" w:hAnsi="Times New Roman" w:cs="Times New Roman"/>
+          <w:i/>
+          <w:iCs/>
+          <w:lang w:eastAsia="pt-PT"/>
+        </w:rPr>
+        <w:t>Air</w:t>
+      </w:r>
+      <w:proofErr w:type="spellEnd"/>
+      <w:r>
+        <w:rPr>
+          <w:rFonts w:ascii="Times New Roman" w:eastAsia="Times New Roman" w:hAnsi="Times New Roman" w:cs="Times New Roman"/>
+          <w:i/>
+          <w:iCs/>
+          <w:lang w:eastAsia="pt-PT"/>
+        </w:rPr>
+        <w:t xml:space="preserve"> </w:t>
+      </w:r>
+      <w:proofErr w:type="spellStart"/>
+      <w:r>
+        <w:rPr>
+          <w:rFonts w:ascii="Times New Roman" w:eastAsia="Times New Roman" w:hAnsi="Times New Roman" w:cs="Times New Roman"/>
+          <w:i/>
+          <w:iCs/>
+          <w:lang w:eastAsia="pt-PT"/>
+        </w:rPr>
+        <w:t>Insulated</w:t>
+      </w:r>
+      <w:proofErr w:type="spellEnd"/>
+      <w:r>
+        <w:rPr>
+          <w:rFonts w:ascii="Times New Roman" w:eastAsia="Times New Roman" w:hAnsi="Times New Roman" w:cs="Times New Roman"/>
+          <w:i/>
+          <w:iCs/>
+          <w:lang w:eastAsia="pt-PT"/>
+        </w:rPr>
+        <w:t xml:space="preserve"> </w:t>
+      </w:r>
+      <w:proofErr w:type="spellStart"/>
+      <w:r>
+        <w:rPr>
+          <w:rFonts w:ascii="Times New Roman" w:eastAsia="Times New Roman" w:hAnsi="Times New Roman" w:cs="Times New Roman"/>
+          <w:i/>
+          <w:iCs/>
+          <w:lang w:eastAsia="pt-PT"/>
+        </w:rPr>
+        <w:t>Substations</w:t>
+      </w:r>
+      <w:proofErr w:type="spellEnd"/>
+      <w:r>
+        <w:rPr>
+          <w:rFonts w:ascii="Times New Roman" w:eastAsia="Times New Roman" w:hAnsi="Times New Roman" w:cs="Times New Roman"/>
+          <w:lang w:eastAsia="pt-PT"/>
+        </w:rPr>
+        <w:t xml:space="preserve"> (AIS), nas quais os equipamentos se encontram dispostos ao ar livre com isolamento garantido pelo próprio ar atmosférico, e as subestações de isolamento a gás, designadas </w:t>
+      </w:r>
+      <w:proofErr w:type="spellStart"/>
+      <w:r>
+        <w:rPr>
+          <w:rFonts w:ascii="Times New Roman" w:eastAsia="Times New Roman" w:hAnsi="Times New Roman" w:cs="Times New Roman"/>
+          <w:i/>
+          <w:iCs/>
+          <w:lang w:eastAsia="pt-PT"/>
+        </w:rPr>
+        <w:t>Gas</w:t>
+      </w:r>
+      <w:proofErr w:type="spellEnd"/>
+      <w:r>
+        <w:rPr>
+          <w:rFonts w:ascii="Times New Roman" w:eastAsia="Times New Roman" w:hAnsi="Times New Roman" w:cs="Times New Roman"/>
+          <w:i/>
+          <w:iCs/>
+          <w:lang w:eastAsia="pt-PT"/>
+        </w:rPr>
+        <w:t xml:space="preserve"> </w:t>
+      </w:r>
+      <w:proofErr w:type="spellStart"/>
+      <w:r>
+        <w:rPr>
+          <w:rFonts w:ascii="Times New Roman" w:eastAsia="Times New Roman" w:hAnsi="Times New Roman" w:cs="Times New Roman"/>
+          <w:i/>
+          <w:iCs/>
+          <w:lang w:eastAsia="pt-PT"/>
+        </w:rPr>
+        <w:t>Insulated</w:t>
+      </w:r>
+      <w:proofErr w:type="spellEnd"/>
+      <w:r>
+        <w:rPr>
+          <w:rFonts w:ascii="Times New Roman" w:eastAsia="Times New Roman" w:hAnsi="Times New Roman" w:cs="Times New Roman"/>
+          <w:i/>
+          <w:iCs/>
+          <w:lang w:eastAsia="pt-PT"/>
+        </w:rPr>
+        <w:t xml:space="preserve"> </w:t>
+      </w:r>
+      <w:proofErr w:type="spellStart"/>
+      <w:r>
+        <w:rPr>
+          <w:rFonts w:ascii="Times New Roman" w:eastAsia="Times New Roman" w:hAnsi="Times New Roman" w:cs="Times New Roman"/>
+          <w:i/>
+          <w:iCs/>
+          <w:lang w:eastAsia="pt-PT"/>
+        </w:rPr>
+        <w:t>Substations</w:t>
+      </w:r>
+      <w:proofErr w:type="spellEnd"/>
+      <w:r>
+        <w:rPr>
+          <w:rFonts w:ascii="Times New Roman" w:eastAsia="Times New Roman" w:hAnsi="Times New Roman" w:cs="Times New Roman"/>
+          <w:lang w:eastAsia="pt-PT"/>
+        </w:rPr>
+        <w:t xml:space="preserve"> (GIS), nas quais todos os componentes se encontram encapsulados num invólucro metálico preenchido com hexafluoreto de enxofre (SF6), em conformidade com o estipulado na norma IEC 62271-203. Refira-se, contudo, que a utilização do SF6 se encontra atualmente sujeita a restrições regulamentares de natureza ambiental, assunto desenvolvido no subcapítulo 2.1.5. As subestações do tipo AIS são a solução mais comum em contextos onde o espaço disponível é amplo e as condições ambientais são favoráveis, ao passo que as GIS se impõem em situações de espaço reduzido ou de ambiente particularmente agressivo, apresentando como vantagem principal uma pegada física significativamente menor </w:t>
+      </w:r>
+      <w:r>
+        <w:rPr>
+          <w:rFonts w:ascii="Times New Roman" w:eastAsia="Times New Roman" w:hAnsi="Times New Roman" w:cs="Times New Roman"/>
+          <w:highlight w:val="yellow"/>
+          <w:lang w:eastAsia="pt-PT"/>
+        </w:rPr>
+        <w:t>[Bolotinha, 2019a]</w:t>
+      </w:r>
+      <w:r>
+        <w:rPr>
+          <w:rFonts w:ascii="Times New Roman" w:eastAsia="Times New Roman" w:hAnsi="Times New Roman" w:cs="Times New Roman"/>
+          <w:lang w:eastAsia="pt-PT"/>
+        </w:rPr>
+        <w:t>.</w:t>
+      </w:r>
+    </w:p>
+    <w:p>
+      <w:pPr>
+        <w:spacing w:after="120" w:line="360" w:lineRule="auto"/>
+        <w:jc w:val="both"/>
+        <w:rPr>
+          <w:rFonts w:ascii="Times New Roman" w:eastAsia="Times New Roman" w:hAnsi="Times New Roman" w:cs="Times New Roman"/>
+          <w:lang w:eastAsia="pt-PT"/>
+        </w:rPr>
+      </w:pPr>
+    </w:p>
+    <w:p>
+      <w:pPr>
+        <w:spacing w:before="60" w:after="60" w:line="360" w:lineRule="auto"/>
+        <w:jc w:val="both"/>
         <w:rPr>
           <w:rFonts w:ascii="Times New Roman" w:eastAsia="Times New Roman" w:hAnsi="Times New Roman" w:cs="Times New Roman"/>
           <w:i/>
@@ -6400,101 +7005,41 @@
           <w:color w:val="7F7F7F"/>
           <w:lang w:eastAsia="pt-PT"/>
         </w:rPr>
-        <w:t>subestação AIS exterior</w:t>
-      </w:r>
-      <w:proofErr w:type="gramEnd"/>
+      </w:pPr>
       <w:r>
         <w:rPr>
           <w:rFonts w:ascii="Times New Roman" w:eastAsia="Times New Roman" w:hAnsi="Times New Roman" w:cs="Times New Roman"/>
           <w:i/>
           <w:iCs/>
           <w:color w:val="7F7F7F"/>
-          <w:lang w:eastAsia="pt-PT"/>
-        </w:rPr>
-        <w:t xml:space="preserve"> e subestação GIS — Bolotinha 2019a, pp. 8-10]</w:t>
-      </w:r>
-    </w:p>
-    <w:p>
-      <w:pPr>
-        <w:spacing w:before="60" w:after="60" w:line="360" w:lineRule="auto"/>
-        <w:jc w:val="both"/>
-        <w:rPr>
-          <w:rFonts w:ascii="Times New Roman" w:eastAsia="Times New Roman" w:hAnsi="Times New Roman" w:cs="Times New Roman"/>
-          <w:lang w:eastAsia="pt-PT"/>
-        </w:rPr>
-      </w:pPr>
-    </w:p>
-    <w:p>
-      <w:pPr>
-        <w:spacing w:after="120" w:line="360" w:lineRule="auto"/>
-        <w:jc w:val="both"/>
-        <w:rPr>
-          <w:rFonts w:ascii="Times New Roman" w:eastAsia="Times New Roman" w:hAnsi="Times New Roman" w:cs="Times New Roman"/>
-          <w:lang w:eastAsia="pt-PT"/>
-        </w:rPr>
-      </w:pPr>
-      <w:r>
-        <w:rPr>
-          <w:rFonts w:ascii="Times New Roman" w:eastAsia="Times New Roman" w:hAnsi="Times New Roman" w:cs="Times New Roman"/>
-          <w:lang w:eastAsia="pt-PT"/>
-        </w:rPr>
-        <w:t xml:space="preserve">Independentemente do tipo construtivo, as subestações AT/MT integram um conjunto de equipamentos primários cuja função é assegurar a transformação, a manobra e a proteção da </w:t>
-      </w:r>
-      <w:r>
-        <w:rPr>
-          <w:rFonts w:ascii="Times New Roman" w:eastAsia="Times New Roman" w:hAnsi="Times New Roman" w:cs="Times New Roman"/>
-          <w:lang w:eastAsia="pt-PT"/>
-        </w:rPr>
-        <w:lastRenderedPageBreak/>
-        <w:t xml:space="preserve">instalação. O transformador de potência constitui o elemento central, sendo responsável pela conversão do nível de tensão entre os dois lados da subestação. Os disjuntores asseguram a interrupção da corrente em carga e em situações de defeito, enquanto os seccionadores garantem o isolamento visível dos circuitos durante operações de manutenção. Os transformadores de intensidade (TI) e os transformadores de tensão (TT) fornecem aos sistemas de proteção e medida grandezas proporcionais às correntes e tensões da instalação, com classes de precisão definidas em função da aplicação. Por fim, os descarregadores de sobretensões, também designados para-raios, protegem a instalação contra sobretensões de origem atmosférica ou de manobra </w:t>
-      </w:r>
-      <w:r>
-        <w:rPr>
-          <w:rFonts w:ascii="Times New Roman" w:eastAsia="Times New Roman" w:hAnsi="Times New Roman" w:cs="Times New Roman"/>
-          <w:highlight w:val="yellow"/>
-          <w:lang w:eastAsia="pt-PT"/>
-        </w:rPr>
-        <w:t>[Bolotinha, 2019a]</w:t>
-      </w:r>
-      <w:r>
-        <w:rPr>
-          <w:rFonts w:ascii="Times New Roman" w:eastAsia="Times New Roman" w:hAnsi="Times New Roman" w:cs="Times New Roman"/>
-          <w:lang w:eastAsia="pt-PT"/>
-        </w:rPr>
-        <w:t>.</w:t>
-      </w:r>
-    </w:p>
-    <w:p>
-      <w:pPr>
-        <w:spacing w:after="120" w:line="360" w:lineRule="auto"/>
-        <w:jc w:val="both"/>
-        <w:rPr>
-          <w:rFonts w:ascii="Times New Roman" w:eastAsia="Times New Roman" w:hAnsi="Times New Roman" w:cs="Times New Roman"/>
-          <w:lang w:eastAsia="pt-PT"/>
-        </w:rPr>
-      </w:pPr>
-    </w:p>
-    <w:p>
-      <w:pPr>
-        <w:spacing w:before="60" w:after="60" w:line="360" w:lineRule="auto"/>
-        <w:jc w:val="both"/>
+          <w:highlight w:val="green"/>
+          <w:lang w:eastAsia="pt-PT"/>
+        </w:rPr>
+        <w:t xml:space="preserve">fotografia ou esquema comparativo entre </w:t>
+      </w:r>
+      <w:proofErr w:type="gramStart"/>
+      <w:r>
         <w:rPr>
           <w:rFonts w:ascii="Times New Roman" w:eastAsia="Times New Roman" w:hAnsi="Times New Roman" w:cs="Times New Roman"/>
           <w:i/>
           <w:iCs/>
           <w:color w:val="7F7F7F"/>
-          <w:lang w:eastAsia="pt-PT"/>
-        </w:rPr>
-      </w:pPr>
+          <w:highlight w:val="green"/>
+          <w:lang w:eastAsia="pt-PT"/>
+        </w:rPr>
+        <w:t>subestação AIS exterior</w:t>
+      </w:r>
+      <w:proofErr w:type="gramEnd"/>
       <w:r>
         <w:rPr>
           <w:rFonts w:ascii="Times New Roman" w:eastAsia="Times New Roman" w:hAnsi="Times New Roman" w:cs="Times New Roman"/>
           <w:i/>
           <w:iCs/>
           <w:color w:val="7F7F7F"/>
-          <w:lang w:eastAsia="pt-PT"/>
-        </w:rPr>
-        <w:t>[Figura sugerida: fotografia de transformador de potência em subestação AIS, com legenda a identificar os equipamentos primários visíveis — transformador, disjuntores, seccionadores e para-raios]</w:t>
+          <w:highlight w:val="green"/>
+          <w:lang w:eastAsia="pt-PT"/>
+        </w:rPr>
+        <w:t xml:space="preserve"> e subestação GIS</w:t>
       </w:r>
     </w:p>
     <w:p>
@@ -6521,22 +7066,15 @@
           <w:rFonts w:ascii="Times New Roman" w:eastAsia="Times New Roman" w:hAnsi="Times New Roman" w:cs="Times New Roman"/>
           <w:lang w:eastAsia="pt-PT"/>
         </w:rPr>
-        <w:t xml:space="preserve">A arquitetura interna de uma subestação é igualmente definida pela configuração dos barramentos, que determina a forma como os diferentes painéis se interligam e condiciona a flexibilidade de exploração e a continuidade de serviço da instalação. A configuração mais simples é a de barramento simples, na qual todos os painéis se ligam a um único barramento comum, solução económica, mas que implica a indisponibilidade total da subestação em caso de defeito ou manutenção no barramento </w:t>
-      </w:r>
-      <w:r>
-        <w:rPr>
-          <w:rFonts w:ascii="Times New Roman" w:eastAsia="Times New Roman" w:hAnsi="Times New Roman" w:cs="Times New Roman"/>
-          <w:highlight w:val="yellow"/>
-          <w:lang w:eastAsia="pt-PT"/>
-        </w:rPr>
-        <w:t>[Bolotinha, 2019a]</w:t>
-      </w:r>
-      <w:r>
-        <w:rPr>
-          <w:rFonts w:ascii="Times New Roman" w:eastAsia="Times New Roman" w:hAnsi="Times New Roman" w:cs="Times New Roman"/>
-          <w:lang w:eastAsia="pt-PT"/>
-        </w:rPr>
-        <w:t xml:space="preserve">. A configuração de barramento duplo introduz redundância ao dispor de dois barramentos paralelos, permitindo transferir cargas de um para o outro sem interrupção do serviço, sendo a solução mais frequente em subestações AT/MT de maior relevância na rede de distribuição. Nos quadros de média tensão, a configuração de barramento simples seccionado é também uma solução corrente, na qual o barramento se divide em dois troços ligados por um disjuntor de acoplamento, possibilitando a alimentação de cada troço por uma fonte independente e aumentando assim a fiabilidade do fornecimento </w:t>
+        <w:t xml:space="preserve">Independentemente do tipo construtivo, as subestações AT/MT integram um conjunto de equipamentos primários cuja função é assegurar a transformação, a manobra e a proteção da instalação. O transformador de potência constitui o elemento central, sendo responsável pela conversão do nível de tensão entre os dois lados da subestação. Os disjuntores asseguram a </w:t>
+      </w:r>
+      <w:r>
+        <w:rPr>
+          <w:rFonts w:ascii="Times New Roman" w:eastAsia="Times New Roman" w:hAnsi="Times New Roman" w:cs="Times New Roman"/>
+          <w:lang w:eastAsia="pt-PT"/>
+        </w:rPr>
+        <w:lastRenderedPageBreak/>
+        <w:t xml:space="preserve">interrupção da corrente em carga e em situações de defeito, enquanto os seccionadores garantem o isolamento visível dos circuitos durante operações de manutenção. Os transformadores de intensidade (TI) e os transformadores de tensão (TT) fornecem aos sistemas de proteção e medida grandezas proporcionais às correntes e tensões da instalação, com classes de precisão definidas em função da aplicação. Por fim, os descarregadores de sobretensões, também designados para-raios, protegem a instalação contra sobretensões de origem atmosférica ou de manobra </w:t>
       </w:r>
       <w:r>
         <w:rPr>
@@ -6582,6 +7120,98 @@
           <w:i/>
           <w:iCs/>
           <w:color w:val="7F7F7F"/>
+          <w:highlight w:val="green"/>
+          <w:lang w:eastAsia="pt-PT"/>
+        </w:rPr>
+        <w:t>transformador de potência em subestação AIS, com legenda a identificar os equipamentos primários visíveis — transformador, disjuntores, seccionadores e para-raios</w:t>
+      </w:r>
+    </w:p>
+    <w:p>
+      <w:pPr>
+        <w:spacing w:before="60" w:after="60" w:line="360" w:lineRule="auto"/>
+        <w:jc w:val="both"/>
+        <w:rPr>
+          <w:rFonts w:ascii="Times New Roman" w:eastAsia="Times New Roman" w:hAnsi="Times New Roman" w:cs="Times New Roman"/>
+          <w:lang w:eastAsia="pt-PT"/>
+        </w:rPr>
+      </w:pPr>
+    </w:p>
+    <w:p>
+      <w:pPr>
+        <w:spacing w:after="120" w:line="360" w:lineRule="auto"/>
+        <w:jc w:val="both"/>
+        <w:rPr>
+          <w:rFonts w:ascii="Times New Roman" w:eastAsia="Times New Roman" w:hAnsi="Times New Roman" w:cs="Times New Roman"/>
+          <w:lang w:eastAsia="pt-PT"/>
+        </w:rPr>
+      </w:pPr>
+      <w:r>
+        <w:rPr>
+          <w:rFonts w:ascii="Times New Roman" w:eastAsia="Times New Roman" w:hAnsi="Times New Roman" w:cs="Times New Roman"/>
+          <w:lang w:eastAsia="pt-PT"/>
+        </w:rPr>
+        <w:t xml:space="preserve">A arquitetura interna de uma subestação é igualmente definida pela configuração dos barramentos, que determina a forma como os diferentes painéis se interligam e condiciona a flexibilidade de exploração e a continuidade de serviço da instalação. A configuração mais simples é a de barramento simples, na qual todos os painéis se ligam a um único barramento comum, solução económica, mas que implica a indisponibilidade total da subestação em caso de defeito ou manutenção no barramento </w:t>
+      </w:r>
+      <w:r>
+        <w:rPr>
+          <w:rFonts w:ascii="Times New Roman" w:eastAsia="Times New Roman" w:hAnsi="Times New Roman" w:cs="Times New Roman"/>
+          <w:highlight w:val="yellow"/>
+          <w:lang w:eastAsia="pt-PT"/>
+        </w:rPr>
+        <w:t>[Bolotinha, 2019a]</w:t>
+      </w:r>
+      <w:r>
+        <w:rPr>
+          <w:rFonts w:ascii="Times New Roman" w:eastAsia="Times New Roman" w:hAnsi="Times New Roman" w:cs="Times New Roman"/>
+          <w:lang w:eastAsia="pt-PT"/>
+        </w:rPr>
+        <w:t xml:space="preserve">. A configuração de barramento duplo introduz redundância ao dispor de dois barramentos paralelos, permitindo transferir cargas de um para o outro sem interrupção do serviço, sendo a solução mais frequente em subestações AT/MT de maior relevância na rede de distribuição. Nos quadros de média tensão, a configuração de barramento simples seccionado é também uma solução corrente, na qual o barramento se divide em dois troços ligados por um disjuntor de acoplamento, possibilitando a alimentação de cada troço por uma fonte independente e aumentando assim a fiabilidade do fornecimento </w:t>
+      </w:r>
+      <w:r>
+        <w:rPr>
+          <w:rFonts w:ascii="Times New Roman" w:eastAsia="Times New Roman" w:hAnsi="Times New Roman" w:cs="Times New Roman"/>
+          <w:highlight w:val="yellow"/>
+          <w:lang w:eastAsia="pt-PT"/>
+        </w:rPr>
+        <w:t>[Bolotinha, 2019a]</w:t>
+      </w:r>
+      <w:r>
+        <w:rPr>
+          <w:rFonts w:ascii="Times New Roman" w:eastAsia="Times New Roman" w:hAnsi="Times New Roman" w:cs="Times New Roman"/>
+          <w:lang w:eastAsia="pt-PT"/>
+        </w:rPr>
+        <w:t>.</w:t>
+      </w:r>
+    </w:p>
+    <w:p>
+      <w:pPr>
+        <w:spacing w:after="120" w:line="360" w:lineRule="auto"/>
+        <w:jc w:val="both"/>
+        <w:rPr>
+          <w:rFonts w:ascii="Times New Roman" w:eastAsia="Times New Roman" w:hAnsi="Times New Roman" w:cs="Times New Roman"/>
+          <w:lang w:eastAsia="pt-PT"/>
+        </w:rPr>
+      </w:pPr>
+    </w:p>
+    <w:p>
+      <w:pPr>
+        <w:spacing w:before="60" w:after="60" w:line="360" w:lineRule="auto"/>
+        <w:jc w:val="both"/>
+        <w:rPr>
+          <w:rFonts w:ascii="Times New Roman" w:eastAsia="Times New Roman" w:hAnsi="Times New Roman" w:cs="Times New Roman"/>
+          <w:i/>
+          <w:iCs/>
+          <w:color w:val="7F7F7F"/>
+          <w:lang w:eastAsia="pt-PT"/>
+        </w:rPr>
+      </w:pPr>
+      <w:r>
+        <w:rPr>
+          <w:rFonts w:ascii="Times New Roman" w:eastAsia="Times New Roman" w:hAnsi="Times New Roman" w:cs="Times New Roman"/>
+          <w:i/>
+          <w:iCs/>
+          <w:color w:val="7F7F7F"/>
+          <w:highlight w:val="green"/>
           <w:lang w:eastAsia="pt-PT"/>
         </w:rPr>
         <w:t>[Figura sugerida: esquema unifilar comparativo de barra simples e barra dupla — Fascículo 1 OE contém esquemas adequados]</w:t>
@@ -6612,13 +7242,12 @@
           <w:color w:val="auto"/>
         </w:rPr>
       </w:pPr>
-      <w:bookmarkStart w:id="33" w:name="_Toc232125129"/>
+      <w:bookmarkStart w:id="33" w:name="_Toc232130729"/>
       <w:r>
         <w:rPr>
           <w:rFonts w:ascii="Times New Roman" w:hAnsi="Times New Roman" w:cs="Times New Roman"/>
           <w:color w:val="auto"/>
         </w:rPr>
-        <w:lastRenderedPageBreak/>
         <w:t>Metodologia BIM</w:t>
       </w:r>
       <w:bookmarkEnd w:id="33"/>
@@ -6639,6 +7268,7 @@
         </w:rPr>
         <w:t xml:space="preserve">Para compreender a metodologia </w:t>
       </w:r>
+      <w:proofErr w:type="spellStart"/>
       <w:r>
         <w:rPr>
           <w:rFonts w:ascii="Times New Roman" w:eastAsia="Times New Roman" w:hAnsi="Times New Roman" w:cs="Times New Roman"/>
@@ -6646,14 +7276,79 @@
           <w:iCs/>
           <w:lang w:eastAsia="pt-PT"/>
         </w:rPr>
-        <w:t>Building Information Modeling</w:t>
-      </w:r>
-      <w:r>
-        <w:rPr>
-          <w:rFonts w:ascii="Times New Roman" w:eastAsia="Times New Roman" w:hAnsi="Times New Roman" w:cs="Times New Roman"/>
-          <w:lang w:eastAsia="pt-PT"/>
-        </w:rPr>
-        <w:t xml:space="preserve"> (BIM), importa primeiro considerar o método tradicional de projeto que esta veio substituir. Durante décadas, o projeto de instalações elétricas, incluindo subestações, foi desenvolvido através de desenho assistido por computador a duas dimensões (2D), como exemplo dessa aplicação temos o auxílio da ferramenta AutoCAD, no qual a informação relativa ao projeto é capturada e apresentada sob a forma de um conjunto de desenhos independentes </w:t>
+        <w:t>Building</w:t>
+      </w:r>
+      <w:proofErr w:type="spellEnd"/>
+      <w:r>
+        <w:rPr>
+          <w:rFonts w:ascii="Times New Roman" w:eastAsia="Times New Roman" w:hAnsi="Times New Roman" w:cs="Times New Roman"/>
+          <w:i/>
+          <w:iCs/>
+          <w:lang w:eastAsia="pt-PT"/>
+        </w:rPr>
+        <w:t xml:space="preserve"> </w:t>
+      </w:r>
+      <w:proofErr w:type="spellStart"/>
+      <w:r>
+        <w:rPr>
+          <w:rFonts w:ascii="Times New Roman" w:eastAsia="Times New Roman" w:hAnsi="Times New Roman" w:cs="Times New Roman"/>
+          <w:i/>
+          <w:iCs/>
+          <w:lang w:eastAsia="pt-PT"/>
+        </w:rPr>
+        <w:t>Information</w:t>
+      </w:r>
+      <w:proofErr w:type="spellEnd"/>
+      <w:r>
+        <w:rPr>
+          <w:rFonts w:ascii="Times New Roman" w:eastAsia="Times New Roman" w:hAnsi="Times New Roman" w:cs="Times New Roman"/>
+          <w:i/>
+          <w:iCs/>
+          <w:lang w:eastAsia="pt-PT"/>
+        </w:rPr>
+        <w:t xml:space="preserve"> </w:t>
+      </w:r>
+      <w:proofErr w:type="spellStart"/>
+      <w:r>
+        <w:rPr>
+          <w:rFonts w:ascii="Times New Roman" w:eastAsia="Times New Roman" w:hAnsi="Times New Roman" w:cs="Times New Roman"/>
+          <w:i/>
+          <w:iCs/>
+          <w:lang w:eastAsia="pt-PT"/>
+        </w:rPr>
+        <w:t>Modeling</w:t>
+      </w:r>
+      <w:proofErr w:type="spellEnd"/>
+      <w:r>
+        <w:rPr>
+          <w:rFonts w:ascii="Times New Roman" w:eastAsia="Times New Roman" w:hAnsi="Times New Roman" w:cs="Times New Roman"/>
+          <w:lang w:eastAsia="pt-PT"/>
+        </w:rPr>
+        <w:t xml:space="preserve"> (BIM), importa primeiro considerar o método tradicional de projeto que esta veio substituir. Durante décadas, o projeto de instalações elétricas, incluindo subestações, foi desenvolvido através de desenho assistido por </w:t>
+      </w:r>
+      <w:r>
+        <w:rPr>
+          <w:rFonts w:ascii="Times New Roman" w:eastAsia="Times New Roman" w:hAnsi="Times New Roman" w:cs="Times New Roman"/>
+          <w:lang w:eastAsia="pt-PT"/>
+        </w:rPr>
+        <w:lastRenderedPageBreak/>
+        <w:t xml:space="preserve">computador a duas dimensões (2D), como exemplo dessa aplicação temos o auxílio da ferramenta </w:t>
+      </w:r>
+      <w:proofErr w:type="spellStart"/>
+      <w:r>
+        <w:rPr>
+          <w:rFonts w:ascii="Times New Roman" w:eastAsia="Times New Roman" w:hAnsi="Times New Roman" w:cs="Times New Roman"/>
+          <w:lang w:eastAsia="pt-PT"/>
+        </w:rPr>
+        <w:t>AutoCAD</w:t>
+      </w:r>
+      <w:proofErr w:type="spellEnd"/>
+      <w:r>
+        <w:rPr>
+          <w:rFonts w:ascii="Times New Roman" w:eastAsia="Times New Roman" w:hAnsi="Times New Roman" w:cs="Times New Roman"/>
+          <w:lang w:eastAsia="pt-PT"/>
+        </w:rPr>
+        <w:t xml:space="preserve">, no qual a informação relativa ao projeto é capturada e apresentada sob a forma de um conjunto de desenhos independentes </w:t>
       </w:r>
       <w:r>
         <w:rPr>
@@ -6708,8 +7403,27 @@
           <w:highlight w:val="yellow"/>
           <w:lang w:eastAsia="pt-PT"/>
         </w:rPr>
-        <w:t xml:space="preserve">[Kokorus </w:t>
-      </w:r>
+        <w:t>[</w:t>
+      </w:r>
+      <w:proofErr w:type="spellStart"/>
+      <w:r>
+        <w:rPr>
+          <w:rFonts w:ascii="Times New Roman" w:eastAsia="Times New Roman" w:hAnsi="Times New Roman" w:cs="Times New Roman"/>
+          <w:highlight w:val="yellow"/>
+          <w:lang w:eastAsia="pt-PT"/>
+        </w:rPr>
+        <w:t>Kokorus</w:t>
+      </w:r>
+      <w:proofErr w:type="spellEnd"/>
+      <w:r>
+        <w:rPr>
+          <w:rFonts w:ascii="Times New Roman" w:eastAsia="Times New Roman" w:hAnsi="Times New Roman" w:cs="Times New Roman"/>
+          <w:highlight w:val="yellow"/>
+          <w:lang w:eastAsia="pt-PT"/>
+        </w:rPr>
+        <w:t xml:space="preserve"> </w:t>
+      </w:r>
+      <w:proofErr w:type="spellStart"/>
       <w:r>
         <w:rPr>
           <w:rFonts w:ascii="Times New Roman" w:eastAsia="Times New Roman" w:hAnsi="Times New Roman" w:cs="Times New Roman"/>
@@ -6718,31 +7432,9 @@
           <w:highlight w:val="yellow"/>
           <w:lang w:eastAsia="pt-PT"/>
         </w:rPr>
-        <w:t>et al.</w:t>
-      </w:r>
-      <w:r>
-        <w:rPr>
-          <w:rFonts w:ascii="Times New Roman" w:eastAsia="Times New Roman" w:hAnsi="Times New Roman" w:cs="Times New Roman"/>
-          <w:highlight w:val="yellow"/>
-          <w:lang w:eastAsia="pt-PT"/>
-        </w:rPr>
-        <w:t>, 2016]</w:t>
-      </w:r>
-      <w:r>
-        <w:rPr>
-          <w:rFonts w:ascii="Times New Roman" w:eastAsia="Times New Roman" w:hAnsi="Times New Roman" w:cs="Times New Roman"/>
-          <w:lang w:eastAsia="pt-PT"/>
-        </w:rPr>
-        <w:t xml:space="preserve">. Cada objeto do modelo — seja um transformador, um disjuntor ou uma estrutura metálica ou não metálica — não constitui apenas um desenho, mas uma entidade que reúne em si os atributos que a caracterizam, como o fabricante, as dimensões, a tensão nominal ou a referência comercial. O conjunto destes objetos, importados para o projeto, constitui o chamado modelo de informação da instalação </w:t>
-      </w:r>
-      <w:r>
-        <w:rPr>
-          <w:rFonts w:ascii="Times New Roman" w:eastAsia="Times New Roman" w:hAnsi="Times New Roman" w:cs="Times New Roman"/>
-          <w:highlight w:val="yellow"/>
-          <w:lang w:eastAsia="pt-PT"/>
-        </w:rPr>
-        <w:t xml:space="preserve">[Kokorus </w:t>
-      </w:r>
+        <w:t>et</w:t>
+      </w:r>
+      <w:proofErr w:type="spellEnd"/>
       <w:r>
         <w:rPr>
           <w:rFonts w:ascii="Times New Roman" w:eastAsia="Times New Roman" w:hAnsi="Times New Roman" w:cs="Times New Roman"/>
@@ -6751,7 +7443,7 @@
           <w:highlight w:val="yellow"/>
           <w:lang w:eastAsia="pt-PT"/>
         </w:rPr>
-        <w:t>et al.</w:t>
+        <w:t xml:space="preserve"> al.</w:t>
       </w:r>
       <w:r>
         <w:rPr>
@@ -6766,24 +7458,7 @@
           <w:rFonts w:ascii="Times New Roman" w:eastAsia="Times New Roman" w:hAnsi="Times New Roman" w:cs="Times New Roman"/>
           <w:lang w:eastAsia="pt-PT"/>
         </w:rPr>
-        <w:t>.</w:t>
-      </w:r>
-    </w:p>
-    <w:p>
-      <w:pPr>
-        <w:spacing w:after="120" w:line="360" w:lineRule="auto"/>
-        <w:jc w:val="both"/>
-        <w:rPr>
-          <w:rFonts w:ascii="Times New Roman" w:eastAsia="Times New Roman" w:hAnsi="Times New Roman" w:cs="Times New Roman"/>
-          <w:lang w:eastAsia="pt-PT"/>
-        </w:rPr>
-      </w:pPr>
-      <w:r>
-        <w:rPr>
-          <w:rFonts w:ascii="Times New Roman" w:eastAsia="Times New Roman" w:hAnsi="Times New Roman" w:cs="Times New Roman"/>
-          <w:lang w:eastAsia="pt-PT"/>
-        </w:rPr>
-        <w:t xml:space="preserve">A principal vantagem deste paradigma reside na forma como a informação é gerida. Num modelo BIM, qualquer alteração introduzida num elemento propaga-se automaticamente a todas as representações em que esse elemento intervém, em vez de ter de ser replicada manualmente </w:t>
+        <w:t xml:space="preserve">. Cada objeto do modelo — seja um transformador, um disjuntor ou uma estrutura metálica ou não metálica — não constitui apenas um desenho, mas uma entidade que reúne em si os atributos que a caracterizam, como o fabricante, as dimensões, a tensão nominal ou a referência comercial. O conjunto destes objetos, importados para o projeto, constitui o chamado modelo de informação da instalação </w:t>
       </w:r>
       <w:r>
         <w:rPr>
@@ -6791,123 +7466,27 @@
           <w:highlight w:val="yellow"/>
           <w:lang w:eastAsia="pt-PT"/>
         </w:rPr>
-        <w:t>[Redmond, 2022]</w:t>
-      </w:r>
-      <w:r>
-        <w:rPr>
-          <w:rFonts w:ascii="Times New Roman" w:eastAsia="Times New Roman" w:hAnsi="Times New Roman" w:cs="Times New Roman"/>
-          <w:lang w:eastAsia="pt-PT"/>
-        </w:rPr>
-        <w:t xml:space="preserve">. A título ilustrativo, se um disjuntor for adicionado ao modelo pela especialidade de elétricas e, posteriormente, o seu número de identificação ou as suas dimensões forem alterados, essa alteração é refletida de forma automática em todo o modelo </w:t>
-      </w:r>
+        <w:t>[</w:t>
+      </w:r>
+      <w:proofErr w:type="spellStart"/>
       <w:r>
         <w:rPr>
           <w:rFonts w:ascii="Times New Roman" w:eastAsia="Times New Roman" w:hAnsi="Times New Roman" w:cs="Times New Roman"/>
           <w:highlight w:val="yellow"/>
           <w:lang w:eastAsia="pt-PT"/>
         </w:rPr>
-        <w:t>[Redmond, 2022]</w:t>
-      </w:r>
-      <w:r>
-        <w:rPr>
-          <w:rFonts w:ascii="Times New Roman" w:eastAsia="Times New Roman" w:hAnsi="Times New Roman" w:cs="Times New Roman"/>
-          <w:lang w:eastAsia="pt-PT"/>
-        </w:rPr>
-        <w:t xml:space="preserve">. Esta característica, designada associação bidirecional, garante a coerência permanente do projeto e elimina o risco de versões </w:t>
-      </w:r>
-      <w:r>
-        <w:rPr>
-          <w:rFonts w:ascii="Times New Roman" w:eastAsia="Times New Roman" w:hAnsi="Times New Roman" w:cs="Times New Roman"/>
-          <w:lang w:eastAsia="pt-PT"/>
-        </w:rPr>
-        <w:t>não atualizadas</w:t>
-      </w:r>
-      <w:r>
-        <w:rPr>
-          <w:rFonts w:ascii="Times New Roman" w:eastAsia="Times New Roman" w:hAnsi="Times New Roman" w:cs="Times New Roman"/>
-          <w:lang w:eastAsia="pt-PT"/>
-        </w:rPr>
-        <w:t xml:space="preserve"> ou contraditórias.</w:t>
-      </w:r>
-    </w:p>
-    <w:p>
-      <w:pPr>
-        <w:spacing w:after="120" w:line="360" w:lineRule="auto"/>
-        <w:jc w:val="both"/>
-        <w:rPr>
-          <w:rFonts w:ascii="Times New Roman" w:eastAsia="Times New Roman" w:hAnsi="Times New Roman" w:cs="Times New Roman"/>
-          <w:lang w:eastAsia="pt-PT"/>
-        </w:rPr>
-      </w:pPr>
-      <w:r>
-        <w:rPr>
-          <w:rFonts w:ascii="Times New Roman" w:eastAsia="Times New Roman" w:hAnsi="Times New Roman" w:cs="Times New Roman"/>
-          <w:lang w:eastAsia="pt-PT"/>
-        </w:rPr>
-        <w:t xml:space="preserve">O processo BIM assenta, assim, em três aspetos essenciais: os modelos são criados e operados sobre bases de dados digitais que suportam a colaboração; as alterações são propagadas ao longo de toda a base de dados, assegurando a atualização integral do modelo; e a informação é capturada </w:t>
-      </w:r>
-      <w:r>
-        <w:rPr>
-          <w:rFonts w:ascii="Times New Roman" w:eastAsia="Times New Roman" w:hAnsi="Times New Roman" w:cs="Times New Roman"/>
-          <w:lang w:eastAsia="pt-PT"/>
-        </w:rPr>
-        <w:lastRenderedPageBreak/>
-        <w:t xml:space="preserve">e preservada para reutilização noutras aplicações e fases do projeto. É precisamente este armazenamento estruturado em base de dados que distingue o BIM da simples modelação tridimensional, conferindo-lhe a inteligência que o caracteriza </w:t>
-      </w:r>
+        <w:t>Kokorus</w:t>
+      </w:r>
+      <w:proofErr w:type="spellEnd"/>
       <w:r>
         <w:rPr>
           <w:rFonts w:ascii="Times New Roman" w:eastAsia="Times New Roman" w:hAnsi="Times New Roman" w:cs="Times New Roman"/>
           <w:highlight w:val="yellow"/>
           <w:lang w:eastAsia="pt-PT"/>
         </w:rPr>
-        <w:t>[Redmond, 2022]</w:t>
-      </w:r>
-      <w:r>
-        <w:rPr>
-          <w:rFonts w:ascii="Times New Roman" w:eastAsia="Times New Roman" w:hAnsi="Times New Roman" w:cs="Times New Roman"/>
-          <w:lang w:eastAsia="pt-PT"/>
-        </w:rPr>
-        <w:t>.</w:t>
-      </w:r>
-    </w:p>
-    <w:p>
-      <w:pPr>
-        <w:spacing w:after="120" w:line="360" w:lineRule="auto"/>
-        <w:jc w:val="both"/>
-        <w:rPr>
-          <w:rFonts w:ascii="Times New Roman" w:eastAsia="Times New Roman" w:hAnsi="Times New Roman" w:cs="Times New Roman"/>
-          <w:lang w:eastAsia="pt-PT"/>
-        </w:rPr>
-      </w:pPr>
-      <w:r>
-        <w:rPr>
-          <w:rFonts w:ascii="Times New Roman" w:eastAsia="Times New Roman" w:hAnsi="Times New Roman" w:cs="Times New Roman"/>
-          <w:lang w:eastAsia="pt-PT"/>
-        </w:rPr>
-        <w:t xml:space="preserve">Por fim, uma característica determinante da metodologia BIM é a sua vocação colaborativa. Uma vez que todas as especialidades — elétrica, civil, estrutural e arquitetónica — trabalham sobre o mesmo modelo, partilhando uma fonte única de informação, a coordenação entre disciplinas encontra-se integrada no próprio processo de trabalho. Esta partilha elimina </w:t>
-      </w:r>
-      <w:r>
-        <w:rPr>
-          <w:rFonts w:ascii="Times New Roman" w:eastAsia="Times New Roman" w:hAnsi="Times New Roman" w:cs="Times New Roman"/>
-          <w:lang w:eastAsia="pt-PT"/>
-        </w:rPr>
-        <w:t xml:space="preserve">perdas </w:t>
-      </w:r>
-      <w:r>
-        <w:rPr>
-          <w:rFonts w:ascii="Times New Roman" w:eastAsia="Times New Roman" w:hAnsi="Times New Roman" w:cs="Times New Roman"/>
-          <w:lang w:eastAsia="pt-PT"/>
-        </w:rPr>
-        <w:t xml:space="preserve">de informação e sobreposições entre intervenientes e entre fases do projeto, melhorando a comunicação e permitindo que as decisões sejam tomadas com base em simulações e análises efetuadas diretamente sobre o modelo, antes mesmo de a instalação ser construída </w:t>
-      </w:r>
-      <w:r>
-        <w:rPr>
-          <w:rFonts w:ascii="Times New Roman" w:eastAsia="Times New Roman" w:hAnsi="Times New Roman" w:cs="Times New Roman"/>
-          <w:highlight w:val="yellow"/>
-          <w:lang w:eastAsia="pt-PT"/>
-        </w:rPr>
-        <w:t xml:space="preserve">[Kokorus </w:t>
-      </w:r>
+        <w:t xml:space="preserve"> </w:t>
+      </w:r>
+      <w:proofErr w:type="spellStart"/>
       <w:r>
         <w:rPr>
           <w:rFonts w:ascii="Times New Roman" w:eastAsia="Times New Roman" w:hAnsi="Times New Roman" w:cs="Times New Roman"/>
@@ -6916,7 +7495,206 @@
           <w:highlight w:val="yellow"/>
           <w:lang w:eastAsia="pt-PT"/>
         </w:rPr>
-        <w:t>et al.</w:t>
+        <w:t>et</w:t>
+      </w:r>
+      <w:proofErr w:type="spellEnd"/>
+      <w:r>
+        <w:rPr>
+          <w:rFonts w:ascii="Times New Roman" w:eastAsia="Times New Roman" w:hAnsi="Times New Roman" w:cs="Times New Roman"/>
+          <w:i/>
+          <w:iCs/>
+          <w:highlight w:val="yellow"/>
+          <w:lang w:eastAsia="pt-PT"/>
+        </w:rPr>
+        <w:t xml:space="preserve"> al.</w:t>
+      </w:r>
+      <w:r>
+        <w:rPr>
+          <w:rFonts w:ascii="Times New Roman" w:eastAsia="Times New Roman" w:hAnsi="Times New Roman" w:cs="Times New Roman"/>
+          <w:highlight w:val="yellow"/>
+          <w:lang w:eastAsia="pt-PT"/>
+        </w:rPr>
+        <w:t>, 2016]</w:t>
+      </w:r>
+      <w:r>
+        <w:rPr>
+          <w:rFonts w:ascii="Times New Roman" w:eastAsia="Times New Roman" w:hAnsi="Times New Roman" w:cs="Times New Roman"/>
+          <w:lang w:eastAsia="pt-PT"/>
+        </w:rPr>
+        <w:t>.</w:t>
+      </w:r>
+    </w:p>
+    <w:p>
+      <w:pPr>
+        <w:spacing w:after="120" w:line="360" w:lineRule="auto"/>
+        <w:jc w:val="both"/>
+        <w:rPr>
+          <w:rFonts w:ascii="Times New Roman" w:eastAsia="Times New Roman" w:hAnsi="Times New Roman" w:cs="Times New Roman"/>
+          <w:lang w:eastAsia="pt-PT"/>
+        </w:rPr>
+      </w:pPr>
+      <w:r>
+        <w:rPr>
+          <w:rFonts w:ascii="Times New Roman" w:eastAsia="Times New Roman" w:hAnsi="Times New Roman" w:cs="Times New Roman"/>
+          <w:lang w:eastAsia="pt-PT"/>
+        </w:rPr>
+        <w:t xml:space="preserve">A principal vantagem deste paradigma reside na forma como a informação é gerida. Num modelo BIM, qualquer alteração introduzida num elemento propaga-se automaticamente a todas as representações em que esse elemento intervém, em vez de ter de ser replicada manualmente </w:t>
+      </w:r>
+      <w:r>
+        <w:rPr>
+          <w:rFonts w:ascii="Times New Roman" w:eastAsia="Times New Roman" w:hAnsi="Times New Roman" w:cs="Times New Roman"/>
+          <w:highlight w:val="yellow"/>
+          <w:lang w:eastAsia="pt-PT"/>
+        </w:rPr>
+        <w:t>[Redmond, 2022]</w:t>
+      </w:r>
+      <w:r>
+        <w:rPr>
+          <w:rFonts w:ascii="Times New Roman" w:eastAsia="Times New Roman" w:hAnsi="Times New Roman" w:cs="Times New Roman"/>
+          <w:lang w:eastAsia="pt-PT"/>
+        </w:rPr>
+        <w:t xml:space="preserve">. A título ilustrativo, se um disjuntor for adicionado ao modelo pela especialidade de elétricas e, posteriormente, o seu número de identificação ou as suas dimensões forem alterados, essa alteração é refletida de forma automática em todo o modelo </w:t>
+      </w:r>
+      <w:r>
+        <w:rPr>
+          <w:rFonts w:ascii="Times New Roman" w:eastAsia="Times New Roman" w:hAnsi="Times New Roman" w:cs="Times New Roman"/>
+          <w:highlight w:val="yellow"/>
+          <w:lang w:eastAsia="pt-PT"/>
+        </w:rPr>
+        <w:t>[Redmond, 2022]</w:t>
+      </w:r>
+      <w:r>
+        <w:rPr>
+          <w:rFonts w:ascii="Times New Roman" w:eastAsia="Times New Roman" w:hAnsi="Times New Roman" w:cs="Times New Roman"/>
+          <w:lang w:eastAsia="pt-PT"/>
+        </w:rPr>
+        <w:t xml:space="preserve">. Esta característica, designada associação bidirecional, garante a coerência permanente do projeto e elimina o risco de versões </w:t>
+      </w:r>
+      <w:r>
+        <w:rPr>
+          <w:rFonts w:ascii="Times New Roman" w:eastAsia="Times New Roman" w:hAnsi="Times New Roman" w:cs="Times New Roman"/>
+          <w:lang w:eastAsia="pt-PT"/>
+        </w:rPr>
+        <w:t>não atualizadas</w:t>
+      </w:r>
+      <w:r>
+        <w:rPr>
+          <w:rFonts w:ascii="Times New Roman" w:eastAsia="Times New Roman" w:hAnsi="Times New Roman" w:cs="Times New Roman"/>
+          <w:lang w:eastAsia="pt-PT"/>
+        </w:rPr>
+        <w:t xml:space="preserve"> ou contraditórias.</w:t>
+      </w:r>
+    </w:p>
+    <w:p>
+      <w:pPr>
+        <w:spacing w:after="120" w:line="360" w:lineRule="auto"/>
+        <w:jc w:val="both"/>
+        <w:rPr>
+          <w:rFonts w:ascii="Times New Roman" w:eastAsia="Times New Roman" w:hAnsi="Times New Roman" w:cs="Times New Roman"/>
+          <w:lang w:eastAsia="pt-PT"/>
+        </w:rPr>
+      </w:pPr>
+      <w:r>
+        <w:rPr>
+          <w:rFonts w:ascii="Times New Roman" w:eastAsia="Times New Roman" w:hAnsi="Times New Roman" w:cs="Times New Roman"/>
+          <w:lang w:eastAsia="pt-PT"/>
+        </w:rPr>
+        <w:t xml:space="preserve">O processo BIM assenta, assim, em três aspetos essenciais: os modelos são criados e operados sobre bases de dados digitais que suportam a colaboração; as alterações são propagadas ao longo de toda a base de dados, assegurando a atualização integral do modelo; e a informação é capturada e preservada para reutilização noutras aplicações e fases do projeto. É precisamente este armazenamento estruturado em base de dados que distingue o BIM da simples modelação tridimensional, conferindo-lhe a inteligência que o caracteriza </w:t>
+      </w:r>
+      <w:r>
+        <w:rPr>
+          <w:rFonts w:ascii="Times New Roman" w:eastAsia="Times New Roman" w:hAnsi="Times New Roman" w:cs="Times New Roman"/>
+          <w:highlight w:val="yellow"/>
+          <w:lang w:eastAsia="pt-PT"/>
+        </w:rPr>
+        <w:t>[Redmond, 2022]</w:t>
+      </w:r>
+      <w:r>
+        <w:rPr>
+          <w:rFonts w:ascii="Times New Roman" w:eastAsia="Times New Roman" w:hAnsi="Times New Roman" w:cs="Times New Roman"/>
+          <w:lang w:eastAsia="pt-PT"/>
+        </w:rPr>
+        <w:t>.</w:t>
+      </w:r>
+    </w:p>
+    <w:p>
+      <w:pPr>
+        <w:spacing w:after="120" w:line="360" w:lineRule="auto"/>
+        <w:jc w:val="both"/>
+        <w:rPr>
+          <w:rFonts w:ascii="Times New Roman" w:eastAsia="Times New Roman" w:hAnsi="Times New Roman" w:cs="Times New Roman"/>
+          <w:lang w:eastAsia="pt-PT"/>
+        </w:rPr>
+      </w:pPr>
+      <w:r>
+        <w:rPr>
+          <w:rFonts w:ascii="Times New Roman" w:eastAsia="Times New Roman" w:hAnsi="Times New Roman" w:cs="Times New Roman"/>
+          <w:lang w:eastAsia="pt-PT"/>
+        </w:rPr>
+        <w:lastRenderedPageBreak/>
+        <w:t xml:space="preserve">Por fim, uma característica determinante da metodologia BIM é a sua vocação colaborativa. Uma vez que todas as especialidades — elétrica, civil, estrutural e arquitetónica — trabalham sobre o mesmo modelo, partilhando uma fonte única de informação, a coordenação entre disciplinas encontra-se integrada no próprio processo de trabalho. Esta partilha elimina </w:t>
+      </w:r>
+      <w:r>
+        <w:rPr>
+          <w:rFonts w:ascii="Times New Roman" w:eastAsia="Times New Roman" w:hAnsi="Times New Roman" w:cs="Times New Roman"/>
+          <w:lang w:eastAsia="pt-PT"/>
+        </w:rPr>
+        <w:t xml:space="preserve">perdas </w:t>
+      </w:r>
+      <w:r>
+        <w:rPr>
+          <w:rFonts w:ascii="Times New Roman" w:eastAsia="Times New Roman" w:hAnsi="Times New Roman" w:cs="Times New Roman"/>
+          <w:lang w:eastAsia="pt-PT"/>
+        </w:rPr>
+        <w:t xml:space="preserve">de informação e sobreposições entre intervenientes e entre fases do projeto, melhorando a comunicação e permitindo que as decisões sejam tomadas com base em simulações e análises efetuadas diretamente sobre o modelo, antes mesmo de a instalação ser construída </w:t>
+      </w:r>
+      <w:r>
+        <w:rPr>
+          <w:rFonts w:ascii="Times New Roman" w:eastAsia="Times New Roman" w:hAnsi="Times New Roman" w:cs="Times New Roman"/>
+          <w:highlight w:val="yellow"/>
+          <w:lang w:eastAsia="pt-PT"/>
+        </w:rPr>
+        <w:t>[</w:t>
+      </w:r>
+      <w:proofErr w:type="spellStart"/>
+      <w:r>
+        <w:rPr>
+          <w:rFonts w:ascii="Times New Roman" w:eastAsia="Times New Roman" w:hAnsi="Times New Roman" w:cs="Times New Roman"/>
+          <w:highlight w:val="yellow"/>
+          <w:lang w:eastAsia="pt-PT"/>
+        </w:rPr>
+        <w:t>Kokorus</w:t>
+      </w:r>
+      <w:proofErr w:type="spellEnd"/>
+      <w:r>
+        <w:rPr>
+          <w:rFonts w:ascii="Times New Roman" w:eastAsia="Times New Roman" w:hAnsi="Times New Roman" w:cs="Times New Roman"/>
+          <w:highlight w:val="yellow"/>
+          <w:lang w:eastAsia="pt-PT"/>
+        </w:rPr>
+        <w:t xml:space="preserve"> </w:t>
+      </w:r>
+      <w:proofErr w:type="spellStart"/>
+      <w:r>
+        <w:rPr>
+          <w:rFonts w:ascii="Times New Roman" w:eastAsia="Times New Roman" w:hAnsi="Times New Roman" w:cs="Times New Roman"/>
+          <w:i/>
+          <w:iCs/>
+          <w:highlight w:val="yellow"/>
+          <w:lang w:eastAsia="pt-PT"/>
+        </w:rPr>
+        <w:t>et</w:t>
+      </w:r>
+      <w:proofErr w:type="spellEnd"/>
+      <w:r>
+        <w:rPr>
+          <w:rFonts w:ascii="Times New Roman" w:eastAsia="Times New Roman" w:hAnsi="Times New Roman" w:cs="Times New Roman"/>
+          <w:i/>
+          <w:iCs/>
+          <w:highlight w:val="yellow"/>
+          <w:lang w:eastAsia="pt-PT"/>
+        </w:rPr>
+        <w:t xml:space="preserve"> al.</w:t>
       </w:r>
       <w:r>
         <w:rPr>
@@ -6962,9 +7740,58 @@
           <w:i/>
           <w:iCs/>
           <w:color w:val="7F7F7F"/>
-          <w:lang w:eastAsia="pt-PT"/>
-        </w:rPr>
-        <w:t>[Figura sugerida: esquema comparativo entre o fluxo de trabalho tradicional 2D e o processo BIM, ou esquema da abrangência do processo BIM com as várias especialidades em torno do modelo central — Kokorus et al., 2016, Fig. 1]</w:t>
+          <w:highlight w:val="green"/>
+          <w:lang w:eastAsia="pt-PT"/>
+        </w:rPr>
+        <w:t xml:space="preserve">[Figura sugerida: esquema comparativo entre o fluxo de trabalho tradicional 2D e o processo BIM, ou esquema da abrangência do processo BIM com as várias especialidades em torno do modelo central — </w:t>
+      </w:r>
+      <w:proofErr w:type="spellStart"/>
+      <w:r>
+        <w:rPr>
+          <w:rFonts w:ascii="Times New Roman" w:eastAsia="Times New Roman" w:hAnsi="Times New Roman" w:cs="Times New Roman"/>
+          <w:i/>
+          <w:iCs/>
+          <w:color w:val="7F7F7F"/>
+          <w:highlight w:val="green"/>
+          <w:lang w:eastAsia="pt-PT"/>
+        </w:rPr>
+        <w:t>Kokorus</w:t>
+      </w:r>
+      <w:proofErr w:type="spellEnd"/>
+      <w:r>
+        <w:rPr>
+          <w:rFonts w:ascii="Times New Roman" w:eastAsia="Times New Roman" w:hAnsi="Times New Roman" w:cs="Times New Roman"/>
+          <w:i/>
+          <w:iCs/>
+          <w:color w:val="7F7F7F"/>
+          <w:highlight w:val="green"/>
+          <w:lang w:eastAsia="pt-PT"/>
+        </w:rPr>
+        <w:t xml:space="preserve"> </w:t>
+      </w:r>
+      <w:proofErr w:type="spellStart"/>
+      <w:r>
+        <w:rPr>
+          <w:rFonts w:ascii="Times New Roman" w:eastAsia="Times New Roman" w:hAnsi="Times New Roman" w:cs="Times New Roman"/>
+          <w:i/>
+          <w:iCs/>
+          <w:color w:val="7F7F7F"/>
+          <w:highlight w:val="green"/>
+          <w:lang w:eastAsia="pt-PT"/>
+        </w:rPr>
+        <w:t>et</w:t>
+      </w:r>
+      <w:proofErr w:type="spellEnd"/>
+      <w:r>
+        <w:rPr>
+          <w:rFonts w:ascii="Times New Roman" w:eastAsia="Times New Roman" w:hAnsi="Times New Roman" w:cs="Times New Roman"/>
+          <w:i/>
+          <w:iCs/>
+          <w:color w:val="7F7F7F"/>
+          <w:highlight w:val="green"/>
+          <w:lang w:eastAsia="pt-PT"/>
+        </w:rPr>
+        <w:t xml:space="preserve"> al., 2016, Fig. 1]</w:t>
       </w:r>
     </w:p>
     <w:p>
@@ -6992,6 +7819,7 @@
           <w:color w:val="auto"/>
         </w:rPr>
       </w:pPr>
+      <w:bookmarkStart w:id="34" w:name="_Toc232130730"/>
       <w:r>
         <w:rPr>
           <w:rFonts w:ascii="Times New Roman" w:hAnsi="Times New Roman" w:cs="Times New Roman"/>
@@ -6999,6 +7827,7 @@
         </w:rPr>
         <w:t>Aplicação de BIM em subestações elétricas</w:t>
       </w:r>
+      <w:bookmarkEnd w:id="34"/>
     </w:p>
     <w:p>
       <w:pPr>
@@ -7051,8 +7880,27 @@
           <w:highlight w:val="yellow"/>
           <w:lang w:eastAsia="pt-PT"/>
         </w:rPr>
-        <w:t xml:space="preserve">[Kokorus </w:t>
-      </w:r>
+        <w:t>[</w:t>
+      </w:r>
+      <w:proofErr w:type="spellStart"/>
+      <w:r>
+        <w:rPr>
+          <w:rFonts w:ascii="Times New Roman" w:eastAsia="Times New Roman" w:hAnsi="Times New Roman" w:cs="Times New Roman"/>
+          <w:highlight w:val="yellow"/>
+          <w:lang w:eastAsia="pt-PT"/>
+        </w:rPr>
+        <w:t>Kokorus</w:t>
+      </w:r>
+      <w:proofErr w:type="spellEnd"/>
+      <w:r>
+        <w:rPr>
+          <w:rFonts w:ascii="Times New Roman" w:eastAsia="Times New Roman" w:hAnsi="Times New Roman" w:cs="Times New Roman"/>
+          <w:highlight w:val="yellow"/>
+          <w:lang w:eastAsia="pt-PT"/>
+        </w:rPr>
+        <w:t xml:space="preserve"> </w:t>
+      </w:r>
+      <w:proofErr w:type="spellStart"/>
       <w:r>
         <w:rPr>
           <w:rFonts w:ascii="Times New Roman" w:eastAsia="Times New Roman" w:hAnsi="Times New Roman" w:cs="Times New Roman"/>
@@ -7061,104 +7909,9 @@
           <w:highlight w:val="yellow"/>
           <w:lang w:eastAsia="pt-PT"/>
         </w:rPr>
-        <w:t>et al.</w:t>
-      </w:r>
-      <w:r>
-        <w:rPr>
-          <w:rFonts w:ascii="Times New Roman" w:eastAsia="Times New Roman" w:hAnsi="Times New Roman" w:cs="Times New Roman"/>
-          <w:highlight w:val="yellow"/>
-          <w:lang w:eastAsia="pt-PT"/>
-        </w:rPr>
-        <w:t>, 2016]</w:t>
-      </w:r>
-      <w:r>
-        <w:rPr>
-          <w:rFonts w:ascii="Times New Roman" w:eastAsia="Times New Roman" w:hAnsi="Times New Roman" w:cs="Times New Roman"/>
-          <w:lang w:eastAsia="pt-PT"/>
-        </w:rPr>
-        <w:t>.</w:t>
-      </w:r>
-    </w:p>
-    <w:p>
-      <w:pPr>
-        <w:spacing w:after="120" w:line="360" w:lineRule="auto"/>
-        <w:jc w:val="both"/>
-        <w:rPr>
-          <w:rFonts w:ascii="Times New Roman" w:eastAsia="Times New Roman" w:hAnsi="Times New Roman" w:cs="Times New Roman"/>
-          <w:lang w:eastAsia="pt-PT"/>
-        </w:rPr>
-      </w:pPr>
-      <w:r>
-        <w:rPr>
-          <w:rFonts w:ascii="Times New Roman" w:eastAsia="Times New Roman" w:hAnsi="Times New Roman" w:cs="Times New Roman"/>
-          <w:lang w:eastAsia="pt-PT"/>
-        </w:rPr>
-        <w:t xml:space="preserve">Uma segunda vantagem decorre da capacidade de verificação automática inerente ao modelo de informação. No caso particular das subestações, a construção de instalações de isolamento a ar impõe distâncias mínimas entre fases, </w:t>
-      </w:r>
-      <w:r>
-        <w:rPr>
-          <w:rFonts w:ascii="Times New Roman" w:eastAsia="Times New Roman" w:hAnsi="Times New Roman" w:cs="Times New Roman"/>
-          <w:lang w:eastAsia="pt-PT"/>
-        </w:rPr>
-        <w:t xml:space="preserve">partes </w:t>
-      </w:r>
-      <w:r>
-        <w:rPr>
-          <w:rFonts w:ascii="Times New Roman" w:eastAsia="Times New Roman" w:hAnsi="Times New Roman" w:cs="Times New Roman"/>
-          <w:lang w:eastAsia="pt-PT"/>
-        </w:rPr>
-        <w:t xml:space="preserve">ativas </w:t>
-      </w:r>
-      <w:r>
-        <w:rPr>
-          <w:rFonts w:ascii="Times New Roman" w:eastAsia="Times New Roman" w:hAnsi="Times New Roman" w:cs="Times New Roman"/>
-          <w:lang w:eastAsia="pt-PT"/>
-        </w:rPr>
-        <w:t xml:space="preserve">ao solo </w:t>
-      </w:r>
-      <w:r>
-        <w:rPr>
-          <w:rFonts w:ascii="Times New Roman" w:eastAsia="Times New Roman" w:hAnsi="Times New Roman" w:cs="Times New Roman"/>
-          <w:lang w:eastAsia="pt-PT"/>
-        </w:rPr>
-        <w:t>e as partes ligadas à terra. A partir do modelo tridimensional, é possível determinar automaticamente todas as distâncias mínimas exigidas ao longo de toda a instalação, assinalando visualmente as zonas que não cumpr</w:t>
-      </w:r>
-      <w:r>
-        <w:rPr>
-          <w:rFonts w:ascii="Times New Roman" w:eastAsia="Times New Roman" w:hAnsi="Times New Roman" w:cs="Times New Roman"/>
-          <w:lang w:eastAsia="pt-PT"/>
-        </w:rPr>
-        <w:t>a</w:t>
-      </w:r>
-      <w:r>
-        <w:rPr>
-          <w:rFonts w:ascii="Times New Roman" w:eastAsia="Times New Roman" w:hAnsi="Times New Roman" w:cs="Times New Roman"/>
-          <w:lang w:eastAsia="pt-PT"/>
-        </w:rPr>
-        <w:t xml:space="preserve">m </w:t>
-      </w:r>
-      <w:r>
-        <w:rPr>
-          <w:rFonts w:ascii="Times New Roman" w:eastAsia="Times New Roman" w:hAnsi="Times New Roman" w:cs="Times New Roman"/>
-          <w:lang w:eastAsia="pt-PT"/>
-        </w:rPr>
-        <w:t>as medidas</w:t>
-      </w:r>
-      <w:r>
-        <w:rPr>
-          <w:rFonts w:ascii="Times New Roman" w:eastAsia="Times New Roman" w:hAnsi="Times New Roman" w:cs="Times New Roman"/>
-          <w:lang w:eastAsia="pt-PT"/>
-        </w:rPr>
-        <w:t xml:space="preserve"> regulamentares </w:t>
-      </w:r>
-      <w:r>
-        <w:rPr>
-          <w:rFonts w:ascii="Times New Roman" w:eastAsia="Times New Roman" w:hAnsi="Times New Roman" w:cs="Times New Roman"/>
-          <w:highlight w:val="yellow"/>
-          <w:lang w:eastAsia="pt-PT"/>
-        </w:rPr>
-        <w:t xml:space="preserve">[Kokorus </w:t>
-      </w:r>
+        <w:t>et</w:t>
+      </w:r>
+      <w:proofErr w:type="spellEnd"/>
       <w:r>
         <w:rPr>
           <w:rFonts w:ascii="Times New Roman" w:eastAsia="Times New Roman" w:hAnsi="Times New Roman" w:cs="Times New Roman"/>
@@ -7167,7 +7920,7 @@
           <w:highlight w:val="yellow"/>
           <w:lang w:eastAsia="pt-PT"/>
         </w:rPr>
-        <w:t>et al.</w:t>
+        <w:t xml:space="preserve"> al.</w:t>
       </w:r>
       <w:r>
         <w:rPr>
@@ -7182,74 +7935,7 @@
           <w:rFonts w:ascii="Times New Roman" w:eastAsia="Times New Roman" w:hAnsi="Times New Roman" w:cs="Times New Roman"/>
           <w:lang w:eastAsia="pt-PT"/>
         </w:rPr>
-        <w:t xml:space="preserve">. </w:t>
-      </w:r>
-      <w:r>
-        <w:rPr>
-          <w:rFonts w:ascii="Times New Roman" w:eastAsia="Times New Roman" w:hAnsi="Times New Roman" w:cs="Times New Roman"/>
-          <w:lang w:eastAsia="pt-PT"/>
-        </w:rPr>
-        <w:t xml:space="preserve">Esta funcionalidade encontra-se estreitamente </w:t>
-      </w:r>
-      <w:r>
-        <w:rPr>
-          <w:rFonts w:ascii="Times New Roman" w:eastAsia="Times New Roman" w:hAnsi="Times New Roman" w:cs="Times New Roman"/>
-          <w:lang w:eastAsia="pt-PT"/>
-        </w:rPr>
-        <w:lastRenderedPageBreak/>
-        <w:t>associada à deteção de colisões (</w:t>
-      </w:r>
-      <w:r>
-        <w:rPr>
-          <w:rFonts w:ascii="Times New Roman" w:eastAsia="Times New Roman" w:hAnsi="Times New Roman" w:cs="Times New Roman"/>
-          <w:i/>
-          <w:iCs/>
-          <w:lang w:eastAsia="pt-PT"/>
-        </w:rPr>
-        <w:t>collision detection</w:t>
-      </w:r>
-      <w:r>
-        <w:rPr>
-          <w:rFonts w:ascii="Times New Roman" w:eastAsia="Times New Roman" w:hAnsi="Times New Roman" w:cs="Times New Roman"/>
-          <w:lang w:eastAsia="pt-PT"/>
-        </w:rPr>
-        <w:t xml:space="preserve">), que permite identificar, ainda em ambiente virtual, as interferências espaciais entre os diversos componentes do modelo, </w:t>
-      </w:r>
-      <w:r>
-        <w:rPr>
-          <w:rFonts w:ascii="Times New Roman" w:eastAsia="Times New Roman" w:hAnsi="Times New Roman" w:cs="Times New Roman"/>
-          <w:lang w:eastAsia="pt-PT"/>
-        </w:rPr>
-        <w:t>não omitindo</w:t>
-      </w:r>
-      <w:r>
-        <w:rPr>
-          <w:rFonts w:ascii="Times New Roman" w:eastAsia="Times New Roman" w:hAnsi="Times New Roman" w:cs="Times New Roman"/>
-          <w:lang w:eastAsia="pt-PT"/>
-        </w:rPr>
-        <w:t xml:space="preserve"> conflitos que, no método tradicional a duas dimensões, apenas seriam detetados durante a construção </w:t>
-      </w:r>
-      <w:r>
-        <w:rPr>
-          <w:rFonts w:ascii="Times New Roman" w:eastAsia="Times New Roman" w:hAnsi="Times New Roman" w:cs="Times New Roman"/>
-          <w:highlight w:val="yellow"/>
-          <w:lang w:eastAsia="pt-PT"/>
-        </w:rPr>
-        <w:t>[Du &amp; Min, 2025]</w:t>
-      </w:r>
-      <w:r>
-        <w:rPr>
-          <w:rFonts w:ascii="Times New Roman" w:eastAsia="Times New Roman" w:hAnsi="Times New Roman" w:cs="Times New Roman"/>
-          <w:lang w:eastAsia="pt-PT"/>
-        </w:rPr>
-        <w:t>. Esta deteção antecipada</w:t>
-      </w:r>
-      <w:r>
-        <w:rPr>
-          <w:rFonts w:ascii="Times New Roman" w:eastAsia="Times New Roman" w:hAnsi="Times New Roman" w:cs="Times New Roman"/>
-          <w:lang w:eastAsia="pt-PT"/>
-        </w:rPr>
-        <w:t xml:space="preserve"> de conflitos, realizada ainda na fase de projeto e antes da construção, reduz significativamente os erros que, no método tradicional, apenas seriam identificados em obra, com os custos e atrasos associados.</w:t>
+        <w:t>.</w:t>
       </w:r>
     </w:p>
     <w:p>
@@ -7266,7 +7952,63 @@
           <w:rFonts w:ascii="Times New Roman" w:eastAsia="Times New Roman" w:hAnsi="Times New Roman" w:cs="Times New Roman"/>
           <w:lang w:eastAsia="pt-PT"/>
         </w:rPr>
-        <w:t xml:space="preserve">Uma terceira vantagem prende-se com a produção da documentação técnica e das peças desenhadas. Num fluxo de trabalho BIM, os conjuntos de desenhos de cada especialidade são gerados e impressos diretamente a partir do modelo, refletindo de forma fiel o conteúdo do mesmo. Por se encontrarem todos os intervenientes a trabalhar a partir da mesma fonte de informação, a metodologia apresenta ainda um potencial considerável para a normalização dos projetos e para a uniformização da documentação produzida </w:t>
+        <w:t xml:space="preserve">Uma segunda vantagem decorre da capacidade de verificação automática inerente ao modelo de informação. No caso particular das subestações, a construção de instalações de isolamento a ar impõe distâncias mínimas entre fases, </w:t>
+      </w:r>
+      <w:r>
+        <w:rPr>
+          <w:rFonts w:ascii="Times New Roman" w:eastAsia="Times New Roman" w:hAnsi="Times New Roman" w:cs="Times New Roman"/>
+          <w:lang w:eastAsia="pt-PT"/>
+        </w:rPr>
+        <w:t xml:space="preserve">partes </w:t>
+      </w:r>
+      <w:r>
+        <w:rPr>
+          <w:rFonts w:ascii="Times New Roman" w:eastAsia="Times New Roman" w:hAnsi="Times New Roman" w:cs="Times New Roman"/>
+          <w:lang w:eastAsia="pt-PT"/>
+        </w:rPr>
+        <w:t xml:space="preserve">ativas </w:t>
+      </w:r>
+      <w:r>
+        <w:rPr>
+          <w:rFonts w:ascii="Times New Roman" w:eastAsia="Times New Roman" w:hAnsi="Times New Roman" w:cs="Times New Roman"/>
+          <w:lang w:eastAsia="pt-PT"/>
+        </w:rPr>
+        <w:t xml:space="preserve">ao solo </w:t>
+      </w:r>
+      <w:r>
+        <w:rPr>
+          <w:rFonts w:ascii="Times New Roman" w:eastAsia="Times New Roman" w:hAnsi="Times New Roman" w:cs="Times New Roman"/>
+          <w:lang w:eastAsia="pt-PT"/>
+        </w:rPr>
+        <w:t>e as partes ligadas à terra. A partir do modelo tridimensional, é possível determinar automaticamente todas as distâncias mínimas exigidas ao longo de toda a instalação, assinalando visualmente as zonas que não cumpr</w:t>
+      </w:r>
+      <w:r>
+        <w:rPr>
+          <w:rFonts w:ascii="Times New Roman" w:eastAsia="Times New Roman" w:hAnsi="Times New Roman" w:cs="Times New Roman"/>
+          <w:lang w:eastAsia="pt-PT"/>
+        </w:rPr>
+        <w:t>a</w:t>
+      </w:r>
+      <w:r>
+        <w:rPr>
+          <w:rFonts w:ascii="Times New Roman" w:eastAsia="Times New Roman" w:hAnsi="Times New Roman" w:cs="Times New Roman"/>
+          <w:lang w:eastAsia="pt-PT"/>
+        </w:rPr>
+        <w:t xml:space="preserve">m </w:t>
+      </w:r>
+      <w:r>
+        <w:rPr>
+          <w:rFonts w:ascii="Times New Roman" w:eastAsia="Times New Roman" w:hAnsi="Times New Roman" w:cs="Times New Roman"/>
+          <w:lang w:eastAsia="pt-PT"/>
+        </w:rPr>
+        <w:t>as medidas</w:t>
+      </w:r>
+      <w:r>
+        <w:rPr>
+          <w:rFonts w:ascii="Times New Roman" w:eastAsia="Times New Roman" w:hAnsi="Times New Roman" w:cs="Times New Roman"/>
+          <w:lang w:eastAsia="pt-PT"/>
+        </w:rPr>
+        <w:t xml:space="preserve"> regulamentares </w:t>
       </w:r>
       <w:r>
         <w:rPr>
@@ -7274,23 +8016,27 @@
           <w:highlight w:val="yellow"/>
           <w:lang w:eastAsia="pt-PT"/>
         </w:rPr>
-        <w:t>[Redmond, 2022]</w:t>
-      </w:r>
-      <w:r>
-        <w:rPr>
-          <w:rFonts w:ascii="Times New Roman" w:eastAsia="Times New Roman" w:hAnsi="Times New Roman" w:cs="Times New Roman"/>
-          <w:lang w:eastAsia="pt-PT"/>
-        </w:rPr>
-        <w:t xml:space="preserve">. A documentação final apresenta elevada qualidade, na medida em que decorre diretamente de um modelo que contém a totalidade dos elementos e detalhes da subestação </w:t>
-      </w:r>
+        <w:t>[</w:t>
+      </w:r>
+      <w:proofErr w:type="spellStart"/>
       <w:r>
         <w:rPr>
           <w:rFonts w:ascii="Times New Roman" w:eastAsia="Times New Roman" w:hAnsi="Times New Roman" w:cs="Times New Roman"/>
           <w:highlight w:val="yellow"/>
           <w:lang w:eastAsia="pt-PT"/>
         </w:rPr>
-        <w:t xml:space="preserve">[Kokorus </w:t>
-      </w:r>
+        <w:t>Kokorus</w:t>
+      </w:r>
+      <w:proofErr w:type="spellEnd"/>
+      <w:r>
+        <w:rPr>
+          <w:rFonts w:ascii="Times New Roman" w:eastAsia="Times New Roman" w:hAnsi="Times New Roman" w:cs="Times New Roman"/>
+          <w:highlight w:val="yellow"/>
+          <w:lang w:eastAsia="pt-PT"/>
+        </w:rPr>
+        <w:t xml:space="preserve"> </w:t>
+      </w:r>
+      <w:proofErr w:type="spellStart"/>
       <w:r>
         <w:rPr>
           <w:rFonts w:ascii="Times New Roman" w:eastAsia="Times New Roman" w:hAnsi="Times New Roman" w:cs="Times New Roman"/>
@@ -7299,141 +8045,9 @@
           <w:highlight w:val="yellow"/>
           <w:lang w:eastAsia="pt-PT"/>
         </w:rPr>
-        <w:t>et al.</w:t>
-      </w:r>
-      <w:r>
-        <w:rPr>
-          <w:rFonts w:ascii="Times New Roman" w:eastAsia="Times New Roman" w:hAnsi="Times New Roman" w:cs="Times New Roman"/>
-          <w:highlight w:val="yellow"/>
-          <w:lang w:eastAsia="pt-PT"/>
-        </w:rPr>
-        <w:t>, 2016]</w:t>
-      </w:r>
-      <w:r>
-        <w:rPr>
-          <w:rFonts w:ascii="Times New Roman" w:eastAsia="Times New Roman" w:hAnsi="Times New Roman" w:cs="Times New Roman"/>
-          <w:lang w:eastAsia="pt-PT"/>
-        </w:rPr>
-        <w:t>.</w:t>
-      </w:r>
-    </w:p>
-    <w:p>
-      <w:pPr>
-        <w:spacing w:after="120" w:line="360" w:lineRule="auto"/>
-        <w:jc w:val="both"/>
-        <w:rPr>
-          <w:rFonts w:ascii="Times New Roman" w:eastAsia="Times New Roman" w:hAnsi="Times New Roman" w:cs="Times New Roman"/>
-          <w:lang w:eastAsia="pt-PT"/>
-        </w:rPr>
-      </w:pPr>
-      <w:r>
-        <w:rPr>
-          <w:rFonts w:ascii="Times New Roman" w:eastAsia="Times New Roman" w:hAnsi="Times New Roman" w:cs="Times New Roman"/>
-          <w:lang w:eastAsia="pt-PT"/>
-        </w:rPr>
-        <w:t xml:space="preserve">Por fim, importa salientar que estas vantagens se refletem numa redução global do tempo e dos custos de projeto, pois a centralização da informação e a propagação automática das alterações permitem que as equipas de engenharia sejam mais compactas, existindo assim menor probabilidade de erro, traduzindo-se numa diminuição direta dos custos de engenharia </w:t>
-      </w:r>
-      <w:r>
-        <w:rPr>
-          <w:rFonts w:ascii="Times New Roman" w:eastAsia="Times New Roman" w:hAnsi="Times New Roman" w:cs="Times New Roman"/>
-          <w:highlight w:val="yellow"/>
-          <w:lang w:eastAsia="pt-PT"/>
-        </w:rPr>
-        <w:t>[Redmond, 2022]</w:t>
-      </w:r>
-      <w:r>
-        <w:rPr>
-          <w:rFonts w:ascii="Times New Roman" w:eastAsia="Times New Roman" w:hAnsi="Times New Roman" w:cs="Times New Roman"/>
-          <w:lang w:eastAsia="pt-PT"/>
-        </w:rPr>
-        <w:t xml:space="preserve">. A possibilidade de visualizar a totalidade da subestação antes da sua construção constitui, assim, um valor acrescentado para todas as entidades envolvidas no processo, sendo a modelação tridimensional apontada como uma tendência consolidada no futuro dos serviços de engenharia </w:t>
-      </w:r>
-      <w:r>
-        <w:rPr>
-          <w:rFonts w:ascii="Times New Roman" w:eastAsia="Times New Roman" w:hAnsi="Times New Roman" w:cs="Times New Roman"/>
-          <w:highlight w:val="yellow"/>
-          <w:lang w:eastAsia="pt-PT"/>
-        </w:rPr>
-        <w:t>[Redmond, 2022]</w:t>
-      </w:r>
-      <w:r>
-        <w:rPr>
-          <w:rFonts w:ascii="Times New Roman" w:eastAsia="Times New Roman" w:hAnsi="Times New Roman" w:cs="Times New Roman"/>
-          <w:lang w:eastAsia="pt-PT"/>
-        </w:rPr>
-        <w:t>.</w:t>
-      </w:r>
-    </w:p>
-    <w:p>
-      <w:pPr>
-        <w:spacing w:after="120" w:line="360" w:lineRule="auto"/>
-        <w:jc w:val="both"/>
-        <w:rPr>
-          <w:rFonts w:ascii="Times New Roman" w:eastAsia="Times New Roman" w:hAnsi="Times New Roman" w:cs="Times New Roman"/>
-          <w:lang w:eastAsia="pt-PT"/>
-        </w:rPr>
-      </w:pPr>
-      <w:r>
-        <w:rPr>
-          <w:rFonts w:ascii="Times New Roman" w:eastAsia="Times New Roman" w:hAnsi="Times New Roman" w:cs="Times New Roman"/>
-          <w:lang w:eastAsia="pt-PT"/>
-        </w:rPr>
-        <w:t xml:space="preserve">Um aspeto determinante para a aplicação eficiente do BIM ao projeto de subestações reside na constituição de famílias de equipamentos. A modelação destas instalações exige a criação de uma biblioteca de objetos paramétricos que representem os equipamentos elétricos — transformadores, disjuntores, </w:t>
-      </w:r>
-      <w:r>
-        <w:rPr>
-          <w:rFonts w:ascii="Times New Roman" w:eastAsia="Times New Roman" w:hAnsi="Times New Roman" w:cs="Times New Roman"/>
-          <w:lang w:eastAsia="pt-PT"/>
-        </w:rPr>
-        <w:t>barramentos</w:t>
-      </w:r>
-      <w:r>
-        <w:rPr>
-          <w:rFonts w:ascii="Times New Roman" w:eastAsia="Times New Roman" w:hAnsi="Times New Roman" w:cs="Times New Roman"/>
-          <w:lang w:eastAsia="pt-PT"/>
-        </w:rPr>
-        <w:t xml:space="preserve">, entre outros — reutilizáveis entre diferentes projetos </w:t>
-      </w:r>
-      <w:r>
-        <w:rPr>
-          <w:rFonts w:ascii="Times New Roman" w:eastAsia="Times New Roman" w:hAnsi="Times New Roman" w:cs="Times New Roman"/>
-          <w:highlight w:val="yellow"/>
-          <w:lang w:eastAsia="pt-PT"/>
-        </w:rPr>
-        <w:t>[Du &amp; Min, 2025]</w:t>
-      </w:r>
-      <w:r>
-        <w:rPr>
-          <w:rFonts w:ascii="Times New Roman" w:eastAsia="Times New Roman" w:hAnsi="Times New Roman" w:cs="Times New Roman"/>
-          <w:lang w:eastAsia="pt-PT"/>
-        </w:rPr>
-        <w:t>. A organização destes componentes numa biblioteca estruturada permite acelerar significativamente a modelação e assegurar a coerência entre projetos. A constituição desta biblioteca exige, contudo, um esforço inicial considerável, sobretudo pela necessidade de associar a cada objeto a informação técnica que caracteriza o equipamento, tarefa cuja complexidade é acrescida pelas limitações dos parâmetros nativos das ferramentas de modelação</w:t>
-      </w:r>
-      <w:r>
-        <w:rPr>
-          <w:rFonts w:ascii="Times New Roman" w:eastAsia="Times New Roman" w:hAnsi="Times New Roman" w:cs="Times New Roman"/>
-          <w:shd w:val="clear" w:color="auto" w:fill="FFFF00"/>
-          <w:lang w:eastAsia="pt-PT"/>
-        </w:rPr>
-        <w:t xml:space="preserve"> </w:t>
-      </w:r>
-      <w:r>
-        <w:rPr>
-          <w:rFonts w:ascii="Times New Roman" w:eastAsia="Times New Roman" w:hAnsi="Times New Roman" w:cs="Times New Roman"/>
-          <w:highlight w:val="yellow"/>
-          <w:shd w:val="clear" w:color="auto" w:fill="FFFF00"/>
-          <w:lang w:eastAsia="pt-PT"/>
-        </w:rPr>
-        <w:t>[</w:t>
-      </w:r>
-      <w:r>
-        <w:rPr>
-          <w:rFonts w:ascii="Times New Roman" w:eastAsia="Times New Roman" w:hAnsi="Times New Roman" w:cs="Times New Roman"/>
-          <w:highlight w:val="yellow"/>
-          <w:lang w:eastAsia="pt-PT"/>
-        </w:rPr>
-        <w:t xml:space="preserve">Shi </w:t>
-      </w:r>
+        <w:t>et</w:t>
+      </w:r>
+      <w:proofErr w:type="spellEnd"/>
       <w:r>
         <w:rPr>
           <w:rFonts w:ascii="Times New Roman" w:eastAsia="Times New Roman" w:hAnsi="Times New Roman" w:cs="Times New Roman"/>
@@ -7442,7 +8056,392 @@
           <w:highlight w:val="yellow"/>
           <w:lang w:eastAsia="pt-PT"/>
         </w:rPr>
-        <w:t>et al</w:t>
+        <w:t xml:space="preserve"> al.</w:t>
+      </w:r>
+      <w:r>
+        <w:rPr>
+          <w:rFonts w:ascii="Times New Roman" w:eastAsia="Times New Roman" w:hAnsi="Times New Roman" w:cs="Times New Roman"/>
+          <w:highlight w:val="yellow"/>
+          <w:lang w:eastAsia="pt-PT"/>
+        </w:rPr>
+        <w:t>, 2016]</w:t>
+      </w:r>
+      <w:r>
+        <w:rPr>
+          <w:rFonts w:ascii="Times New Roman" w:eastAsia="Times New Roman" w:hAnsi="Times New Roman" w:cs="Times New Roman"/>
+          <w:lang w:eastAsia="pt-PT"/>
+        </w:rPr>
+        <w:t xml:space="preserve">. </w:t>
+      </w:r>
+      <w:r>
+        <w:rPr>
+          <w:rFonts w:ascii="Times New Roman" w:eastAsia="Times New Roman" w:hAnsi="Times New Roman" w:cs="Times New Roman"/>
+          <w:lang w:eastAsia="pt-PT"/>
+        </w:rPr>
+        <w:t>Esta funcionalidade encontra-se estreitamente associada à deteção de colisões (</w:t>
+      </w:r>
+      <w:proofErr w:type="spellStart"/>
+      <w:r>
+        <w:rPr>
+          <w:rFonts w:ascii="Times New Roman" w:eastAsia="Times New Roman" w:hAnsi="Times New Roman" w:cs="Times New Roman"/>
+          <w:i/>
+          <w:iCs/>
+          <w:lang w:eastAsia="pt-PT"/>
+        </w:rPr>
+        <w:t>collision</w:t>
+      </w:r>
+      <w:proofErr w:type="spellEnd"/>
+      <w:r>
+        <w:rPr>
+          <w:rFonts w:ascii="Times New Roman" w:eastAsia="Times New Roman" w:hAnsi="Times New Roman" w:cs="Times New Roman"/>
+          <w:i/>
+          <w:iCs/>
+          <w:lang w:eastAsia="pt-PT"/>
+        </w:rPr>
+        <w:t xml:space="preserve"> </w:t>
+      </w:r>
+      <w:proofErr w:type="spellStart"/>
+      <w:r>
+        <w:rPr>
+          <w:rFonts w:ascii="Times New Roman" w:eastAsia="Times New Roman" w:hAnsi="Times New Roman" w:cs="Times New Roman"/>
+          <w:i/>
+          <w:iCs/>
+          <w:lang w:eastAsia="pt-PT"/>
+        </w:rPr>
+        <w:t>detection</w:t>
+      </w:r>
+      <w:proofErr w:type="spellEnd"/>
+      <w:r>
+        <w:rPr>
+          <w:rFonts w:ascii="Times New Roman" w:eastAsia="Times New Roman" w:hAnsi="Times New Roman" w:cs="Times New Roman"/>
+          <w:lang w:eastAsia="pt-PT"/>
+        </w:rPr>
+        <w:t xml:space="preserve">), que permite identificar, ainda em ambiente virtual, as interferências espaciais entre os diversos componentes do modelo, </w:t>
+      </w:r>
+      <w:r>
+        <w:rPr>
+          <w:rFonts w:ascii="Times New Roman" w:eastAsia="Times New Roman" w:hAnsi="Times New Roman" w:cs="Times New Roman"/>
+          <w:lang w:eastAsia="pt-PT"/>
+        </w:rPr>
+        <w:t>não omitindo</w:t>
+      </w:r>
+      <w:r>
+        <w:rPr>
+          <w:rFonts w:ascii="Times New Roman" w:eastAsia="Times New Roman" w:hAnsi="Times New Roman" w:cs="Times New Roman"/>
+          <w:lang w:eastAsia="pt-PT"/>
+        </w:rPr>
+        <w:t xml:space="preserve"> conflitos que, no método tradicional a duas dimensões, apenas seriam detetados durante a </w:t>
+      </w:r>
+      <w:r>
+        <w:rPr>
+          <w:rFonts w:ascii="Times New Roman" w:eastAsia="Times New Roman" w:hAnsi="Times New Roman" w:cs="Times New Roman"/>
+          <w:lang w:eastAsia="pt-PT"/>
+        </w:rPr>
+        <w:lastRenderedPageBreak/>
+        <w:t xml:space="preserve">construção </w:t>
+      </w:r>
+      <w:r>
+        <w:rPr>
+          <w:rFonts w:ascii="Times New Roman" w:eastAsia="Times New Roman" w:hAnsi="Times New Roman" w:cs="Times New Roman"/>
+          <w:highlight w:val="yellow"/>
+          <w:lang w:eastAsia="pt-PT"/>
+        </w:rPr>
+        <w:t>[</w:t>
+      </w:r>
+      <w:proofErr w:type="spellStart"/>
+      <w:r>
+        <w:rPr>
+          <w:rFonts w:ascii="Times New Roman" w:eastAsia="Times New Roman" w:hAnsi="Times New Roman" w:cs="Times New Roman"/>
+          <w:highlight w:val="yellow"/>
+          <w:lang w:eastAsia="pt-PT"/>
+        </w:rPr>
+        <w:t>Du</w:t>
+      </w:r>
+      <w:proofErr w:type="spellEnd"/>
+      <w:r>
+        <w:rPr>
+          <w:rFonts w:ascii="Times New Roman" w:eastAsia="Times New Roman" w:hAnsi="Times New Roman" w:cs="Times New Roman"/>
+          <w:highlight w:val="yellow"/>
+          <w:lang w:eastAsia="pt-PT"/>
+        </w:rPr>
+        <w:t xml:space="preserve"> &amp; Min, 2025]</w:t>
+      </w:r>
+      <w:r>
+        <w:rPr>
+          <w:rFonts w:ascii="Times New Roman" w:eastAsia="Times New Roman" w:hAnsi="Times New Roman" w:cs="Times New Roman"/>
+          <w:lang w:eastAsia="pt-PT"/>
+        </w:rPr>
+        <w:t>. Esta deteção antecipada</w:t>
+      </w:r>
+      <w:r>
+        <w:rPr>
+          <w:rFonts w:ascii="Times New Roman" w:eastAsia="Times New Roman" w:hAnsi="Times New Roman" w:cs="Times New Roman"/>
+          <w:lang w:eastAsia="pt-PT"/>
+        </w:rPr>
+        <w:t xml:space="preserve"> de conflitos, realizada ainda na fase de projeto e antes da construção, reduz significativamente os erros que, no método tradicional, apenas seriam identificados em obra, com os custos e atrasos associados.</w:t>
+      </w:r>
+    </w:p>
+    <w:p>
+      <w:pPr>
+        <w:spacing w:after="120" w:line="360" w:lineRule="auto"/>
+        <w:jc w:val="both"/>
+        <w:rPr>
+          <w:rFonts w:ascii="Times New Roman" w:eastAsia="Times New Roman" w:hAnsi="Times New Roman" w:cs="Times New Roman"/>
+          <w:lang w:eastAsia="pt-PT"/>
+        </w:rPr>
+      </w:pPr>
+      <w:r>
+        <w:rPr>
+          <w:rFonts w:ascii="Times New Roman" w:eastAsia="Times New Roman" w:hAnsi="Times New Roman" w:cs="Times New Roman"/>
+          <w:lang w:eastAsia="pt-PT"/>
+        </w:rPr>
+        <w:t xml:space="preserve">Uma terceira vantagem prende-se com a produção da documentação técnica e das peças desenhadas. Num fluxo de trabalho BIM, os conjuntos de desenhos de cada especialidade são gerados e impressos diretamente a partir do modelo, refletindo de forma fiel o conteúdo do mesmo. Por se encontrarem todos os intervenientes a trabalhar a partir da mesma fonte de informação, a metodologia apresenta ainda um potencial considerável para a normalização dos projetos e para a uniformização da documentação produzida </w:t>
+      </w:r>
+      <w:r>
+        <w:rPr>
+          <w:rFonts w:ascii="Times New Roman" w:eastAsia="Times New Roman" w:hAnsi="Times New Roman" w:cs="Times New Roman"/>
+          <w:highlight w:val="yellow"/>
+          <w:lang w:eastAsia="pt-PT"/>
+        </w:rPr>
+        <w:t>[Redmond, 2022]</w:t>
+      </w:r>
+      <w:r>
+        <w:rPr>
+          <w:rFonts w:ascii="Times New Roman" w:eastAsia="Times New Roman" w:hAnsi="Times New Roman" w:cs="Times New Roman"/>
+          <w:lang w:eastAsia="pt-PT"/>
+        </w:rPr>
+        <w:t xml:space="preserve">. A documentação final apresenta elevada qualidade, na medida em que decorre diretamente de um modelo que contém a totalidade dos elementos e detalhes da subestação </w:t>
+      </w:r>
+      <w:r>
+        <w:rPr>
+          <w:rFonts w:ascii="Times New Roman" w:eastAsia="Times New Roman" w:hAnsi="Times New Roman" w:cs="Times New Roman"/>
+          <w:highlight w:val="yellow"/>
+          <w:lang w:eastAsia="pt-PT"/>
+        </w:rPr>
+        <w:t>[</w:t>
+      </w:r>
+      <w:proofErr w:type="spellStart"/>
+      <w:r>
+        <w:rPr>
+          <w:rFonts w:ascii="Times New Roman" w:eastAsia="Times New Roman" w:hAnsi="Times New Roman" w:cs="Times New Roman"/>
+          <w:highlight w:val="yellow"/>
+          <w:lang w:eastAsia="pt-PT"/>
+        </w:rPr>
+        <w:t>Kokorus</w:t>
+      </w:r>
+      <w:proofErr w:type="spellEnd"/>
+      <w:r>
+        <w:rPr>
+          <w:rFonts w:ascii="Times New Roman" w:eastAsia="Times New Roman" w:hAnsi="Times New Roman" w:cs="Times New Roman"/>
+          <w:highlight w:val="yellow"/>
+          <w:lang w:eastAsia="pt-PT"/>
+        </w:rPr>
+        <w:t xml:space="preserve"> </w:t>
+      </w:r>
+      <w:proofErr w:type="spellStart"/>
+      <w:r>
+        <w:rPr>
+          <w:rFonts w:ascii="Times New Roman" w:eastAsia="Times New Roman" w:hAnsi="Times New Roman" w:cs="Times New Roman"/>
+          <w:i/>
+          <w:iCs/>
+          <w:highlight w:val="yellow"/>
+          <w:lang w:eastAsia="pt-PT"/>
+        </w:rPr>
+        <w:t>et</w:t>
+      </w:r>
+      <w:proofErr w:type="spellEnd"/>
+      <w:r>
+        <w:rPr>
+          <w:rFonts w:ascii="Times New Roman" w:eastAsia="Times New Roman" w:hAnsi="Times New Roman" w:cs="Times New Roman"/>
+          <w:i/>
+          <w:iCs/>
+          <w:highlight w:val="yellow"/>
+          <w:lang w:eastAsia="pt-PT"/>
+        </w:rPr>
+        <w:t xml:space="preserve"> al.</w:t>
+      </w:r>
+      <w:r>
+        <w:rPr>
+          <w:rFonts w:ascii="Times New Roman" w:eastAsia="Times New Roman" w:hAnsi="Times New Roman" w:cs="Times New Roman"/>
+          <w:highlight w:val="yellow"/>
+          <w:lang w:eastAsia="pt-PT"/>
+        </w:rPr>
+        <w:t>, 2016]</w:t>
+      </w:r>
+      <w:r>
+        <w:rPr>
+          <w:rFonts w:ascii="Times New Roman" w:eastAsia="Times New Roman" w:hAnsi="Times New Roman" w:cs="Times New Roman"/>
+          <w:lang w:eastAsia="pt-PT"/>
+        </w:rPr>
+        <w:t>.</w:t>
+      </w:r>
+    </w:p>
+    <w:p>
+      <w:pPr>
+        <w:spacing w:after="120" w:line="360" w:lineRule="auto"/>
+        <w:jc w:val="both"/>
+        <w:rPr>
+          <w:rFonts w:ascii="Times New Roman" w:eastAsia="Times New Roman" w:hAnsi="Times New Roman" w:cs="Times New Roman"/>
+          <w:lang w:eastAsia="pt-PT"/>
+        </w:rPr>
+      </w:pPr>
+      <w:r>
+        <w:rPr>
+          <w:rFonts w:ascii="Times New Roman" w:eastAsia="Times New Roman" w:hAnsi="Times New Roman" w:cs="Times New Roman"/>
+          <w:lang w:eastAsia="pt-PT"/>
+        </w:rPr>
+        <w:t xml:space="preserve">Por fim, importa salientar que estas vantagens se refletem numa redução global do tempo e dos custos de projeto, pois a centralização da informação e a propagação automática das alterações permitem que as equipas de engenharia sejam mais compactas, existindo assim menor probabilidade de erro, traduzindo-se numa diminuição direta dos custos de engenharia </w:t>
+      </w:r>
+      <w:r>
+        <w:rPr>
+          <w:rFonts w:ascii="Times New Roman" w:eastAsia="Times New Roman" w:hAnsi="Times New Roman" w:cs="Times New Roman"/>
+          <w:highlight w:val="yellow"/>
+          <w:lang w:eastAsia="pt-PT"/>
+        </w:rPr>
+        <w:t>[Redmond, 2022]</w:t>
+      </w:r>
+      <w:r>
+        <w:rPr>
+          <w:rFonts w:ascii="Times New Roman" w:eastAsia="Times New Roman" w:hAnsi="Times New Roman" w:cs="Times New Roman"/>
+          <w:lang w:eastAsia="pt-PT"/>
+        </w:rPr>
+        <w:t xml:space="preserve">. A possibilidade de visualizar a totalidade da subestação antes da sua construção constitui, assim, um valor acrescentado para todas as entidades envolvidas no processo, sendo a modelação tridimensional apontada como uma tendência consolidada no futuro dos serviços de engenharia </w:t>
+      </w:r>
+      <w:r>
+        <w:rPr>
+          <w:rFonts w:ascii="Times New Roman" w:eastAsia="Times New Roman" w:hAnsi="Times New Roman" w:cs="Times New Roman"/>
+          <w:highlight w:val="yellow"/>
+          <w:lang w:eastAsia="pt-PT"/>
+        </w:rPr>
+        <w:t>[Redmond, 2022]</w:t>
+      </w:r>
+      <w:r>
+        <w:rPr>
+          <w:rFonts w:ascii="Times New Roman" w:eastAsia="Times New Roman" w:hAnsi="Times New Roman" w:cs="Times New Roman"/>
+          <w:lang w:eastAsia="pt-PT"/>
+        </w:rPr>
+        <w:t>.</w:t>
+      </w:r>
+    </w:p>
+    <w:p>
+      <w:pPr>
+        <w:spacing w:after="120" w:line="360" w:lineRule="auto"/>
+        <w:jc w:val="both"/>
+        <w:rPr>
+          <w:rFonts w:ascii="Times New Roman" w:eastAsia="Times New Roman" w:hAnsi="Times New Roman" w:cs="Times New Roman"/>
+          <w:lang w:eastAsia="pt-PT"/>
+        </w:rPr>
+      </w:pPr>
+      <w:r>
+        <w:rPr>
+          <w:rFonts w:ascii="Times New Roman" w:eastAsia="Times New Roman" w:hAnsi="Times New Roman" w:cs="Times New Roman"/>
+          <w:lang w:eastAsia="pt-PT"/>
+        </w:rPr>
+        <w:t xml:space="preserve">Um aspeto determinante para a aplicação eficiente do BIM ao projeto de subestações reside na constituição de famílias de equipamentos. A modelação destas instalações exige a criação de uma biblioteca de objetos paramétricos que representem os equipamentos elétricos — transformadores, disjuntores, </w:t>
+      </w:r>
+      <w:r>
+        <w:rPr>
+          <w:rFonts w:ascii="Times New Roman" w:eastAsia="Times New Roman" w:hAnsi="Times New Roman" w:cs="Times New Roman"/>
+          <w:lang w:eastAsia="pt-PT"/>
+        </w:rPr>
+        <w:t>barramentos</w:t>
+      </w:r>
+      <w:r>
+        <w:rPr>
+          <w:rFonts w:ascii="Times New Roman" w:eastAsia="Times New Roman" w:hAnsi="Times New Roman" w:cs="Times New Roman"/>
+          <w:lang w:eastAsia="pt-PT"/>
+        </w:rPr>
+        <w:t xml:space="preserve">, entre outros — reutilizáveis entre diferentes projetos </w:t>
+      </w:r>
+      <w:r>
+        <w:rPr>
+          <w:rFonts w:ascii="Times New Roman" w:eastAsia="Times New Roman" w:hAnsi="Times New Roman" w:cs="Times New Roman"/>
+          <w:highlight w:val="yellow"/>
+          <w:lang w:eastAsia="pt-PT"/>
+        </w:rPr>
+        <w:t>[</w:t>
+      </w:r>
+      <w:proofErr w:type="spellStart"/>
+      <w:r>
+        <w:rPr>
+          <w:rFonts w:ascii="Times New Roman" w:eastAsia="Times New Roman" w:hAnsi="Times New Roman" w:cs="Times New Roman"/>
+          <w:highlight w:val="yellow"/>
+          <w:lang w:eastAsia="pt-PT"/>
+        </w:rPr>
+        <w:t>Du</w:t>
+      </w:r>
+      <w:proofErr w:type="spellEnd"/>
+      <w:r>
+        <w:rPr>
+          <w:rFonts w:ascii="Times New Roman" w:eastAsia="Times New Roman" w:hAnsi="Times New Roman" w:cs="Times New Roman"/>
+          <w:highlight w:val="yellow"/>
+          <w:lang w:eastAsia="pt-PT"/>
+        </w:rPr>
+        <w:t xml:space="preserve"> &amp; Min, 2025]</w:t>
+      </w:r>
+      <w:r>
+        <w:rPr>
+          <w:rFonts w:ascii="Times New Roman" w:eastAsia="Times New Roman" w:hAnsi="Times New Roman" w:cs="Times New Roman"/>
+          <w:lang w:eastAsia="pt-PT"/>
+        </w:rPr>
+        <w:t>. A organização destes componentes numa biblioteca estruturada permite acelerar significativamente a modelação e assegurar a coerência entre projetos. A constituição desta biblioteca exige, contudo, um esforço inicial considerável, sobretudo pela necessidade de associar a cada objeto a informação técnica que caracteriza o equipamento, tarefa cuja complexidade é acrescida pelas limitações dos parâmetros nativos das ferramentas de modelação</w:t>
+      </w:r>
+      <w:r>
+        <w:rPr>
+          <w:rFonts w:ascii="Times New Roman" w:eastAsia="Times New Roman" w:hAnsi="Times New Roman" w:cs="Times New Roman"/>
+          <w:shd w:val="clear" w:color="auto" w:fill="FFFF00"/>
+          <w:lang w:eastAsia="pt-PT"/>
+        </w:rPr>
+        <w:t xml:space="preserve"> </w:t>
+      </w:r>
+      <w:r>
+        <w:rPr>
+          <w:rFonts w:ascii="Times New Roman" w:eastAsia="Times New Roman" w:hAnsi="Times New Roman" w:cs="Times New Roman"/>
+          <w:highlight w:val="yellow"/>
+          <w:shd w:val="clear" w:color="auto" w:fill="FFFF00"/>
+          <w:lang w:eastAsia="pt-PT"/>
+        </w:rPr>
+        <w:t>[</w:t>
+      </w:r>
+      <w:proofErr w:type="spellStart"/>
+      <w:r>
+        <w:rPr>
+          <w:rFonts w:ascii="Times New Roman" w:eastAsia="Times New Roman" w:hAnsi="Times New Roman" w:cs="Times New Roman"/>
+          <w:highlight w:val="yellow"/>
+          <w:lang w:eastAsia="pt-PT"/>
+        </w:rPr>
+        <w:t>Shi</w:t>
+      </w:r>
+      <w:proofErr w:type="spellEnd"/>
+      <w:r>
+        <w:rPr>
+          <w:rFonts w:ascii="Times New Roman" w:eastAsia="Times New Roman" w:hAnsi="Times New Roman" w:cs="Times New Roman"/>
+          <w:highlight w:val="yellow"/>
+          <w:lang w:eastAsia="pt-PT"/>
+        </w:rPr>
+        <w:t xml:space="preserve"> </w:t>
+      </w:r>
+      <w:proofErr w:type="spellStart"/>
+      <w:r>
+        <w:rPr>
+          <w:rFonts w:ascii="Times New Roman" w:eastAsia="Times New Roman" w:hAnsi="Times New Roman" w:cs="Times New Roman"/>
+          <w:i/>
+          <w:iCs/>
+          <w:highlight w:val="yellow"/>
+          <w:lang w:eastAsia="pt-PT"/>
+        </w:rPr>
+        <w:t>et</w:t>
+      </w:r>
+      <w:proofErr w:type="spellEnd"/>
+      <w:r>
+        <w:rPr>
+          <w:rFonts w:ascii="Times New Roman" w:eastAsia="Times New Roman" w:hAnsi="Times New Roman" w:cs="Times New Roman"/>
+          <w:i/>
+          <w:iCs/>
+          <w:highlight w:val="yellow"/>
+          <w:lang w:eastAsia="pt-PT"/>
+        </w:rPr>
+        <w:t xml:space="preserve"> al</w:t>
       </w:r>
       <w:r>
         <w:rPr>
@@ -7488,10 +8487,10 @@
           <w:i/>
           <w:iCs/>
           <w:color w:val="7F7F7F"/>
-          <w:lang w:eastAsia="pt-PT"/>
-        </w:rPr>
-        <w:lastRenderedPageBreak/>
-        <w:t>[Figura sugerida: imagem de verificação de distâncias / deteção de conflitos sobre o modelo 3D — Kokorus et al., 2016, Fig. 11, ou render de subestação modelada — Redmond, 2022, Fig. 2]</w:t>
+          <w:highlight w:val="green"/>
+          <w:lang w:eastAsia="pt-PT"/>
+        </w:rPr>
+        <w:t>deteção de conflitos sobre o modelo 3D</w:t>
       </w:r>
     </w:p>
     <w:p>
@@ -7519,13 +8518,16 @@
           <w:color w:val="auto"/>
         </w:rPr>
       </w:pPr>
+      <w:bookmarkStart w:id="35" w:name="_Toc232130731"/>
       <w:r>
         <w:rPr>
           <w:rFonts w:ascii="Times New Roman" w:hAnsi="Times New Roman" w:cs="Times New Roman"/>
           <w:color w:val="auto"/>
         </w:rPr>
+        <w:lastRenderedPageBreak/>
         <w:t>Normas e regulamentação aplicável</w:t>
       </w:r>
+      <w:bookmarkEnd w:id="35"/>
     </w:p>
     <w:p>
       <w:pPr>
@@ -7598,7 +8600,23 @@
           <w:rFonts w:ascii="Times New Roman" w:eastAsia="Times New Roman" w:hAnsi="Times New Roman" w:cs="Times New Roman"/>
           <w:lang w:eastAsia="pt-PT"/>
         </w:rPr>
-        <w:t xml:space="preserve">Outras normas internacionais complementam este enquadramento. A série IEC 60076 estabelece os requisitos relativos aos transformadores de potência, abrangendo as suas características construtivas e de ensaio, ao passo que a série IEC 60099 trata dos descarregadores de sobretensões, definindo os critérios de seleção e aplicação destes equipamentos de proteção. No que respeita aos sistemas de terra, a norma IEEE Std. 80 constitui uma referência amplamente reconhecida, ao fornecer orientações para o dimensionamento das redes de terra de subestações, com o objetivo de limitar as tensões de passo e de contacto a valores não perigosos para as pessoas </w:t>
+        <w:t xml:space="preserve">Outras normas internacionais complementam este enquadramento. A série IEC 60076 estabelece os requisitos relativos aos transformadores de potência, abrangendo as suas características construtivas e de ensaio, ao passo que a série IEC 60099 trata dos descarregadores de sobretensões, definindo os critérios de seleção e aplicação destes equipamentos de proteção. No que respeita aos sistemas de terra, a norma IEEE </w:t>
+      </w:r>
+      <w:proofErr w:type="spellStart"/>
+      <w:r>
+        <w:rPr>
+          <w:rFonts w:ascii="Times New Roman" w:eastAsia="Times New Roman" w:hAnsi="Times New Roman" w:cs="Times New Roman"/>
+          <w:lang w:eastAsia="pt-PT"/>
+        </w:rPr>
+        <w:t>Std</w:t>
+      </w:r>
+      <w:proofErr w:type="spellEnd"/>
+      <w:r>
+        <w:rPr>
+          <w:rFonts w:ascii="Times New Roman" w:eastAsia="Times New Roman" w:hAnsi="Times New Roman" w:cs="Times New Roman"/>
+          <w:lang w:eastAsia="pt-PT"/>
+        </w:rPr>
+        <w:t xml:space="preserve">. 80 constitui uma referência amplamente reconhecida, ao fornecer orientações para o dimensionamento das redes de terra de subestações, com o objetivo de limitar as tensões de passo e de contacto a valores não perigosos para as pessoas </w:t>
       </w:r>
       <w:r>
         <w:rPr>
@@ -7638,16 +8656,9 @@
           <w:rFonts w:ascii="Times New Roman" w:eastAsia="Times New Roman" w:hAnsi="Times New Roman" w:cs="Times New Roman"/>
           <w:lang w:eastAsia="pt-PT"/>
         </w:rPr>
-        <w:t xml:space="preserve">. Este regulamento fixa as condições técnicas a que devem obedecer o estabelecimento e a exploração das instalações elétricas em causa, com vista à proteção </w:t>
-      </w:r>
-      <w:r>
-        <w:rPr>
-          <w:rFonts w:ascii="Times New Roman" w:eastAsia="Times New Roman" w:hAnsi="Times New Roman" w:cs="Times New Roman"/>
-          <w:lang w:eastAsia="pt-PT"/>
-        </w:rPr>
-        <w:lastRenderedPageBreak/>
-        <w:t xml:space="preserve">de pessoas e bens e à salvaguarda dos interesses coletivos. No âmbito de projetos desenvolvidos para o mercado do Reino Unido, como sucede nos trabalhos realizados para a </w:t>
-      </w:r>
+        <w:t xml:space="preserve">. Este regulamento fixa as condições técnicas a que devem obedecer o estabelecimento e a exploração das instalações elétricas em causa, com vista à proteção de pessoas e bens e à salvaguarda dos interesses coletivos. No âmbito de projetos desenvolvidos para o mercado do Reino Unido, como sucede nos trabalhos realizados para a </w:t>
+      </w:r>
+      <w:proofErr w:type="spellStart"/>
       <w:r>
         <w:rPr>
           <w:rFonts w:ascii="Times New Roman" w:eastAsia="Times New Roman" w:hAnsi="Times New Roman" w:cs="Times New Roman"/>
@@ -7655,7 +8666,57 @@
           <w:iCs/>
           <w:lang w:eastAsia="pt-PT"/>
         </w:rPr>
-        <w:t xml:space="preserve">Scottish and Southern Electricity Networks </w:t>
+        <w:t>Scottish</w:t>
+      </w:r>
+      <w:proofErr w:type="spellEnd"/>
+      <w:r>
+        <w:rPr>
+          <w:rFonts w:ascii="Times New Roman" w:eastAsia="Times New Roman" w:hAnsi="Times New Roman" w:cs="Times New Roman"/>
+          <w:i/>
+          <w:iCs/>
+          <w:lang w:eastAsia="pt-PT"/>
+        </w:rPr>
+        <w:t xml:space="preserve"> </w:t>
+      </w:r>
+      <w:proofErr w:type="spellStart"/>
+      <w:r>
+        <w:rPr>
+          <w:rFonts w:ascii="Times New Roman" w:eastAsia="Times New Roman" w:hAnsi="Times New Roman" w:cs="Times New Roman"/>
+          <w:i/>
+          <w:iCs/>
+          <w:lang w:eastAsia="pt-PT"/>
+        </w:rPr>
+        <w:t>and</w:t>
+      </w:r>
+      <w:proofErr w:type="spellEnd"/>
+      <w:r>
+        <w:rPr>
+          <w:rFonts w:ascii="Times New Roman" w:eastAsia="Times New Roman" w:hAnsi="Times New Roman" w:cs="Times New Roman"/>
+          <w:i/>
+          <w:iCs/>
+          <w:lang w:eastAsia="pt-PT"/>
+        </w:rPr>
+        <w:t xml:space="preserve"> Southern </w:t>
+      </w:r>
+      <w:proofErr w:type="spellStart"/>
+      <w:r>
+        <w:rPr>
+          <w:rFonts w:ascii="Times New Roman" w:eastAsia="Times New Roman" w:hAnsi="Times New Roman" w:cs="Times New Roman"/>
+          <w:i/>
+          <w:iCs/>
+          <w:lang w:eastAsia="pt-PT"/>
+        </w:rPr>
+        <w:t>Electricity</w:t>
+      </w:r>
+      <w:proofErr w:type="spellEnd"/>
+      <w:r>
+        <w:rPr>
+          <w:rFonts w:ascii="Times New Roman" w:eastAsia="Times New Roman" w:hAnsi="Times New Roman" w:cs="Times New Roman"/>
+          <w:i/>
+          <w:iCs/>
+          <w:lang w:eastAsia="pt-PT"/>
+        </w:rPr>
+        <w:t xml:space="preserve"> Networks </w:t>
       </w:r>
       <w:r>
         <w:rPr>
@@ -7679,6 +8740,7 @@
           <w:rFonts w:ascii="Times New Roman" w:eastAsia="Times New Roman" w:hAnsi="Times New Roman" w:cs="Times New Roman"/>
           <w:lang w:eastAsia="pt-PT"/>
         </w:rPr>
+        <w:lastRenderedPageBreak/>
         <w:t xml:space="preserve">Importa ainda salientar que a utilização do hexafluoreto de enxofre (SF6), apesar de constituir o gás isolante predominante em aparelhagem de média e alta tensão devido às suas excelentes propriedades dielétricas, possui um potencial de aquecimento global muito elevado, na ordem de várias dezenas de milhares de vezes superior ao do dióxido de carbono, bem como um tempo de permanência na atmosfera de vários milhares de anos </w:t>
       </w:r>
       <w:r>
@@ -7794,7 +8856,7 @@
           <w:lang w:eastAsia="pt-PT"/>
         </w:rPr>
       </w:pPr>
-      <w:bookmarkStart w:id="34" w:name="_Toc232125130"/>
+      <w:bookmarkStart w:id="36" w:name="_Toc232130732"/>
       <w:r>
         <w:rPr>
           <w:rFonts w:ascii="Times New Roman" w:eastAsia="Times New Roman" w:hAnsi="Times New Roman" w:cs="Times New Roman"/>
@@ -7879,7 +8941,7 @@
         </w:rPr>
         <w:t>REVIT</w:t>
       </w:r>
-      <w:bookmarkEnd w:id="34"/>
+      <w:bookmarkEnd w:id="36"/>
     </w:p>
     <w:p>
       <w:pPr>
@@ -7896,7 +8958,7 @@
           <w:color w:val="auto"/>
         </w:rPr>
       </w:pPr>
-      <w:bookmarkStart w:id="35" w:name="_Toc232125131"/>
+      <w:bookmarkStart w:id="37" w:name="_Toc232130733"/>
       <w:r>
         <w:rPr>
           <w:rFonts w:ascii="Times New Roman" w:hAnsi="Times New Roman" w:cs="Times New Roman"/>
@@ -7904,7 +8966,7 @@
         </w:rPr>
         <w:t>Introdução à ferramenta e primeiros desafios</w:t>
       </w:r>
-      <w:bookmarkEnd w:id="35"/>
+      <w:bookmarkEnd w:id="37"/>
     </w:p>
     <w:p>
       <w:pPr>
@@ -7934,7 +8996,39 @@
           <w:rFonts w:ascii="Times New Roman" w:eastAsia="Times New Roman" w:hAnsi="Times New Roman" w:cs="Times New Roman"/>
           <w:lang w:eastAsia="pt-PT"/>
         </w:rPr>
-        <w:t xml:space="preserve"> Revit ocorreu numa fase inicial do estágio, sem qualquer experiência prévia de utilização do programa. Antes de iniciar a modelação tridimensional, procedeu-se a um aperfeiçoamento dos conhecimentos de AutoCAD, </w:t>
+        <w:t xml:space="preserve"> </w:t>
+      </w:r>
+      <w:proofErr w:type="spellStart"/>
+      <w:r>
+        <w:rPr>
+          <w:rFonts w:ascii="Times New Roman" w:eastAsia="Times New Roman" w:hAnsi="Times New Roman" w:cs="Times New Roman"/>
+          <w:lang w:eastAsia="pt-PT"/>
+        </w:rPr>
+        <w:t>Revit</w:t>
+      </w:r>
+      <w:proofErr w:type="spellEnd"/>
+      <w:r>
+        <w:rPr>
+          <w:rFonts w:ascii="Times New Roman" w:eastAsia="Times New Roman" w:hAnsi="Times New Roman" w:cs="Times New Roman"/>
+          <w:lang w:eastAsia="pt-PT"/>
+        </w:rPr>
+        <w:t xml:space="preserve"> ocorreu numa fase inicial do estágio, sem qualquer experiência prévia de utilização do programa. Antes de iniciar a modelação tridimensional, procedeu-se a um aperfeiçoamento dos conhecimentos de </w:t>
+      </w:r>
+      <w:proofErr w:type="spellStart"/>
+      <w:r>
+        <w:rPr>
+          <w:rFonts w:ascii="Times New Roman" w:eastAsia="Times New Roman" w:hAnsi="Times New Roman" w:cs="Times New Roman"/>
+          <w:lang w:eastAsia="pt-PT"/>
+        </w:rPr>
+        <w:t>AutoCAD</w:t>
+      </w:r>
+      <w:proofErr w:type="spellEnd"/>
+      <w:r>
+        <w:rPr>
+          <w:rFonts w:ascii="Times New Roman" w:eastAsia="Times New Roman" w:hAnsi="Times New Roman" w:cs="Times New Roman"/>
+          <w:lang w:eastAsia="pt-PT"/>
+        </w:rPr>
+        <w:t xml:space="preserve">, </w:t>
       </w:r>
       <w:r>
         <w:rPr>
@@ -7964,6 +9058,7 @@
         </w:rPr>
         <w:t xml:space="preserve">proveniente do </w:t>
       </w:r>
+      <w:proofErr w:type="spellStart"/>
       <w:proofErr w:type="gramStart"/>
       <w:r>
         <w:rPr>
@@ -7979,6 +9074,7 @@
         </w:rPr>
         <w:t>mas</w:t>
       </w:r>
+      <w:proofErr w:type="spellEnd"/>
       <w:proofErr w:type="gramEnd"/>
       <w:r>
         <w:rPr>
@@ -7999,15 +9095,7 @@
           <w:rFonts w:ascii="Times New Roman" w:eastAsia="Times New Roman" w:hAnsi="Times New Roman" w:cs="Times New Roman"/>
           <w:lang w:eastAsia="pt-PT"/>
         </w:rPr>
-        <w:t xml:space="preserve"> </w:t>
-      </w:r>
-      <w:r>
-        <w:rPr>
-          <w:rFonts w:ascii="Times New Roman" w:eastAsia="Times New Roman" w:hAnsi="Times New Roman" w:cs="Times New Roman"/>
-          <w:lang w:eastAsia="pt-PT"/>
-        </w:rPr>
-        <w:lastRenderedPageBreak/>
-        <w:t>do estágio. Este passo revelou-se importante, na medida em que o desenho bidimensional constitui a base sobre a qual assenta grande parte da modelação tridimensional.</w:t>
+        <w:t xml:space="preserve"> do estágio. Este passo revelou-se importante, na medida em que o desenho bidimensional constitui a base sobre a qual assenta grande parte da modelação tridimensional.</w:t>
       </w:r>
     </w:p>
     <w:p>
@@ -8024,8 +9112,33 @@
           <w:rFonts w:ascii="Times New Roman" w:eastAsia="Times New Roman" w:hAnsi="Times New Roman" w:cs="Times New Roman"/>
           <w:lang w:eastAsia="pt-PT"/>
         </w:rPr>
-        <w:t>A aprendizagem inicial do Revit foi orientada por uma colega da equipa, que, numa primeira sessão, demonstrou os princípios fundamentais da ferramenta. Foram introduzidos os conceitos essenciais de modelação, nomeadamente a criação de uma família e a construção de um objeto simples, recorrendo a operações básicas como a linha de referência (</w:t>
-      </w:r>
+        <w:t xml:space="preserve">A aprendizagem inicial do </w:t>
+      </w:r>
+      <w:proofErr w:type="spellStart"/>
+      <w:r>
+        <w:rPr>
+          <w:rFonts w:ascii="Times New Roman" w:eastAsia="Times New Roman" w:hAnsi="Times New Roman" w:cs="Times New Roman"/>
+          <w:lang w:eastAsia="pt-PT"/>
+        </w:rPr>
+        <w:t>Revit</w:t>
+      </w:r>
+      <w:proofErr w:type="spellEnd"/>
+      <w:r>
+        <w:rPr>
+          <w:rFonts w:ascii="Times New Roman" w:eastAsia="Times New Roman" w:hAnsi="Times New Roman" w:cs="Times New Roman"/>
+          <w:lang w:eastAsia="pt-PT"/>
+        </w:rPr>
+        <w:t xml:space="preserve"> foi orientada por uma colega da equipa, que, numa primeira sessão, demonstrou os princípios fundamentais da ferramenta. Foram introduzidos os conceitos essenciais de modelação, nomeadamente a criação de uma família e a construção de um objeto </w:t>
+      </w:r>
+      <w:r>
+        <w:rPr>
+          <w:rFonts w:ascii="Times New Roman" w:eastAsia="Times New Roman" w:hAnsi="Times New Roman" w:cs="Times New Roman"/>
+          <w:lang w:eastAsia="pt-PT"/>
+        </w:rPr>
+        <w:lastRenderedPageBreak/>
+        <w:t>simples, recorrendo a operações básicas como a linha de referência (</w:t>
+      </w:r>
+      <w:proofErr w:type="spellStart"/>
       <w:r>
         <w:rPr>
           <w:rFonts w:ascii="Times New Roman" w:eastAsia="Times New Roman" w:hAnsi="Times New Roman" w:cs="Times New Roman"/>
@@ -8035,6 +9148,7 @@
         </w:rPr>
         <w:t>line</w:t>
       </w:r>
+      <w:proofErr w:type="spellEnd"/>
       <w:r>
         <w:rPr>
           <w:rFonts w:ascii="Times New Roman" w:eastAsia="Times New Roman" w:hAnsi="Times New Roman" w:cs="Times New Roman"/>
@@ -8042,6 +9156,7 @@
         </w:rPr>
         <w:t>), a extrusão (</w:t>
       </w:r>
+      <w:proofErr w:type="spellStart"/>
       <w:r>
         <w:rPr>
           <w:rFonts w:ascii="Times New Roman" w:eastAsia="Times New Roman" w:hAnsi="Times New Roman" w:cs="Times New Roman"/>
@@ -8051,6 +9166,7 @@
         </w:rPr>
         <w:t>extrusion</w:t>
       </w:r>
+      <w:proofErr w:type="spellEnd"/>
       <w:r>
         <w:rPr>
           <w:rFonts w:ascii="Times New Roman" w:eastAsia="Times New Roman" w:hAnsi="Times New Roman" w:cs="Times New Roman"/>
@@ -8058,6 +9174,7 @@
         </w:rPr>
         <w:t>) e o vazio (</w:t>
       </w:r>
+      <w:proofErr w:type="spellStart"/>
       <w:r>
         <w:rPr>
           <w:rFonts w:ascii="Times New Roman" w:eastAsia="Times New Roman" w:hAnsi="Times New Roman" w:cs="Times New Roman"/>
@@ -8067,13 +9184,23 @@
         </w:rPr>
         <w:t>void</w:t>
       </w:r>
-      <w:r>
-        <w:rPr>
-          <w:rFonts w:ascii="Times New Roman" w:eastAsia="Times New Roman" w:hAnsi="Times New Roman" w:cs="Times New Roman"/>
-          <w:lang w:eastAsia="pt-PT"/>
-        </w:rPr>
-        <w:t>). Compreendeu-se, desde logo, que a construção de geometrias tridimensionais no Revit</w:t>
-      </w:r>
+      <w:proofErr w:type="spellEnd"/>
+      <w:r>
+        <w:rPr>
+          <w:rFonts w:ascii="Times New Roman" w:eastAsia="Times New Roman" w:hAnsi="Times New Roman" w:cs="Times New Roman"/>
+          <w:lang w:eastAsia="pt-PT"/>
+        </w:rPr>
+        <w:t xml:space="preserve">). Compreendeu-se, desde logo, que a construção de geometrias tridimensionais no </w:t>
+      </w:r>
+      <w:proofErr w:type="spellStart"/>
+      <w:r>
+        <w:rPr>
+          <w:rFonts w:ascii="Times New Roman" w:eastAsia="Times New Roman" w:hAnsi="Times New Roman" w:cs="Times New Roman"/>
+          <w:lang w:eastAsia="pt-PT"/>
+        </w:rPr>
+        <w:t>Revit</w:t>
+      </w:r>
+      <w:proofErr w:type="spellEnd"/>
       <w:r>
         <w:rPr>
           <w:rFonts w:ascii="Times New Roman" w:eastAsia="Times New Roman" w:hAnsi="Times New Roman" w:cs="Times New Roman"/>
@@ -8148,7 +9275,23 @@
           <w:rFonts w:ascii="Times New Roman" w:eastAsia="Times New Roman" w:hAnsi="Times New Roman" w:cs="Times New Roman"/>
           <w:lang w:eastAsia="pt-PT"/>
         </w:rPr>
-        <w:t>Entre as dificuldades iniciais sentidas, destaca-se a compreensão da lógica de funcionamento do próprio programa, que se revela exigente quanto às operações que permite executar. O Revit sinaliza, através de mensagens de erro, as situações em que existem constrangimentos geométricos ou operações que não podem ser concretizadas, o que, numa fase inicial, exige adaptação por parte do utilizador. Uma das dificuldades de resolução mais imediata prendeu-se com a distinção entre os conceitos fundamentais da ferramenta, designadamente o de família e o de modelo, cuja compreensão plena, contudo, apenas se consolidou com a prática diária e continuada.</w:t>
+        <w:t xml:space="preserve">Entre as dificuldades iniciais sentidas, destaca-se a compreensão da lógica de funcionamento do próprio programa, que se revela exigente quanto às operações que permite executar. O </w:t>
+      </w:r>
+      <w:proofErr w:type="spellStart"/>
+      <w:r>
+        <w:rPr>
+          <w:rFonts w:ascii="Times New Roman" w:eastAsia="Times New Roman" w:hAnsi="Times New Roman" w:cs="Times New Roman"/>
+          <w:lang w:eastAsia="pt-PT"/>
+        </w:rPr>
+        <w:t>Revit</w:t>
+      </w:r>
+      <w:proofErr w:type="spellEnd"/>
+      <w:r>
+        <w:rPr>
+          <w:rFonts w:ascii="Times New Roman" w:eastAsia="Times New Roman" w:hAnsi="Times New Roman" w:cs="Times New Roman"/>
+          <w:lang w:eastAsia="pt-PT"/>
+        </w:rPr>
+        <w:t xml:space="preserve"> sinaliza, através de mensagens de erro, as situações em que existem constrangimentos geométricos ou operações que não podem ser concretizadas, o que, numa fase inicial, exige adaptação por parte do utilizador. Uma das dificuldades de resolução mais imediata prendeu-se com a distinção entre os conceitos fundamentais da ferramenta, designadamente o de família e o de modelo, cuja compreensão plena, contudo, apenas se consolidou com a prática diária e continuada.</w:t>
       </w:r>
     </w:p>
     <w:p>
@@ -8166,7 +9309,7 @@
           <w:color w:val="auto"/>
         </w:rPr>
       </w:pPr>
-      <w:bookmarkStart w:id="36" w:name="_Toc232125132"/>
+      <w:bookmarkStart w:id="38" w:name="_Toc232130734"/>
       <w:r>
         <w:rPr>
           <w:rFonts w:ascii="Times New Roman" w:hAnsi="Times New Roman" w:cs="Times New Roman"/>
@@ -8216,7 +9359,7 @@
         </w:rPr>
         <w:t>ubestações AT/MT</w:t>
       </w:r>
-      <w:bookmarkEnd w:id="36"/>
+      <w:bookmarkEnd w:id="38"/>
     </w:p>
     <w:p>
       <w:pPr>
@@ -8229,7 +9372,21 @@
         <w:rPr>
           <w:rFonts w:ascii="Times New Roman" w:hAnsi="Times New Roman" w:cs="Times New Roman"/>
         </w:rPr>
-        <w:t>"Escreve em português europeu, estilo impessoal, académico, justificado, sem listas. Tema: conceito de família no Revit, processo de criação e parametrização de famílias de componentes para subestações AT/MT (elementos civis como muros e edifícios, eletrotécnicos como transformadores e quadros MT, eletromecânicos como disjuntores e seccionadores), e desafios encontrados na modelação fiel a fichas técnicas de fabricantes</w:t>
+        <w:t xml:space="preserve">"Escreve em português europeu, estilo impessoal, académico, justificado, sem listas. Tema: conceito de família no </w:t>
+      </w:r>
+      <w:proofErr w:type="spellStart"/>
+      <w:r>
+        <w:rPr>
+          <w:rFonts w:ascii="Times New Roman" w:hAnsi="Times New Roman" w:cs="Times New Roman"/>
+        </w:rPr>
+        <w:t>Revit</w:t>
+      </w:r>
+      <w:proofErr w:type="spellEnd"/>
+      <w:r>
+        <w:rPr>
+          <w:rFonts w:ascii="Times New Roman" w:hAnsi="Times New Roman" w:cs="Times New Roman"/>
+        </w:rPr>
+        <w:t>, processo de criação e parametrização de famílias de componentes para subestações AT/MT (elementos civis como muros e edifícios, eletrotécnicos como transformadores e quadros MT, eletromecânicos como disjuntores e seccionadores), e desafios encontrados na modelação fiel a fichas técnicas de fabricantes</w:t>
       </w:r>
       <w:r>
         <w:rPr>
@@ -8259,13 +9416,12 @@
           <w:color w:val="auto"/>
         </w:rPr>
       </w:pPr>
-      <w:bookmarkStart w:id="37" w:name="_Toc232125133"/>
+      <w:bookmarkStart w:id="39" w:name="_Toc232130735"/>
       <w:r>
         <w:rPr>
           <w:rFonts w:ascii="Times New Roman" w:hAnsi="Times New Roman" w:cs="Times New Roman"/>
           <w:color w:val="auto"/>
         </w:rPr>
-        <w:lastRenderedPageBreak/>
         <w:t>Modelação</w:t>
       </w:r>
       <w:r>
@@ -8282,7 +9438,60 @@
         </w:rPr>
         <w:t>de subestações</w:t>
       </w:r>
-      <w:bookmarkEnd w:id="37"/>
+      <w:bookmarkEnd w:id="39"/>
+    </w:p>
+    <w:p>
+      <w:pPr>
+        <w:rPr>
+          <w:rFonts w:ascii="Times New Roman" w:hAnsi="Times New Roman" w:cs="Times New Roman"/>
+          <w:highlight w:val="yellow"/>
+        </w:rPr>
+      </w:pPr>
+      <w:r>
+        <w:rPr>
+          <w:rFonts w:ascii="Times New Roman" w:hAnsi="Times New Roman" w:cs="Times New Roman"/>
+        </w:rPr>
+        <w:t>"</w:t>
+      </w:r>
+      <w:r>
+        <w:rPr>
+          <w:rFonts w:ascii="Times New Roman" w:hAnsi="Times New Roman" w:cs="Times New Roman"/>
+          <w:highlight w:val="yellow"/>
+        </w:rPr>
+        <w:t xml:space="preserve">Escreve em português europeu, estilo impessoal, académico, justificado, sem listas. Tema: metodologia de modelação 3D de subestações AT/MT em </w:t>
+      </w:r>
+      <w:proofErr w:type="spellStart"/>
+      <w:r>
+        <w:rPr>
+          <w:rFonts w:ascii="Times New Roman" w:hAnsi="Times New Roman" w:cs="Times New Roman"/>
+          <w:highlight w:val="yellow"/>
+        </w:rPr>
+        <w:t>Revit</w:t>
+      </w:r>
+      <w:proofErr w:type="spellEnd"/>
+      <w:r>
+        <w:rPr>
+          <w:rFonts w:ascii="Times New Roman" w:hAnsi="Times New Roman" w:cs="Times New Roman"/>
+          <w:highlight w:val="yellow"/>
+        </w:rPr>
+        <w:t xml:space="preserve"> — interpretação de esquemas unifilares e documentação técnica como ponto de partida, organização do modelo por disciplinas (civil, primário AT, primário MT), posicionamento de equipamentos e respeito por distâncias de segurança regulamentares (IEC 61936-1). Referências: [IEC 61936-1, 2021], [Bolotinha, 2019a</w:t>
+      </w:r>
+      <w:proofErr w:type="gramStart"/>
+      <w:r>
+        <w:rPr>
+          <w:rFonts w:ascii="Times New Roman" w:hAnsi="Times New Roman" w:cs="Times New Roman"/>
+          <w:highlight w:val="yellow"/>
+        </w:rPr>
+        <w:t>] ,</w:t>
+      </w:r>
+      <w:proofErr w:type="gramEnd"/>
+      <w:r>
+        <w:rPr>
+          <w:rFonts w:ascii="Times New Roman" w:hAnsi="Times New Roman" w:cs="Times New Roman"/>
+          <w:highlight w:val="yellow"/>
+        </w:rPr>
+        <w:t xml:space="preserve"> faz me perguntas caso precises!"</w:t>
+      </w:r>
     </w:p>
     <w:p>
       <w:pPr>
@@ -8299,7 +9508,7 @@
           <w:color w:val="auto"/>
         </w:rPr>
       </w:pPr>
-      <w:bookmarkStart w:id="38" w:name="_Toc232125134"/>
+      <w:bookmarkStart w:id="40" w:name="_Toc232130736"/>
       <w:r>
         <w:rPr>
           <w:rFonts w:ascii="Times New Roman" w:hAnsi="Times New Roman" w:cs="Times New Roman"/>
@@ -8307,7 +9516,7 @@
         </w:rPr>
         <w:t>Projetar subestação</w:t>
       </w:r>
-      <w:bookmarkEnd w:id="38"/>
+      <w:bookmarkEnd w:id="40"/>
       <w:r>
         <w:rPr>
           <w:rFonts w:ascii="Times New Roman" w:hAnsi="Times New Roman" w:cs="Times New Roman"/>
@@ -8327,7 +9536,28 @@
         <w:rPr>
           <w:rFonts w:ascii="Times New Roman" w:hAnsi="Times New Roman" w:cs="Times New Roman"/>
         </w:rPr>
-        <w:t>"Escreve em português europeu, estilo impessoal, académico, justificado, sem listas. Tema: metodologia de modelação 3D de subestações AT/MT em Revit — interpretação de esquemas unifilares e documentação técnica como ponto de partida, organização do modelo por disciplinas (civil, primário AT, primário MT), posicionamento de equipamentos e respeito por distâncias de segurança regulamentares (IEC 61936-1). Referências: [IEC 61936-1, 2021], [Bolotinha, 2019a</w:t>
+        <w:t xml:space="preserve">"Escreve em português europeu, estilo impessoal, académico, justificado, sem listas. Tema: metodologia de modelação 3D de subestações AT/MT em </w:t>
+      </w:r>
+      <w:proofErr w:type="spellStart"/>
+      <w:r>
+        <w:rPr>
+          <w:rFonts w:ascii="Times New Roman" w:hAnsi="Times New Roman" w:cs="Times New Roman"/>
+        </w:rPr>
+        <w:t>Revit</w:t>
+      </w:r>
+      <w:proofErr w:type="spellEnd"/>
+      <w:r>
+        <w:rPr>
+          <w:rFonts w:ascii="Times New Roman" w:hAnsi="Times New Roman" w:cs="Times New Roman"/>
+        </w:rPr>
+        <w:t xml:space="preserve"> — interpretação de esquemas </w:t>
+      </w:r>
+      <w:r>
+        <w:rPr>
+          <w:rFonts w:ascii="Times New Roman" w:hAnsi="Times New Roman" w:cs="Times New Roman"/>
+        </w:rPr>
+        <w:lastRenderedPageBreak/>
+        <w:t>unifilares e documentação técnica como ponto de partida, organização do modelo por disciplinas (civil, primário AT, primário MT), posicionamento de equipamentos e respeito por distâncias de segurança regulamentares (IEC 61936-1). Referências: [IEC 61936-1, 2021], [Bolotinha, 2019a</w:t>
       </w:r>
       <w:proofErr w:type="gramStart"/>
       <w:r>
@@ -8377,7 +9607,7 @@
           <w:color w:val="auto"/>
         </w:rPr>
       </w:pPr>
-      <w:bookmarkStart w:id="39" w:name="_Toc232125135"/>
+      <w:bookmarkStart w:id="41" w:name="_Toc232130737"/>
       <w:r>
         <w:rPr>
           <w:rFonts w:ascii="Times New Roman" w:hAnsi="Times New Roman" w:cs="Times New Roman"/>
@@ -8441,7 +9671,7 @@
         </w:rPr>
         <w:t>rojeto</w:t>
       </w:r>
-      <w:bookmarkEnd w:id="39"/>
+      <w:bookmarkEnd w:id="41"/>
     </w:p>
     <w:p>
       <w:pPr>
@@ -8454,7 +9684,35 @@
         <w:rPr>
           <w:rFonts w:ascii="Times New Roman" w:hAnsi="Times New Roman" w:cs="Times New Roman"/>
         </w:rPr>
-        <w:t>"Escreve em português europeu, estilo impessoal, académico, justificado, sem listas. Tema: processo de revisão de modelos Revit em contexto real de projeto — incorporação de comentários de clientes internacionais (ex: SSEN), ajustes decorrentes de ensaios e estudos técnicos, gestão de versões e comunicação técnica em inglês</w:t>
+        <w:t xml:space="preserve">"Escreve em português europeu, estilo impessoal, académico, justificado, sem listas. Tema: processo de revisão de modelos </w:t>
+      </w:r>
+      <w:proofErr w:type="spellStart"/>
+      <w:r>
+        <w:rPr>
+          <w:rFonts w:ascii="Times New Roman" w:hAnsi="Times New Roman" w:cs="Times New Roman"/>
+        </w:rPr>
+        <w:t>Revit</w:t>
+      </w:r>
+      <w:proofErr w:type="spellEnd"/>
+      <w:r>
+        <w:rPr>
+          <w:rFonts w:ascii="Times New Roman" w:hAnsi="Times New Roman" w:cs="Times New Roman"/>
+        </w:rPr>
+        <w:t xml:space="preserve"> em contexto real de projeto — incorporação de comentários de clientes internacionais (</w:t>
+      </w:r>
+      <w:proofErr w:type="spellStart"/>
+      <w:r>
+        <w:rPr>
+          <w:rFonts w:ascii="Times New Roman" w:hAnsi="Times New Roman" w:cs="Times New Roman"/>
+        </w:rPr>
+        <w:t>ex</w:t>
+      </w:r>
+      <w:proofErr w:type="spellEnd"/>
+      <w:r>
+        <w:rPr>
+          <w:rFonts w:ascii="Times New Roman" w:hAnsi="Times New Roman" w:cs="Times New Roman"/>
+        </w:rPr>
+        <w:t>: SSEN), ajustes decorrentes de ensaios e estudos técnicos, gestão de versões e comunicação técnica em inglês</w:t>
       </w:r>
       <w:r>
         <w:rPr>
@@ -8484,7 +9742,7 @@
           <w:color w:val="auto"/>
         </w:rPr>
       </w:pPr>
-      <w:bookmarkStart w:id="40" w:name="_Toc232125136"/>
+      <w:bookmarkStart w:id="42" w:name="_Toc232130738"/>
       <w:r>
         <w:rPr>
           <w:rFonts w:ascii="Times New Roman" w:hAnsi="Times New Roman" w:cs="Times New Roman"/>
@@ -8569,7 +9827,7 @@
         </w:rPr>
         <w:t>levações</w:t>
       </w:r>
-      <w:bookmarkEnd w:id="40"/>
+      <w:bookmarkEnd w:id="42"/>
     </w:p>
     <w:p>
       <w:pPr>
@@ -8582,7 +9840,21 @@
         <w:rPr>
           <w:rFonts w:ascii="Times New Roman" w:hAnsi="Times New Roman" w:cs="Times New Roman"/>
         </w:rPr>
-        <w:t>"Escreve em português europeu, estilo impessoal, académico, justificado, sem listas. Tema: geração de plantas, cortes e elevações a partir dos modelos Revit para integração nas peças desenhadas do projeto de execução — configuração de vistas, escalas, anotações, legendas e exportação para formato compatível com entrega ao cliente</w:t>
+        <w:t xml:space="preserve">"Escreve em português europeu, estilo impessoal, académico, justificado, sem listas. Tema: geração de plantas, cortes e elevações a partir dos modelos </w:t>
+      </w:r>
+      <w:proofErr w:type="spellStart"/>
+      <w:r>
+        <w:rPr>
+          <w:rFonts w:ascii="Times New Roman" w:hAnsi="Times New Roman" w:cs="Times New Roman"/>
+        </w:rPr>
+        <w:t>Revit</w:t>
+      </w:r>
+      <w:proofErr w:type="spellEnd"/>
+      <w:r>
+        <w:rPr>
+          <w:rFonts w:ascii="Times New Roman" w:hAnsi="Times New Roman" w:cs="Times New Roman"/>
+        </w:rPr>
+        <w:t xml:space="preserve"> para integração nas peças desenhadas do projeto de execução — configuração de vistas, escalas, anotações, legendas e exportação para formato compatível com entrega ao cliente</w:t>
       </w:r>
       <w:r>
         <w:rPr>
@@ -8612,7 +9884,7 @@
           <w:color w:val="auto"/>
         </w:rPr>
       </w:pPr>
-      <w:bookmarkStart w:id="41" w:name="_Toc232125137"/>
+      <w:bookmarkStart w:id="43" w:name="_Toc232130739"/>
       <w:r>
         <w:rPr>
           <w:rFonts w:ascii="Times New Roman" w:hAnsi="Times New Roman" w:cs="Times New Roman"/>
@@ -8620,7 +9892,7 @@
         </w:rPr>
         <w:t>Progressão da autonomia ao longo do estágio</w:t>
       </w:r>
-      <w:bookmarkEnd w:id="41"/>
+      <w:bookmarkEnd w:id="43"/>
     </w:p>
     <w:p>
       <w:pPr>
@@ -8662,7 +9934,7 @@
           <w:szCs w:val="28"/>
         </w:rPr>
       </w:pPr>
-      <w:bookmarkStart w:id="42" w:name="_Toc232125138"/>
+      <w:bookmarkStart w:id="44" w:name="_Toc232130740"/>
       <w:r>
         <w:rPr>
           <w:sz w:val="28"/>
@@ -8684,7 +9956,7 @@
         </w:rPr>
         <w:t>omplementares</w:t>
       </w:r>
-      <w:bookmarkEnd w:id="42"/>
+      <w:bookmarkEnd w:id="44"/>
     </w:p>
     <w:p>
       <w:pPr>
@@ -8701,7 +9973,7 @@
           <w:color w:val="auto"/>
         </w:rPr>
       </w:pPr>
-      <w:bookmarkStart w:id="43" w:name="_Toc232125139"/>
+      <w:bookmarkStart w:id="45" w:name="_Toc232130741"/>
       <w:r>
         <w:rPr>
           <w:rFonts w:ascii="Times New Roman" w:hAnsi="Times New Roman" w:cs="Times New Roman"/>
@@ -8709,7 +9981,7 @@
         </w:rPr>
         <w:t>Interpretação de diagramas unifilares</w:t>
       </w:r>
-      <w:bookmarkEnd w:id="43"/>
+      <w:bookmarkEnd w:id="45"/>
     </w:p>
     <w:p>
       <w:pPr>
@@ -8722,7 +9994,21 @@
         <w:rPr>
           <w:rFonts w:ascii="Times New Roman" w:hAnsi="Times New Roman" w:cs="Times New Roman"/>
         </w:rPr>
-        <w:t>"Escreve em português europeu, estilo impessoal, académico, justificado, sem listas. Tema: leitura e interpretação de esquemas unifilares de subestações AT/MT como base de trabalho para a modelação 3D em Revit — informação extraída (equipamentos, ligações, configuração de barramento), simbologia normalizada e relação entre o esquema unifilar e o modelo tridimensional</w:t>
+        <w:t xml:space="preserve">"Escreve em português europeu, estilo impessoal, académico, justificado, sem listas. Tema: leitura e interpretação de esquemas unifilares de subestações AT/MT como base de trabalho para a modelação 3D em </w:t>
+      </w:r>
+      <w:proofErr w:type="spellStart"/>
+      <w:r>
+        <w:rPr>
+          <w:rFonts w:ascii="Times New Roman" w:hAnsi="Times New Roman" w:cs="Times New Roman"/>
+        </w:rPr>
+        <w:t>Revit</w:t>
+      </w:r>
+      <w:proofErr w:type="spellEnd"/>
+      <w:r>
+        <w:rPr>
+          <w:rFonts w:ascii="Times New Roman" w:hAnsi="Times New Roman" w:cs="Times New Roman"/>
+        </w:rPr>
+        <w:t xml:space="preserve"> — informação extraída (equipamentos, ligações, configuração de barramento), simbologia normalizada e relação entre o esquema unifilar e o modelo tridimensional</w:t>
       </w:r>
       <w:r>
         <w:rPr>
@@ -8752,7 +10038,7 @@
           <w:color w:val="auto"/>
         </w:rPr>
       </w:pPr>
-      <w:bookmarkStart w:id="44" w:name="_Toc232125140"/>
+      <w:bookmarkStart w:id="46" w:name="_Toc232130742"/>
       <w:r>
         <w:rPr>
           <w:rFonts w:ascii="Times New Roman" w:hAnsi="Times New Roman" w:cs="Times New Roman"/>
@@ -8837,7 +10123,7 @@
         </w:rPr>
         <w:t>rojeto</w:t>
       </w:r>
-      <w:bookmarkEnd w:id="44"/>
+      <w:bookmarkEnd w:id="46"/>
     </w:p>
     <w:p>
       <w:pPr>
@@ -8862,15 +10148,16 @@
         <w:rPr>
           <w:rFonts w:ascii="Times New Roman" w:hAnsi="Times New Roman" w:cs="Times New Roman"/>
         </w:rPr>
-        <w:t xml:space="preserve">em português europeu, estilo impessoal, académico, justificado, sem listas. Tema: análise e revisão de documentação técnica externa ao modelo — especificações técnicas, fichas de equipamentos de fabricantes, desenhos de referência e relatórios de ensaio — e de que forma </w:t>
-      </w:r>
-      <w:r>
-        <w:rPr>
-          <w:rFonts w:ascii="Times New Roman" w:hAnsi="Times New Roman" w:cs="Times New Roman"/>
-        </w:rPr>
-        <w:lastRenderedPageBreak/>
-        <w:t>esta documentação condicionou decisões de modelação em Revit</w:t>
-      </w:r>
+        <w:t xml:space="preserve">em português europeu, estilo impessoal, académico, justificado, sem listas. Tema: análise e revisão de documentação técnica externa ao modelo — especificações técnicas, fichas de equipamentos de fabricantes, desenhos de referência e relatórios de ensaio — e de que forma esta documentação condicionou decisões de modelação em </w:t>
+      </w:r>
+      <w:proofErr w:type="spellStart"/>
+      <w:r>
+        <w:rPr>
+          <w:rFonts w:ascii="Times New Roman" w:hAnsi="Times New Roman" w:cs="Times New Roman"/>
+        </w:rPr>
+        <w:t>Revit</w:t>
+      </w:r>
+      <w:proofErr w:type="spellEnd"/>
       <w:r>
         <w:rPr>
           <w:rFonts w:ascii="Times New Roman" w:hAnsi="Times New Roman" w:cs="Times New Roman"/>
@@ -8899,7 +10186,7 @@
           <w:color w:val="auto"/>
         </w:rPr>
       </w:pPr>
-      <w:bookmarkStart w:id="45" w:name="_Toc232125141"/>
+      <w:bookmarkStart w:id="47" w:name="_Toc232130743"/>
       <w:r>
         <w:rPr>
           <w:rFonts w:ascii="Times New Roman" w:hAnsi="Times New Roman" w:cs="Times New Roman"/>
@@ -8907,7 +10194,7 @@
         </w:rPr>
         <w:t>Seleção de equipamentos com base em especificações de fornecedores</w:t>
       </w:r>
-      <w:bookmarkEnd w:id="45"/>
+      <w:bookmarkEnd w:id="47"/>
     </w:p>
     <w:p>
       <w:pPr>
@@ -8920,7 +10207,28 @@
         <w:rPr>
           <w:rFonts w:ascii="Times New Roman" w:hAnsi="Times New Roman" w:cs="Times New Roman"/>
         </w:rPr>
-        <w:t>"Escreve em português europeu, estilo impessoal, académico, justificado, sem listas. Tema: processo de seleção de equipamentos primários de subestações AT/MT — consulta de fichas técnicas de fabricantes, validação face às especificações do cliente (ex: SSEN) e critérios técnicos aplicados (tensão nominal, corrente de curto-circuito, grau de proteção IP</w:t>
+        <w:t xml:space="preserve">"Escreve em português europeu, estilo impessoal, académico, justificado, sem listas. Tema: processo de seleção de equipamentos primários de subestações AT/MT — consulta de fichas </w:t>
+      </w:r>
+      <w:r>
+        <w:rPr>
+          <w:rFonts w:ascii="Times New Roman" w:hAnsi="Times New Roman" w:cs="Times New Roman"/>
+        </w:rPr>
+        <w:lastRenderedPageBreak/>
+        <w:t>técnicas de fabricantes, validação face às especificações do cliente (</w:t>
+      </w:r>
+      <w:proofErr w:type="spellStart"/>
+      <w:r>
+        <w:rPr>
+          <w:rFonts w:ascii="Times New Roman" w:hAnsi="Times New Roman" w:cs="Times New Roman"/>
+        </w:rPr>
+        <w:t>ex</w:t>
+      </w:r>
+      <w:proofErr w:type="spellEnd"/>
+      <w:r>
+        <w:rPr>
+          <w:rFonts w:ascii="Times New Roman" w:hAnsi="Times New Roman" w:cs="Times New Roman"/>
+        </w:rPr>
+        <w:t>: SSEN) e critérios técnicos aplicados (tensão nominal, corrente de curto-circuito, grau de proteção IP</w:t>
       </w:r>
       <w:proofErr w:type="gramStart"/>
       <w:r>
@@ -8969,10 +10277,10 @@
           <w:szCs w:val="28"/>
         </w:rPr>
       </w:pPr>
-      <w:bookmarkStart w:id="46" w:name="_Toc76320115"/>
-      <w:bookmarkStart w:id="47" w:name="_Toc76320155"/>
-      <w:bookmarkStart w:id="48" w:name="_Toc76320183"/>
-      <w:bookmarkStart w:id="49" w:name="_Toc232125142"/>
+      <w:bookmarkStart w:id="48" w:name="_Toc76320115"/>
+      <w:bookmarkStart w:id="49" w:name="_Toc76320155"/>
+      <w:bookmarkStart w:id="50" w:name="_Toc76320183"/>
+      <w:bookmarkStart w:id="51" w:name="_Toc232130744"/>
       <w:r>
         <w:rPr>
           <w:sz w:val="28"/>
@@ -8980,10 +10288,10 @@
         </w:rPr>
         <w:t>Conclusões</w:t>
       </w:r>
-      <w:bookmarkEnd w:id="46"/>
-      <w:bookmarkEnd w:id="47"/>
       <w:bookmarkEnd w:id="48"/>
       <w:bookmarkEnd w:id="49"/>
+      <w:bookmarkEnd w:id="50"/>
+      <w:bookmarkEnd w:id="51"/>
     </w:p>
     <w:p>
       <w:pPr>
@@ -9025,7 +10333,21 @@
         <w:rPr>
           <w:lang w:eastAsia="pt-PT"/>
         </w:rPr>
-        <w:t>"Escreve em português europeu, estilo impessoal, académico, justificado, sem listas. Tema: comentário geral sobre o estágio na SISINT — objetivos alcançados, principais tarefas desenvolvidas (modelação 3D de subestações AT/MT em Revit, criação de famílias, produção de documentação técnica), e aspetos mais relevantes da aprendizagem adquirida. Referir o carácter multidisciplinar da empresa</w:t>
+        <w:t xml:space="preserve">"Escreve em português europeu, estilo impessoal, académico, justificado, sem listas. Tema: comentário geral sobre o estágio na SISINT — objetivos alcançados, principais tarefas desenvolvidas (modelação 3D de subestações AT/MT em </w:t>
+      </w:r>
+      <w:proofErr w:type="spellStart"/>
+      <w:r>
+        <w:rPr>
+          <w:lang w:eastAsia="pt-PT"/>
+        </w:rPr>
+        <w:t>Revit</w:t>
+      </w:r>
+      <w:proofErr w:type="spellEnd"/>
+      <w:r>
+        <w:rPr>
+          <w:lang w:eastAsia="pt-PT"/>
+        </w:rPr>
+        <w:t>, criação de famílias, produção de documentação técnica), e aspetos mais relevantes da aprendizagem adquirida. Referir o carácter multidisciplinar da empresa</w:t>
       </w:r>
       <w:r>
         <w:rPr>
@@ -9201,14 +10523,30 @@
         <w:rPr>
           <w:lang w:eastAsia="pt-PT"/>
         </w:rPr>
-        <w:t xml:space="preserve">O estágio na SISINT permitiu não só consolidar e aplicar conhecimentos adquiridos ao longo da licenciatura, como também desenvolver competências práticas em ferramentas e metodologias pouco abordadas no percurso académico, nomeadamente na modelação tridimensional em Revit e no projeto de subestações de alta tensão. O contacto com uma empresa de </w:t>
-      </w:r>
+        <w:t xml:space="preserve">O estágio na SISINT permitiu não só consolidar e aplicar conhecimentos adquiridos ao longo da licenciatura, como também desenvolver competências práticas em ferramentas e metodologias pouco abordadas no percurso académico, nomeadamente na modelação tridimensional em </w:t>
+      </w:r>
+      <w:proofErr w:type="spellStart"/>
+      <w:r>
+        <w:rPr>
+          <w:lang w:eastAsia="pt-PT"/>
+        </w:rPr>
+        <w:t>Revit</w:t>
+      </w:r>
+      <w:proofErr w:type="spellEnd"/>
+      <w:r>
+        <w:rPr>
+          <w:lang w:eastAsia="pt-PT"/>
+        </w:rPr>
+        <w:t xml:space="preserve"> e no projeto de subestações de alta tensão. O contacto com uma empresa de </w:t>
+      </w:r>
+      <w:proofErr w:type="spellStart"/>
       <w:r>
         <w:rPr>
           <w:lang w:eastAsia="pt-PT"/>
         </w:rPr>
         <w:t>caráter</w:t>
       </w:r>
+      <w:proofErr w:type="spellEnd"/>
       <w:r>
         <w:rPr>
           <w:lang w:eastAsia="pt-PT"/>
@@ -9225,14 +10563,7 @@
         <w:rPr>
           <w:lang w:eastAsia="pt-PT"/>
         </w:rPr>
-        <w:t xml:space="preserve">uma visão integrada do setor elétrico, </w:t>
-      </w:r>
-      <w:r>
-        <w:rPr>
-          <w:lang w:eastAsia="pt-PT"/>
-        </w:rPr>
-        <w:lastRenderedPageBreak/>
-        <w:t>evidenciando a importância da coordenação entre diferentes especialidades para a concretização de projetos de infraestruturas energéticas complexas.</w:t>
+        <w:t>uma visão integrada do setor elétrico, evidenciando a importância da coordenação entre diferentes especialidades para a concretização de projetos de infraestruturas energéticas complexas.</w:t>
       </w:r>
     </w:p>
     <w:p>
@@ -9254,14 +10585,15 @@
           <w:color w:val="FF0000"/>
         </w:rPr>
       </w:pPr>
-      <w:bookmarkStart w:id="50" w:name="_Toc232125143"/>
+      <w:bookmarkStart w:id="52" w:name="_Toc232130745"/>
       <w:r>
         <w:rPr>
           <w:color w:val="FF0000"/>
         </w:rPr>
+        <w:lastRenderedPageBreak/>
         <w:t>ÉPOCA RECURSO</w:t>
       </w:r>
-      <w:bookmarkEnd w:id="50"/>
+      <w:bookmarkEnd w:id="52"/>
     </w:p>
     <w:p>
       <w:pPr>
@@ -9335,9 +10667,9 @@
           <w:lang w:eastAsia="pt-PT"/>
         </w:rPr>
       </w:pPr>
-      <w:bookmarkStart w:id="51" w:name="_Toc76320116"/>
-      <w:bookmarkStart w:id="52" w:name="_Toc76320156"/>
-      <w:bookmarkStart w:id="53" w:name="_Toc76320184"/>
+      <w:bookmarkStart w:id="53" w:name="_Toc76320116"/>
+      <w:bookmarkStart w:id="54" w:name="_Toc76320156"/>
+      <w:bookmarkStart w:id="55" w:name="_Toc76320184"/>
       <w:r>
         <w:rPr>
           <w:sz w:val="28"/>
@@ -9354,7 +10686,7 @@
           <w:szCs w:val="28"/>
         </w:rPr>
       </w:pPr>
-      <w:bookmarkStart w:id="54" w:name="_Toc232125144"/>
+      <w:bookmarkStart w:id="56" w:name="_Toc232130746"/>
       <w:r>
         <w:rPr>
           <w:sz w:val="28"/>
@@ -9363,10 +10695,10 @@
         <w:lastRenderedPageBreak/>
         <w:t>Referências bibliográficas</w:t>
       </w:r>
-      <w:bookmarkEnd w:id="51"/>
-      <w:bookmarkEnd w:id="52"/>
       <w:bookmarkEnd w:id="53"/>
       <w:bookmarkEnd w:id="54"/>
+      <w:bookmarkEnd w:id="55"/>
+      <w:bookmarkEnd w:id="56"/>
     </w:p>
     <w:p>
       <w:r>
@@ -9381,10 +10713,10 @@
           <w:szCs w:val="28"/>
         </w:rPr>
       </w:pPr>
-      <w:bookmarkStart w:id="55" w:name="_Toc76320117"/>
-      <w:bookmarkStart w:id="56" w:name="_Toc76320157"/>
-      <w:bookmarkStart w:id="57" w:name="_Toc76320185"/>
-      <w:bookmarkStart w:id="58" w:name="_Toc232125145"/>
+      <w:bookmarkStart w:id="57" w:name="_Toc76320117"/>
+      <w:bookmarkStart w:id="58" w:name="_Toc76320157"/>
+      <w:bookmarkStart w:id="59" w:name="_Toc76320185"/>
+      <w:bookmarkStart w:id="60" w:name="_Toc232130747"/>
       <w:r>
         <w:rPr>
           <w:sz w:val="28"/>
@@ -9393,10 +10725,10 @@
         <w:lastRenderedPageBreak/>
         <w:t>Anexos</w:t>
       </w:r>
-      <w:bookmarkEnd w:id="55"/>
-      <w:bookmarkEnd w:id="56"/>
       <w:bookmarkEnd w:id="57"/>
       <w:bookmarkEnd w:id="58"/>
+      <w:bookmarkEnd w:id="59"/>
+      <w:bookmarkEnd w:id="60"/>
     </w:p>
     <w:p/>
     <w:p>
@@ -14653,7 +15985,7 @@
   <w:style w:type="paragraph" w:default="1" w:styleId="Normal">
     <w:name w:val="Normal"/>
     <w:qFormat/>
-    <w:rsid w:val="00A6441A"/>
+    <w:rsid w:val="00DB1C16"/>
   </w:style>
   <w:style w:type="paragraph" w:styleId="Ttulo1">
     <w:name w:val="heading 1"/>
@@ -14746,7 +16078,6 @@
   <w:style w:type="character" w:default="1" w:styleId="Tipodeletrapredefinidodopargrafo">
     <w:name w:val="Default Paragraph Font"/>
     <w:uiPriority w:val="1"/>
-    <w:semiHidden/>
     <w:unhideWhenUsed/>
   </w:style>
   <w:style w:type="table" w:default="1" w:styleId="Tabelanormal">
